--- a/editable_docx/01_Письменная_позиция_ответчика.docx
+++ b/editable_docx/01_Письменная_позиция_ответчика.docx
@@ -114,7 +114,7 @@
           <w:color w:val="000000"/>
           <w:sz w:val="25"/>
         </w:rPr>
-        <w:t>I. Недоказанность причинной связи и объёма заявленных повреждений</w:t>
+        <w:t>I. Состав и размер заявленных требований</w:t>
       </w:r>
     </w:p>
     <w:p>
@@ -129,11 +129,881 @@
           <w:color w:val="000000"/>
           <w:sz w:val="22"/>
         </w:rPr>
-        <w:t>Ответчик признаёт факт ДТП 29.10.2023 и признаёт только наличие в первичной фиксации записи «крышка багажника». Ответчик не утверждает, что скрытые повреждения невозможны.</w:t>
-      </w:r>
+        <w:t>Истец заявляет следующие требования:</w:t>
+      </w:r>
+    </w:p>
+    <w:tbl>
+      <w:tblPr>
+        <w:tblW w:type="auto" w:w="0"/>
+        <w:jc w:val="center"/>
+        <w:tblLayout w:type="fixed"/>
+        <w:tblLook w:firstColumn="1" w:firstRow="1" w:lastColumn="0" w:lastRow="0" w:noHBand="0" w:noVBand="1" w:val="04A0"/>
+        <w:tblBorders>
+          <w:top w:val="single" w:sz="4" w:space="0" w:color="D9D9D9"/>
+          <w:left w:val="single" w:sz="4" w:space="0" w:color="D9D9D9"/>
+          <w:bottom w:val="single" w:sz="4" w:space="0" w:color="D9D9D9"/>
+          <w:right w:val="single" w:sz="4" w:space="0" w:color="D9D9D9"/>
+          <w:insideH w:val="single" w:sz="4" w:space="0" w:color="D9D9D9"/>
+          <w:insideV w:val="single" w:sz="4" w:space="0" w:color="D9D9D9"/>
+        </w:tblBorders>
+      </w:tblPr>
+      <w:tblGrid>
+        <w:gridCol w:w="3307"/>
+        <w:gridCol w:w="3307"/>
+        <w:gridCol w:w="3307"/>
+      </w:tblGrid>
+      <w:tr>
+        <w:trPr>
+          <w:cantSplit/>
+          <w:tblHeader w:val="true"/>
+        </w:trPr>
+        <w:tc>
+          <w:tcPr>
+            <w:tcW w:type="dxa" w:w="1928"/>
+            <w:vAlign w:val="center"/>
+            <w:tcMar>
+              <w:top w:w="70" w:type="dxa"/>
+              <w:start w:w="90" w:type="dxa"/>
+              <w:bottom w:w="70" w:type="dxa"/>
+              <w:end w:w="90" w:type="dxa"/>
+            </w:tcMar>
+            <w:shd w:fill="17324D"/>
+          </w:tcPr>
+          <w:p>
+            <w:pPr>
+              <w:spacing w:after="0" w:line="240" w:lineRule="auto"/>
+              <w:jc w:val="center"/>
+            </w:pPr>
+            <w:r>
+              <w:rPr>
+                <w:rFonts w:ascii="Times New Roman" w:hAnsi="Times New Roman" w:cs="Times New Roman" w:eastAsia="Times New Roman"/>
+                <w:b/>
+                <w:i w:val="0"/>
+                <w:color w:val="FFFFFF"/>
+                <w:sz w:val="15"/>
+              </w:rPr>
+              <w:t>Требование</w:t>
+            </w:r>
+          </w:p>
+        </w:tc>
+        <w:tc>
+          <w:tcPr>
+            <w:tcW w:type="dxa" w:w="3742"/>
+            <w:vAlign w:val="center"/>
+            <w:tcMar>
+              <w:top w:w="70" w:type="dxa"/>
+              <w:start w:w="90" w:type="dxa"/>
+              <w:bottom w:w="70" w:type="dxa"/>
+              <w:end w:w="90" w:type="dxa"/>
+            </w:tcMar>
+            <w:shd w:fill="17324D"/>
+          </w:tcPr>
+          <w:p>
+            <w:pPr>
+              <w:spacing w:after="0" w:line="240" w:lineRule="auto"/>
+              <w:jc w:val="center"/>
+            </w:pPr>
+            <w:r>
+              <w:rPr>
+                <w:rFonts w:ascii="Times New Roman" w:hAnsi="Times New Roman" w:cs="Times New Roman" w:eastAsia="Times New Roman"/>
+                <w:b/>
+                <w:i w:val="0"/>
+                <w:color w:val="FFFFFF"/>
+                <w:sz w:val="15"/>
+              </w:rPr>
+              <w:t>Размер</w:t>
+            </w:r>
+          </w:p>
+        </w:tc>
+        <w:tc>
+          <w:tcPr>
+            <w:tcW w:type="dxa" w:w="4252"/>
+            <w:vAlign w:val="center"/>
+            <w:tcMar>
+              <w:top w:w="70" w:type="dxa"/>
+              <w:start w:w="90" w:type="dxa"/>
+              <w:bottom w:w="70" w:type="dxa"/>
+              <w:end w:w="90" w:type="dxa"/>
+            </w:tcMar>
+            <w:shd w:fill="17324D"/>
+          </w:tcPr>
+          <w:p>
+            <w:pPr>
+              <w:spacing w:after="0" w:line="240" w:lineRule="auto"/>
+              <w:jc w:val="center"/>
+            </w:pPr>
+            <w:r>
+              <w:rPr>
+                <w:rFonts w:ascii="Times New Roman" w:hAnsi="Times New Roman" w:cs="Times New Roman" w:eastAsia="Times New Roman"/>
+                <w:b/>
+                <w:i w:val="0"/>
+                <w:color w:val="FFFFFF"/>
+                <w:sz w:val="15"/>
+              </w:rPr>
+              <w:t>Позиция ответчика</w:t>
+            </w:r>
+          </w:p>
+        </w:tc>
+      </w:tr>
+      <w:tr>
+        <w:trPr>
+          <w:cantSplit/>
+        </w:trPr>
+        <w:tc>
+          <w:tcPr>
+            <w:tcW w:type="dxa" w:w="1928"/>
+            <w:vAlign w:val="center"/>
+            <w:tcMar>
+              <w:top w:w="70" w:type="dxa"/>
+              <w:start w:w="90" w:type="dxa"/>
+              <w:bottom w:w="70" w:type="dxa"/>
+              <w:end w:w="90" w:type="dxa"/>
+            </w:tcMar>
+            <w:shd w:fill="FFFFFF"/>
+          </w:tcPr>
+          <w:p>
+            <w:pPr>
+              <w:spacing w:after="0" w:line="240" w:lineRule="auto"/>
+              <w:jc w:val="center"/>
+            </w:pPr>
+            <w:r>
+              <w:rPr>
+                <w:rFonts w:ascii="Times New Roman" w:hAnsi="Times New Roman" w:cs="Times New Roman" w:eastAsia="Times New Roman"/>
+                <w:b w:val="0"/>
+                <w:i w:val="0"/>
+                <w:color w:val="000000"/>
+                <w:sz w:val="15"/>
+              </w:rPr>
+              <w:t>Основной ущерб</w:t>
+            </w:r>
+          </w:p>
+        </w:tc>
+        <w:tc>
+          <w:tcPr>
+            <w:tcW w:type="dxa" w:w="3742"/>
+            <w:vAlign w:val="center"/>
+            <w:tcMar>
+              <w:top w:w="70" w:type="dxa"/>
+              <w:start w:w="90" w:type="dxa"/>
+              <w:bottom w:w="70" w:type="dxa"/>
+              <w:end w:w="90" w:type="dxa"/>
+            </w:tcMar>
+            <w:shd w:fill="FFFFFF"/>
+          </w:tcPr>
+          <w:p>
+            <w:pPr>
+              <w:spacing w:after="0" w:line="240" w:lineRule="auto"/>
+              <w:jc w:val="left"/>
+            </w:pPr>
+            <w:r>
+              <w:rPr>
+                <w:rFonts w:ascii="Times New Roman" w:hAnsi="Times New Roman" w:cs="Times New Roman" w:eastAsia="Times New Roman"/>
+                <w:b w:val="0"/>
+                <w:i w:val="0"/>
+                <w:color w:val="000000"/>
+                <w:sz w:val="15"/>
+              </w:rPr>
+              <w:t>170 390,87 руб.</w:t>
+            </w:r>
+          </w:p>
+        </w:tc>
+        <w:tc>
+          <w:tcPr>
+            <w:tcW w:type="dxa" w:w="4252"/>
+            <w:vAlign w:val="center"/>
+            <w:tcMar>
+              <w:top w:w="70" w:type="dxa"/>
+              <w:start w:w="90" w:type="dxa"/>
+              <w:bottom w:w="70" w:type="dxa"/>
+              <w:end w:w="90" w:type="dxa"/>
+            </w:tcMar>
+            <w:shd w:fill="FFFFFF"/>
+          </w:tcPr>
+          <w:p>
+            <w:pPr>
+              <w:spacing w:after="0" w:line="240" w:lineRule="auto"/>
+              <w:jc w:val="left"/>
+            </w:pPr>
+            <w:r>
+              <w:rPr>
+                <w:rFonts w:ascii="Times New Roman" w:hAnsi="Times New Roman" w:cs="Times New Roman" w:eastAsia="Times New Roman"/>
+                <w:b w:val="0"/>
+                <w:i w:val="0"/>
+                <w:color w:val="000000"/>
+                <w:sz w:val="15"/>
+              </w:rPr>
+              <w:t>Арифметическая разница 227 490,87 - 57 100 не подтверждает размер личной ответственности ответчика</w:t>
+            </w:r>
+          </w:p>
+        </w:tc>
+      </w:tr>
+      <w:tr>
+        <w:trPr>
+          <w:cantSplit/>
+        </w:trPr>
+        <w:tc>
+          <w:tcPr>
+            <w:tcW w:type="dxa" w:w="1928"/>
+            <w:vAlign w:val="center"/>
+            <w:tcMar>
+              <w:top w:w="70" w:type="dxa"/>
+              <w:start w:w="90" w:type="dxa"/>
+              <w:bottom w:w="70" w:type="dxa"/>
+              <w:end w:w="90" w:type="dxa"/>
+            </w:tcMar>
+            <w:shd w:fill="EEF3F7"/>
+          </w:tcPr>
+          <w:p>
+            <w:pPr>
+              <w:spacing w:after="0" w:line="240" w:lineRule="auto"/>
+              <w:jc w:val="center"/>
+            </w:pPr>
+            <w:r>
+              <w:rPr>
+                <w:rFonts w:ascii="Times New Roman" w:hAnsi="Times New Roman" w:cs="Times New Roman" w:eastAsia="Times New Roman"/>
+                <w:b w:val="0"/>
+                <w:i w:val="0"/>
+                <w:color w:val="000000"/>
+                <w:sz w:val="15"/>
+              </w:rPr>
+              <w:t>Проценты за 29.10.2023-10.08.2026</w:t>
+            </w:r>
+          </w:p>
+        </w:tc>
+        <w:tc>
+          <w:tcPr>
+            <w:tcW w:type="dxa" w:w="3742"/>
+            <w:vAlign w:val="center"/>
+            <w:tcMar>
+              <w:top w:w="70" w:type="dxa"/>
+              <w:start w:w="90" w:type="dxa"/>
+              <w:bottom w:w="70" w:type="dxa"/>
+              <w:end w:w="90" w:type="dxa"/>
+            </w:tcMar>
+            <w:shd w:fill="EEF3F7"/>
+          </w:tcPr>
+          <w:p>
+            <w:pPr>
+              <w:spacing w:after="0" w:line="240" w:lineRule="auto"/>
+              <w:jc w:val="left"/>
+            </w:pPr>
+            <w:r>
+              <w:rPr>
+                <w:rFonts w:ascii="Times New Roman" w:hAnsi="Times New Roman" w:cs="Times New Roman" w:eastAsia="Times New Roman"/>
+                <w:b w:val="0"/>
+                <w:i w:val="0"/>
+                <w:color w:val="000000"/>
+                <w:sz w:val="15"/>
+              </w:rPr>
+              <w:t>82 547,39 руб.</w:t>
+            </w:r>
+          </w:p>
+        </w:tc>
+        <w:tc>
+          <w:tcPr>
+            <w:tcW w:type="dxa" w:w="4252"/>
+            <w:vAlign w:val="center"/>
+            <w:tcMar>
+              <w:top w:w="70" w:type="dxa"/>
+              <w:start w:w="90" w:type="dxa"/>
+              <w:bottom w:w="70" w:type="dxa"/>
+              <w:end w:w="90" w:type="dxa"/>
+            </w:tcMar>
+            <w:shd w:fill="EEF3F7"/>
+          </w:tcPr>
+          <w:p>
+            <w:pPr>
+              <w:spacing w:after="0" w:line="240" w:lineRule="auto"/>
+              <w:jc w:val="left"/>
+            </w:pPr>
+            <w:r>
+              <w:rPr>
+                <w:rFonts w:ascii="Times New Roman" w:hAnsi="Times New Roman" w:cs="Times New Roman" w:eastAsia="Times New Roman"/>
+                <w:b w:val="0"/>
+                <w:i w:val="0"/>
+                <w:color w:val="000000"/>
+                <w:sz w:val="15"/>
+              </w:rPr>
+              <w:t>Оспариваются полностью</w:t>
+            </w:r>
+          </w:p>
+        </w:tc>
+      </w:tr>
+      <w:tr>
+        <w:trPr>
+          <w:cantSplit/>
+        </w:trPr>
+        <w:tc>
+          <w:tcPr>
+            <w:tcW w:type="dxa" w:w="1928"/>
+            <w:vAlign w:val="center"/>
+            <w:tcMar>
+              <w:top w:w="70" w:type="dxa"/>
+              <w:start w:w="90" w:type="dxa"/>
+              <w:bottom w:w="70" w:type="dxa"/>
+              <w:end w:w="90" w:type="dxa"/>
+            </w:tcMar>
+            <w:shd w:fill="FFFFFF"/>
+          </w:tcPr>
+          <w:p>
+            <w:pPr>
+              <w:spacing w:after="0" w:line="240" w:lineRule="auto"/>
+              <w:jc w:val="center"/>
+            </w:pPr>
+            <w:r>
+              <w:rPr>
+                <w:rFonts w:ascii="Times New Roman" w:hAnsi="Times New Roman" w:cs="Times New Roman" w:eastAsia="Times New Roman"/>
+                <w:b w:val="0"/>
+                <w:i w:val="0"/>
+                <w:color w:val="000000"/>
+                <w:sz w:val="15"/>
+              </w:rPr>
+              <w:t>Проценты с 11.08.2026 до решения суда</w:t>
+            </w:r>
+          </w:p>
+        </w:tc>
+        <w:tc>
+          <w:tcPr>
+            <w:tcW w:type="dxa" w:w="3742"/>
+            <w:vAlign w:val="center"/>
+            <w:tcMar>
+              <w:top w:w="70" w:type="dxa"/>
+              <w:start w:w="90" w:type="dxa"/>
+              <w:bottom w:w="70" w:type="dxa"/>
+              <w:end w:w="90" w:type="dxa"/>
+            </w:tcMar>
+            <w:shd w:fill="FFFFFF"/>
+          </w:tcPr>
+          <w:p>
+            <w:pPr>
+              <w:spacing w:after="0" w:line="240" w:lineRule="auto"/>
+              <w:jc w:val="left"/>
+            </w:pPr>
+            <w:r>
+              <w:rPr>
+                <w:rFonts w:ascii="Times New Roman" w:hAnsi="Times New Roman" w:cs="Times New Roman" w:eastAsia="Times New Roman"/>
+                <w:b w:val="0"/>
+                <w:i w:val="0"/>
+                <w:color w:val="000000"/>
+                <w:sz w:val="15"/>
+              </w:rPr>
+              <w:t>Размер не определён</w:t>
+            </w:r>
+          </w:p>
+        </w:tc>
+        <w:tc>
+          <w:tcPr>
+            <w:tcW w:type="dxa" w:w="4252"/>
+            <w:vAlign w:val="center"/>
+            <w:tcMar>
+              <w:top w:w="70" w:type="dxa"/>
+              <w:start w:w="90" w:type="dxa"/>
+              <w:bottom w:w="70" w:type="dxa"/>
+              <w:end w:w="90" w:type="dxa"/>
+            </w:tcMar>
+            <w:shd w:fill="FFFFFF"/>
+          </w:tcPr>
+          <w:p>
+            <w:pPr>
+              <w:spacing w:after="0" w:line="240" w:lineRule="auto"/>
+              <w:jc w:val="left"/>
+            </w:pPr>
+            <w:r>
+              <w:rPr>
+                <w:rFonts w:ascii="Times New Roman" w:hAnsi="Times New Roman" w:cs="Times New Roman" w:eastAsia="Times New Roman"/>
+                <w:b w:val="0"/>
+                <w:i w:val="0"/>
+                <w:color w:val="000000"/>
+                <w:sz w:val="15"/>
+              </w:rPr>
+              <w:t>Оспариваются до установления основного обязательства</w:t>
+            </w:r>
+          </w:p>
+        </w:tc>
+      </w:tr>
+      <w:tr>
+        <w:trPr>
+          <w:cantSplit/>
+        </w:trPr>
+        <w:tc>
+          <w:tcPr>
+            <w:tcW w:type="dxa" w:w="1928"/>
+            <w:vAlign w:val="center"/>
+            <w:tcMar>
+              <w:top w:w="70" w:type="dxa"/>
+              <w:start w:w="90" w:type="dxa"/>
+              <w:bottom w:w="70" w:type="dxa"/>
+              <w:end w:w="90" w:type="dxa"/>
+            </w:tcMar>
+            <w:shd w:fill="EEF3F7"/>
+          </w:tcPr>
+          <w:p>
+            <w:pPr>
+              <w:spacing w:after="0" w:line="240" w:lineRule="auto"/>
+              <w:jc w:val="center"/>
+            </w:pPr>
+            <w:r>
+              <w:rPr>
+                <w:rFonts w:ascii="Times New Roman" w:hAnsi="Times New Roman" w:cs="Times New Roman" w:eastAsia="Times New Roman"/>
+                <w:b w:val="0"/>
+                <w:i w:val="0"/>
+                <w:color w:val="000000"/>
+                <w:sz w:val="15"/>
+              </w:rPr>
+              <w:t>Проценты после решения суда</w:t>
+            </w:r>
+          </w:p>
+        </w:tc>
+        <w:tc>
+          <w:tcPr>
+            <w:tcW w:type="dxa" w:w="3742"/>
+            <w:vAlign w:val="center"/>
+            <w:tcMar>
+              <w:top w:w="70" w:type="dxa"/>
+              <w:start w:w="90" w:type="dxa"/>
+              <w:bottom w:w="70" w:type="dxa"/>
+              <w:end w:w="90" w:type="dxa"/>
+            </w:tcMar>
+            <w:shd w:fill="EEF3F7"/>
+          </w:tcPr>
+          <w:p>
+            <w:pPr>
+              <w:spacing w:after="0" w:line="240" w:lineRule="auto"/>
+              <w:jc w:val="left"/>
+            </w:pPr>
+            <w:r>
+              <w:rPr>
+                <w:rFonts w:ascii="Times New Roman" w:hAnsi="Times New Roman" w:cs="Times New Roman" w:eastAsia="Times New Roman"/>
+                <w:b w:val="0"/>
+                <w:i w:val="0"/>
+                <w:color w:val="000000"/>
+                <w:sz w:val="15"/>
+              </w:rPr>
+              <w:t>Размер не определён</w:t>
+            </w:r>
+          </w:p>
+        </w:tc>
+        <w:tc>
+          <w:tcPr>
+            <w:tcW w:type="dxa" w:w="4252"/>
+            <w:vAlign w:val="center"/>
+            <w:tcMar>
+              <w:top w:w="70" w:type="dxa"/>
+              <w:start w:w="90" w:type="dxa"/>
+              <w:bottom w:w="70" w:type="dxa"/>
+              <w:end w:w="90" w:type="dxa"/>
+            </w:tcMar>
+            <w:shd w:fill="EEF3F7"/>
+          </w:tcPr>
+          <w:p>
+            <w:pPr>
+              <w:spacing w:after="0" w:line="240" w:lineRule="auto"/>
+              <w:jc w:val="left"/>
+            </w:pPr>
+            <w:r>
+              <w:rPr>
+                <w:rFonts w:ascii="Times New Roman" w:hAnsi="Times New Roman" w:cs="Times New Roman" w:eastAsia="Times New Roman"/>
+                <w:b w:val="0"/>
+                <w:i w:val="0"/>
+                <w:color w:val="000000"/>
+                <w:sz w:val="15"/>
+              </w:rPr>
+              <w:t>Возможны только при наличии присуждённой суммы и просрочки её исполнения</w:t>
+            </w:r>
+          </w:p>
+        </w:tc>
+      </w:tr>
+      <w:tr>
+        <w:trPr>
+          <w:cantSplit/>
+        </w:trPr>
+        <w:tc>
+          <w:tcPr>
+            <w:tcW w:type="dxa" w:w="1928"/>
+            <w:vAlign w:val="center"/>
+            <w:tcMar>
+              <w:top w:w="70" w:type="dxa"/>
+              <w:start w:w="90" w:type="dxa"/>
+              <w:bottom w:w="70" w:type="dxa"/>
+              <w:end w:w="90" w:type="dxa"/>
+            </w:tcMar>
+            <w:shd w:fill="FFFFFF"/>
+          </w:tcPr>
+          <w:p>
+            <w:pPr>
+              <w:spacing w:after="0" w:line="240" w:lineRule="auto"/>
+              <w:jc w:val="center"/>
+            </w:pPr>
+            <w:r>
+              <w:rPr>
+                <w:rFonts w:ascii="Times New Roman" w:hAnsi="Times New Roman" w:cs="Times New Roman" w:eastAsia="Times New Roman"/>
+                <w:b w:val="0"/>
+                <w:i w:val="0"/>
+                <w:color w:val="000000"/>
+                <w:sz w:val="15"/>
+              </w:rPr>
+              <w:t>Юридические услуги</w:t>
+            </w:r>
+          </w:p>
+        </w:tc>
+        <w:tc>
+          <w:tcPr>
+            <w:tcW w:type="dxa" w:w="3742"/>
+            <w:vAlign w:val="center"/>
+            <w:tcMar>
+              <w:top w:w="70" w:type="dxa"/>
+              <w:start w:w="90" w:type="dxa"/>
+              <w:bottom w:w="70" w:type="dxa"/>
+              <w:end w:w="90" w:type="dxa"/>
+            </w:tcMar>
+            <w:shd w:fill="FFFFFF"/>
+          </w:tcPr>
+          <w:p>
+            <w:pPr>
+              <w:spacing w:after="0" w:line="240" w:lineRule="auto"/>
+              <w:jc w:val="left"/>
+            </w:pPr>
+            <w:r>
+              <w:rPr>
+                <w:rFonts w:ascii="Times New Roman" w:hAnsi="Times New Roman" w:cs="Times New Roman" w:eastAsia="Times New Roman"/>
+                <w:b w:val="0"/>
+                <w:i w:val="0"/>
+                <w:color w:val="000000"/>
+                <w:sz w:val="15"/>
+              </w:rPr>
+              <w:t>50 000 руб.</w:t>
+            </w:r>
+          </w:p>
+        </w:tc>
+        <w:tc>
+          <w:tcPr>
+            <w:tcW w:type="dxa" w:w="4252"/>
+            <w:vAlign w:val="center"/>
+            <w:tcMar>
+              <w:top w:w="70" w:type="dxa"/>
+              <w:start w:w="90" w:type="dxa"/>
+              <w:bottom w:w="70" w:type="dxa"/>
+              <w:end w:w="90" w:type="dxa"/>
+            </w:tcMar>
+            <w:shd w:fill="FFFFFF"/>
+          </w:tcPr>
+          <w:p>
+            <w:pPr>
+              <w:spacing w:after="0" w:line="240" w:lineRule="auto"/>
+              <w:jc w:val="left"/>
+            </w:pPr>
+            <w:r>
+              <w:rPr>
+                <w:rFonts w:ascii="Times New Roman" w:hAnsi="Times New Roman" w:cs="Times New Roman" w:eastAsia="Times New Roman"/>
+                <w:b w:val="0"/>
+                <w:i w:val="0"/>
+                <w:color w:val="000000"/>
+                <w:sz w:val="15"/>
+              </w:rPr>
+              <w:t>Факт оплаты не оспаривается; оспариваются необходимость, относимость, разумность и размер</w:t>
+            </w:r>
+          </w:p>
+        </w:tc>
+      </w:tr>
+      <w:tr>
+        <w:trPr>
+          <w:cantSplit/>
+        </w:trPr>
+        <w:tc>
+          <w:tcPr>
+            <w:tcW w:type="dxa" w:w="1928"/>
+            <w:vAlign w:val="center"/>
+            <w:tcMar>
+              <w:top w:w="70" w:type="dxa"/>
+              <w:start w:w="90" w:type="dxa"/>
+              <w:bottom w:w="70" w:type="dxa"/>
+              <w:end w:w="90" w:type="dxa"/>
+            </w:tcMar>
+            <w:shd w:fill="EEF3F7"/>
+          </w:tcPr>
+          <w:p>
+            <w:pPr>
+              <w:spacing w:after="0" w:line="240" w:lineRule="auto"/>
+              <w:jc w:val="center"/>
+            </w:pPr>
+            <w:r>
+              <w:rPr>
+                <w:rFonts w:ascii="Times New Roman" w:hAnsi="Times New Roman" w:cs="Times New Roman" w:eastAsia="Times New Roman"/>
+                <w:b w:val="0"/>
+                <w:i w:val="0"/>
+                <w:color w:val="000000"/>
+                <w:sz w:val="15"/>
+              </w:rPr>
+              <w:t>Внесудебное исследование</w:t>
+            </w:r>
+          </w:p>
+        </w:tc>
+        <w:tc>
+          <w:tcPr>
+            <w:tcW w:type="dxa" w:w="3742"/>
+            <w:vAlign w:val="center"/>
+            <w:tcMar>
+              <w:top w:w="70" w:type="dxa"/>
+              <w:start w:w="90" w:type="dxa"/>
+              <w:bottom w:w="70" w:type="dxa"/>
+              <w:end w:w="90" w:type="dxa"/>
+            </w:tcMar>
+            <w:shd w:fill="EEF3F7"/>
+          </w:tcPr>
+          <w:p>
+            <w:pPr>
+              <w:spacing w:after="0" w:line="240" w:lineRule="auto"/>
+              <w:jc w:val="left"/>
+            </w:pPr>
+            <w:r>
+              <w:rPr>
+                <w:rFonts w:ascii="Times New Roman" w:hAnsi="Times New Roman" w:cs="Times New Roman" w:eastAsia="Times New Roman"/>
+                <w:b w:val="0"/>
+                <w:i w:val="0"/>
+                <w:color w:val="000000"/>
+                <w:sz w:val="15"/>
+              </w:rPr>
+              <w:t>25 000 руб.</w:t>
+            </w:r>
+          </w:p>
+        </w:tc>
+        <w:tc>
+          <w:tcPr>
+            <w:tcW w:type="dxa" w:w="4252"/>
+            <w:vAlign w:val="center"/>
+            <w:tcMar>
+              <w:top w:w="70" w:type="dxa"/>
+              <w:start w:w="90" w:type="dxa"/>
+              <w:bottom w:w="70" w:type="dxa"/>
+              <w:end w:w="90" w:type="dxa"/>
+            </w:tcMar>
+            <w:shd w:fill="EEF3F7"/>
+          </w:tcPr>
+          <w:p>
+            <w:pPr>
+              <w:spacing w:after="0" w:line="240" w:lineRule="auto"/>
+              <w:jc w:val="left"/>
+            </w:pPr>
+            <w:r>
+              <w:rPr>
+                <w:rFonts w:ascii="Times New Roman" w:hAnsi="Times New Roman" w:cs="Times New Roman" w:eastAsia="Times New Roman"/>
+                <w:b w:val="0"/>
+                <w:i w:val="0"/>
+                <w:color w:val="000000"/>
+                <w:sz w:val="15"/>
+              </w:rPr>
+              <w:t>Факт оплаты не оспаривается; оспариваются необходимость для суда, относимость и доказательственное значение</w:t>
+            </w:r>
+          </w:p>
+        </w:tc>
+      </w:tr>
+      <w:tr>
+        <w:trPr>
+          <w:cantSplit/>
+        </w:trPr>
+        <w:tc>
+          <w:tcPr>
+            <w:tcW w:type="dxa" w:w="1928"/>
+            <w:vAlign w:val="center"/>
+            <w:tcMar>
+              <w:top w:w="70" w:type="dxa"/>
+              <w:start w:w="90" w:type="dxa"/>
+              <w:bottom w:w="70" w:type="dxa"/>
+              <w:end w:w="90" w:type="dxa"/>
+            </w:tcMar>
+            <w:shd w:fill="FFFFFF"/>
+          </w:tcPr>
+          <w:p>
+            <w:pPr>
+              <w:spacing w:after="0" w:line="240" w:lineRule="auto"/>
+              <w:jc w:val="center"/>
+            </w:pPr>
+            <w:r>
+              <w:rPr>
+                <w:rFonts w:ascii="Times New Roman" w:hAnsi="Times New Roman" w:cs="Times New Roman" w:eastAsia="Times New Roman"/>
+                <w:b w:val="0"/>
+                <w:i w:val="0"/>
+                <w:color w:val="000000"/>
+                <w:sz w:val="15"/>
+              </w:rPr>
+              <w:t>Государственная пошлина</w:t>
+            </w:r>
+          </w:p>
+        </w:tc>
+        <w:tc>
+          <w:tcPr>
+            <w:tcW w:type="dxa" w:w="3742"/>
+            <w:vAlign w:val="center"/>
+            <w:tcMar>
+              <w:top w:w="70" w:type="dxa"/>
+              <w:start w:w="90" w:type="dxa"/>
+              <w:bottom w:w="70" w:type="dxa"/>
+              <w:end w:w="90" w:type="dxa"/>
+            </w:tcMar>
+            <w:shd w:fill="FFFFFF"/>
+          </w:tcPr>
+          <w:p>
+            <w:pPr>
+              <w:spacing w:after="0" w:line="240" w:lineRule="auto"/>
+              <w:jc w:val="left"/>
+            </w:pPr>
+            <w:r>
+              <w:rPr>
+                <w:rFonts w:ascii="Times New Roman" w:hAnsi="Times New Roman" w:cs="Times New Roman" w:eastAsia="Times New Roman"/>
+                <w:b w:val="0"/>
+                <w:i w:val="0"/>
+                <w:color w:val="000000"/>
+                <w:sz w:val="15"/>
+              </w:rPr>
+              <w:t>8 588 руб.</w:t>
+            </w:r>
+          </w:p>
+        </w:tc>
+        <w:tc>
+          <w:tcPr>
+            <w:tcW w:type="dxa" w:w="4252"/>
+            <w:vAlign w:val="center"/>
+            <w:tcMar>
+              <w:top w:w="70" w:type="dxa"/>
+              <w:start w:w="90" w:type="dxa"/>
+              <w:bottom w:w="70" w:type="dxa"/>
+              <w:end w:w="90" w:type="dxa"/>
+            </w:tcMar>
+            <w:shd w:fill="FFFFFF"/>
+          </w:tcPr>
+          <w:p>
+            <w:pPr>
+              <w:spacing w:after="0" w:line="240" w:lineRule="auto"/>
+              <w:jc w:val="left"/>
+            </w:pPr>
+            <w:r>
+              <w:rPr>
+                <w:rFonts w:ascii="Times New Roman" w:hAnsi="Times New Roman" w:cs="Times New Roman" w:eastAsia="Times New Roman"/>
+                <w:b w:val="0"/>
+                <w:i w:val="0"/>
+                <w:color w:val="000000"/>
+                <w:sz w:val="15"/>
+              </w:rPr>
+              <w:t>Подлежит распределению пропорционально результату спора</w:t>
+            </w:r>
+          </w:p>
+        </w:tc>
+      </w:tr>
+      <w:tr>
+        <w:trPr>
+          <w:cantSplit/>
+        </w:trPr>
+        <w:tc>
+          <w:tcPr>
+            <w:tcW w:type="dxa" w:w="1928"/>
+            <w:vAlign w:val="center"/>
+            <w:tcMar>
+              <w:top w:w="70" w:type="dxa"/>
+              <w:start w:w="90" w:type="dxa"/>
+              <w:bottom w:w="70" w:type="dxa"/>
+              <w:end w:w="90" w:type="dxa"/>
+            </w:tcMar>
+            <w:shd w:fill="EEF3F7"/>
+          </w:tcPr>
+          <w:p>
+            <w:pPr>
+              <w:spacing w:after="0" w:line="240" w:lineRule="auto"/>
+              <w:jc w:val="center"/>
+            </w:pPr>
+            <w:r>
+              <w:rPr>
+                <w:rFonts w:ascii="Times New Roman" w:hAnsi="Times New Roman" w:cs="Times New Roman" w:eastAsia="Times New Roman"/>
+                <w:b w:val="0"/>
+                <w:i w:val="0"/>
+                <w:color w:val="000000"/>
+                <w:sz w:val="15"/>
+              </w:rPr>
+              <w:t>Почтовые расходы</w:t>
+            </w:r>
+          </w:p>
+        </w:tc>
+        <w:tc>
+          <w:tcPr>
+            <w:tcW w:type="dxa" w:w="3742"/>
+            <w:vAlign w:val="center"/>
+            <w:tcMar>
+              <w:top w:w="70" w:type="dxa"/>
+              <w:start w:w="90" w:type="dxa"/>
+              <w:bottom w:w="70" w:type="dxa"/>
+              <w:end w:w="90" w:type="dxa"/>
+            </w:tcMar>
+            <w:shd w:fill="EEF3F7"/>
+          </w:tcPr>
+          <w:p>
+            <w:pPr>
+              <w:spacing w:after="0" w:line="240" w:lineRule="auto"/>
+              <w:jc w:val="left"/>
+            </w:pPr>
+            <w:r>
+              <w:rPr>
+                <w:rFonts w:ascii="Times New Roman" w:hAnsi="Times New Roman" w:cs="Times New Roman" w:eastAsia="Times New Roman"/>
+                <w:b w:val="0"/>
+                <w:i w:val="0"/>
+                <w:color w:val="000000"/>
+                <w:sz w:val="15"/>
+              </w:rPr>
+              <w:t>520 руб.</w:t>
+            </w:r>
+          </w:p>
+        </w:tc>
+        <w:tc>
+          <w:tcPr>
+            <w:tcW w:type="dxa" w:w="4252"/>
+            <w:vAlign w:val="center"/>
+            <w:tcMar>
+              <w:top w:w="70" w:type="dxa"/>
+              <w:start w:w="90" w:type="dxa"/>
+              <w:bottom w:w="70" w:type="dxa"/>
+              <w:end w:w="90" w:type="dxa"/>
+            </w:tcMar>
+            <w:shd w:fill="EEF3F7"/>
+          </w:tcPr>
+          <w:p>
+            <w:pPr>
+              <w:spacing w:after="0" w:line="240" w:lineRule="auto"/>
+              <w:jc w:val="left"/>
+            </w:pPr>
+            <w:r>
+              <w:rPr>
+                <w:rFonts w:ascii="Times New Roman" w:hAnsi="Times New Roman" w:cs="Times New Roman" w:eastAsia="Times New Roman"/>
+                <w:b w:val="0"/>
+                <w:i w:val="0"/>
+                <w:color w:val="000000"/>
+                <w:sz w:val="15"/>
+              </w:rPr>
+              <w:t>Подтверждение несения расходов не представлено</w:t>
+            </w:r>
+          </w:p>
+        </w:tc>
+      </w:tr>
+    </w:tbl>
+    <w:p>
+      <w:pPr>
+        <w:spacing w:after="0"/>
+      </w:pPr>
     </w:p>
     <w:p>
       <w:pPr>
+        <w:pStyle w:val="Heading2"/>
+      </w:pPr>
+      <w:r>
+        <w:rPr>
+          <w:rFonts w:ascii="Times New Roman" w:hAnsi="Times New Roman" w:cs="Times New Roman" w:eastAsia="Times New Roman"/>
+          <w:b/>
+          <w:i w:val="0"/>
+          <w:color w:val="000000"/>
+          <w:sz w:val="25"/>
+        </w:rPr>
+        <w:t>II. Почему 170 390,87 руб. не являются доказанным размером личной ответственности ответчика</w:t>
+      </w:r>
+    </w:p>
+    <w:p>
+      <w:pPr>
         <w:ind w:firstLine="709"/>
       </w:pPr>
       <w:r>
@@ -144,7 +1014,22 @@
           <w:color w:val="000000"/>
           <w:sz w:val="22"/>
         </w:rPr>
-        <w:t>По позиции «крышка багажника» не признаются:</w:t>
+        <w:t>Сумма 170 390,87 руб. является арифметической разницей между частным расчётом 227 490,87 руб. и суммой 57 100 руб., указанной в материалах КАСКО.</w:t>
+      </w:r>
+    </w:p>
+    <w:p>
+      <w:pPr>
+        <w:ind w:firstLine="709"/>
+      </w:pPr>
+      <w:r>
+        <w:rPr>
+          <w:rFonts w:ascii="Times New Roman" w:hAnsi="Times New Roman" w:cs="Times New Roman" w:eastAsia="Times New Roman"/>
+          <w:b w:val="0"/>
+          <w:i w:val="0"/>
+          <w:color w:val="000000"/>
+          <w:sz w:val="22"/>
+        </w:rPr>
+        <w:t>Сумма 227 490,87 руб. зависит от:</w:t>
       </w:r>
     </w:p>
     <w:p>
@@ -169,7 +1054,7 @@
           <w:color w:val="000000"/>
           <w:sz w:val="22"/>
         </w:rPr>
-        <w:t>необходимость замены;</w:t>
+        <w:t>доказанности всех десяти повреждений;</w:t>
       </w:r>
     </w:p>
     <w:p>
@@ -194,7 +1079,7 @@
           <w:color w:val="000000"/>
           <w:sz w:val="22"/>
         </w:rPr>
-        <w:t>невозможность ремонта;</w:t>
+        <w:t>необходимости выбранных способов ремонта;</w:t>
       </w:r>
     </w:p>
     <w:p>
@@ -219,7 +1104,7 @@
           <w:color w:val="000000"/>
           <w:sz w:val="22"/>
         </w:rPr>
-        <w:t>стоимость крышки;</w:t>
+        <w:t>необходимости замены каждой детали;</w:t>
       </w:r>
     </w:p>
     <w:p>
@@ -244,7 +1129,7 @@
           <w:color w:val="000000"/>
           <w:sz w:val="22"/>
         </w:rPr>
-        <w:t>окраска;</w:t>
+        <w:t>необходимости производных работ;</w:t>
       </w:r>
     </w:p>
     <w:p>
@@ -269,7 +1154,22 @@
           <w:color w:val="000000"/>
           <w:sz w:val="22"/>
         </w:rPr>
-        <w:t>плёнка;</w:t>
+        <w:t>полноты и достоверности исходных данных расчёта.</w:t>
+      </w:r>
+    </w:p>
+    <w:p>
+      <w:pPr>
+        <w:ind w:firstLine="709"/>
+      </w:pPr>
+      <w:r>
+        <w:rPr>
+          <w:rFonts w:ascii="Times New Roman" w:hAnsi="Times New Roman" w:cs="Times New Roman" w:eastAsia="Times New Roman"/>
+          <w:b w:val="0"/>
+          <w:i w:val="0"/>
+          <w:color w:val="000000"/>
+          <w:sz w:val="22"/>
+        </w:rPr>
+        <w:t>Сумма 57 100 руб.:</w:t>
       </w:r>
     </w:p>
     <w:p>
@@ -294,7 +1194,7 @@
           <w:color w:val="000000"/>
           <w:sz w:val="22"/>
         </w:rPr>
-        <w:t>сопутствующие работы;</w:t>
+        <w:t>относится первичными документами к КАСКО-цепочке;</w:t>
       </w:r>
     </w:p>
     <w:p>
@@ -319,112 +1219,7 @@
           <w:color w:val="000000"/>
           <w:sz w:val="22"/>
         </w:rPr>
-        <w:t>конкретная сумма ущерба по этой позиции.</w:t>
-      </w:r>
-    </w:p>
-    <w:p>
-      <w:pPr>
-        <w:ind w:firstLine="709"/>
-      </w:pPr>
-      <w:r>
-        <w:rPr>
-          <w:rFonts w:ascii="Times New Roman" w:hAnsi="Times New Roman" w:cs="Times New Roman" w:eastAsia="Times New Roman"/>
-          <w:b w:val="0"/>
-          <w:i w:val="0"/>
-          <w:color w:val="000000"/>
-          <w:sz w:val="22"/>
-        </w:rPr>
-        <w:t>Оспаривается доказанность того, что весь последующий перечень из десяти позиций акта 30.10.2023, включая скрытые и конструктивные элементы, возник именно в результате данного ДТП, а также доказанность необходимости указанных способов ремонта и замены.</w:t>
-      </w:r>
-    </w:p>
-    <w:p>
-      <w:pPr>
-        <w:ind w:firstLine="709"/>
-      </w:pPr>
-      <w:r>
-        <w:rPr>
-          <w:rFonts w:ascii="Times New Roman" w:hAnsi="Times New Roman" w:cs="Times New Roman" w:eastAsia="Times New Roman"/>
-          <w:b w:val="0"/>
-          <w:i w:val="0"/>
-          <w:color w:val="000000"/>
-          <w:sz w:val="22"/>
-        </w:rPr>
-        <w:t>Ответчик не утверждает наличие другого ДТП и поэтому не обязан доказывать иное событие. Истец утверждает, что конкретные десять повреждений причинены ДТП 29.10.2023. Следовательно, доказательственная связь этих повреждений с указанным событием входит в основание его требования.</w:t>
-      </w:r>
-    </w:p>
-    <w:p>
-      <w:pPr>
-        <w:ind w:firstLine="709"/>
-      </w:pPr>
-      <w:r>
-        <w:rPr>
-          <w:rFonts w:ascii="Times New Roman" w:hAnsi="Times New Roman" w:cs="Times New Roman" w:eastAsia="Times New Roman"/>
-          <w:b w:val="0"/>
-          <w:i w:val="0"/>
-          <w:color w:val="000000"/>
-          <w:sz w:val="22"/>
-        </w:rPr>
-        <w:t>У акта осмотра от 30.10.2023 нет самостоятельной презумпции достоверности по признаку составления «по горячим следам».</w:t>
-      </w:r>
-    </w:p>
-    <w:p>
-      <w:pPr>
-        <w:ind w:firstLine="709"/>
-      </w:pPr>
-      <w:r>
-        <w:rPr>
-          <w:rFonts w:ascii="Times New Roman" w:hAnsi="Times New Roman" w:cs="Times New Roman" w:eastAsia="Times New Roman"/>
-          <w:b w:val="0"/>
-          <w:i w:val="0"/>
-          <w:color w:val="000000"/>
-          <w:sz w:val="22"/>
-        </w:rPr>
-        <w:t>В соответствии с ч. 2 ст. 67 ГПК РФ никакие доказательства не имеют для суда заранее установленной силы.</w:t>
-      </w:r>
-    </w:p>
-    <w:p>
-      <w:pPr>
-        <w:pStyle w:val="Heading3"/>
-      </w:pPr>
-      <w:r>
-        <w:rPr>
-          <w:rFonts w:ascii="Times New Roman" w:hAnsi="Times New Roman" w:cs="Times New Roman" w:eastAsia="Times New Roman"/>
-          <w:b/>
-          <w:i w:val="0"/>
-          <w:color w:val="000000"/>
-          <w:sz w:val="23"/>
-        </w:rPr>
-        <w:t>История иных ДТП и страховых событий как исходный материал</w:t>
-      </w:r>
-    </w:p>
-    <w:p>
-      <w:pPr>
-        <w:ind w:firstLine="709"/>
-      </w:pPr>
-      <w:r>
-        <w:rPr>
-          <w:rFonts w:ascii="Times New Roman" w:hAnsi="Times New Roman" w:cs="Times New Roman" w:eastAsia="Times New Roman"/>
-          <w:b w:val="0"/>
-          <w:i w:val="0"/>
-          <w:color w:val="000000"/>
-          <w:sz w:val="22"/>
-        </w:rPr>
-        <w:t>Ответчик не утверждает, что спорные повреждения возникли в другом ДТП.</w:t>
-      </w:r>
-    </w:p>
-    <w:p>
-      <w:pPr>
-        <w:ind w:firstLine="709"/>
-      </w:pPr>
-      <w:r>
-        <w:rPr>
-          <w:rFonts w:ascii="Times New Roman" w:hAnsi="Times New Roman" w:cs="Times New Roman" w:eastAsia="Times New Roman"/>
-          <w:b w:val="0"/>
-          <w:i w:val="0"/>
-          <w:color w:val="000000"/>
-          <w:sz w:val="22"/>
-        </w:rPr>
-        <w:t>Сведения об иных ДТП и страховых событиях нужны для:</w:t>
+        <w:t>не является доказанным размером надлежащего страхового возмещения по ОСАГО;</w:t>
       </w:r>
     </w:p>
     <w:p>
@@ -449,7 +1244,7 @@
           <w:color w:val="000000"/>
           <w:sz w:val="22"/>
         </w:rPr>
-        <w:t>исключения повреждений, существовавших до 29.10.2023;</w:t>
+        <w:t>фактическое перечисление требует банковского подтверждения;</w:t>
       </w:r>
     </w:p>
     <w:p>
@@ -474,7 +1269,112 @@
           <w:color w:val="000000"/>
           <w:sz w:val="22"/>
         </w:rPr>
-        <w:t>установления возможных повреждающих событий после 29.10.2023;</w:t>
+        <w:t>состав компенсированного ущерба не установлен.</w:t>
+      </w:r>
+    </w:p>
+    <w:p>
+      <w:pPr>
+        <w:ind w:firstLine="709"/>
+      </w:pPr>
+      <w:r>
+        <w:rPr>
+          <w:rFonts w:ascii="Times New Roman" w:hAnsi="Times New Roman" w:cs="Times New Roman" w:eastAsia="Times New Roman"/>
+          <w:b w:val="0"/>
+          <w:i w:val="0"/>
+          <w:color w:val="000000"/>
+          <w:sz w:val="22"/>
+        </w:rPr>
+        <w:t>Поэтому формула 227 490,87 - 57 100 = 170 390,87 сама по себе не доказывает размер личной ответственности Димитриевой М.В.</w:t>
+      </w:r>
+    </w:p>
+    <w:p>
+      <w:pPr>
+        <w:ind w:firstLine="709"/>
+      </w:pPr>
+      <w:r>
+        <w:rPr>
+          <w:rFonts w:ascii="Times New Roman" w:hAnsi="Times New Roman" w:cs="Times New Roman" w:eastAsia="Times New Roman"/>
+          <w:b w:val="0"/>
+          <w:i w:val="0"/>
+          <w:color w:val="000000"/>
+          <w:sz w:val="22"/>
+        </w:rPr>
+        <w:t>Ответчик не утверждает, что арифметика расчёта 227 490,87 руб. выполнена неверно. Полный комплект исходных страниц, источников цен и расчётной базы в изученном комплекте отсутствует, поэтому полная проверка исходных данных невозможна.</w:t>
+      </w:r>
+    </w:p>
+    <w:p>
+      <w:pPr>
+        <w:ind w:firstLine="709"/>
+      </w:pPr>
+      <w:r>
+        <w:rPr>
+          <w:rFonts w:ascii="Times New Roman" w:hAnsi="Times New Roman" w:cs="Times New Roman" w:eastAsia="Times New Roman"/>
+          <w:b w:val="0"/>
+          <w:i w:val="0"/>
+          <w:color w:val="000000"/>
+          <w:sz w:val="22"/>
+        </w:rPr>
+        <w:t>В силу ч. 1 ст. 56 ГПК РФ истец обязан доказать обстоятельства, на которых основаны его требования, в том числе состав ущерба, причинную связь и размер.</w:t>
+      </w:r>
+    </w:p>
+    <w:p>
+      <w:pPr>
+        <w:ind w:firstLine="709"/>
+      </w:pPr>
+      <w:r>
+        <w:rPr>
+          <w:rFonts w:ascii="Times New Roman" w:hAnsi="Times New Roman" w:cs="Times New Roman" w:eastAsia="Times New Roman"/>
+          <w:b w:val="0"/>
+          <w:i w:val="0"/>
+          <w:color w:val="000000"/>
+          <w:sz w:val="22"/>
+        </w:rPr>
+        <w:t>В силу ч. 2 и 3 ст. 67 ГПК РФ никакое доказательство не имеет заранее установленной силы, а все доказательства оцениваются в совокупности.</w:t>
+      </w:r>
+    </w:p>
+    <w:p>
+      <w:pPr>
+        <w:pStyle w:val="Heading2"/>
+      </w:pPr>
+      <w:r>
+        <w:rPr>
+          <w:rFonts w:ascii="Times New Roman" w:hAnsi="Times New Roman" w:cs="Times New Roman" w:eastAsia="Times New Roman"/>
+          <w:b/>
+          <w:i w:val="0"/>
+          <w:color w:val="000000"/>
+          <w:sz w:val="25"/>
+        </w:rPr>
+        <w:t>III. Недоказанность причинной связи и объёма заявленных повреждений</w:t>
+      </w:r>
+    </w:p>
+    <w:p>
+      <w:pPr>
+        <w:ind w:firstLine="709"/>
+      </w:pPr>
+      <w:r>
+        <w:rPr>
+          <w:rFonts w:ascii="Times New Roman" w:hAnsi="Times New Roman" w:cs="Times New Roman" w:eastAsia="Times New Roman"/>
+          <w:b w:val="0"/>
+          <w:i w:val="0"/>
+          <w:color w:val="000000"/>
+          <w:sz w:val="22"/>
+        </w:rPr>
+        <w:t>Ответчик признаёт факт ДТП 29.10.2023 и признаёт только наличие в первичной фиксации записи «крышка багажника». Ответчик не утверждает, что скрытые повреждения невозможны.</w:t>
+      </w:r>
+    </w:p>
+    <w:p>
+      <w:pPr>
+        <w:ind w:firstLine="709"/>
+      </w:pPr>
+      <w:r>
+        <w:rPr>
+          <w:rFonts w:ascii="Times New Roman" w:hAnsi="Times New Roman" w:cs="Times New Roman" w:eastAsia="Times New Roman"/>
+          <w:b w:val="0"/>
+          <w:i w:val="0"/>
+          <w:color w:val="000000"/>
+          <w:sz w:val="22"/>
+        </w:rPr>
+        <w:t>По позиции «крышка багажника» не признаются:</w:t>
       </w:r>
     </w:p>
     <w:p>
@@ -499,7 +1399,7 @@
           <w:color w:val="000000"/>
           <w:sz w:val="22"/>
         </w:rPr>
-        <w:t>оценки состояния спорных элементов между ДТП и заключением от 07.08.2026;</w:t>
+        <w:t>необходимость замены;</w:t>
       </w:r>
     </w:p>
     <w:p>
@@ -524,97 +1424,7 @@
           <w:color w:val="000000"/>
           <w:sz w:val="22"/>
         </w:rPr>
-        <w:t>предоставления судебному эксперту полной истории повреждений, необходимой для ответа о причинной связи каждой из десяти позиций.</w:t>
-      </w:r>
-    </w:p>
-    <w:p>
-      <w:pPr>
-        <w:ind w:firstLine="709"/>
-      </w:pPr>
-      <w:r>
-        <w:rPr>
-          <w:rFonts w:ascii="Times New Roman" w:hAnsi="Times New Roman" w:cs="Times New Roman" w:eastAsia="Times New Roman"/>
-          <w:b w:val="0"/>
-          <w:i w:val="0"/>
-          <w:color w:val="000000"/>
-          <w:sz w:val="22"/>
-        </w:rPr>
-        <w:t>Проверяемые периоды:</w:t>
-      </w:r>
-    </w:p>
-    <w:p>
-      <w:pPr>
-        <w:ind w:firstLine="709"/>
-      </w:pPr>
-      <w:r>
-        <w:rPr>
-          <w:rFonts w:ascii="Times New Roman" w:hAnsi="Times New Roman" w:cs="Times New Roman" w:eastAsia="Times New Roman"/>
-          <w:b w:val="0"/>
-          <w:i w:val="0"/>
-          <w:color w:val="000000"/>
-          <w:sz w:val="22"/>
-        </w:rPr>
-        <w:t>A. До 29.10.2023 - для установления возможных ранее существовавших повреждений задней части автомобиля.</w:t>
-      </w:r>
-    </w:p>
-    <w:p>
-      <w:pPr>
-        <w:ind w:firstLine="709"/>
-      </w:pPr>
-      <w:r>
-        <w:rPr>
-          <w:rFonts w:ascii="Times New Roman" w:hAnsi="Times New Roman" w:cs="Times New Roman" w:eastAsia="Times New Roman"/>
-          <w:b w:val="0"/>
-          <w:i w:val="0"/>
-          <w:color w:val="000000"/>
-          <w:sz w:val="22"/>
-        </w:rPr>
-        <w:t>B. С 29.10.2023 по 07.08.2026 - для установления последующих ДТП или страховых событий до составления заключения Левинского.</w:t>
-      </w:r>
-    </w:p>
-    <w:p>
-      <w:pPr>
-        <w:ind w:firstLine="709"/>
-      </w:pPr>
-      <w:r>
-        <w:rPr>
-          <w:rFonts w:ascii="Times New Roman" w:hAnsi="Times New Roman" w:cs="Times New Roman" w:eastAsia="Times New Roman"/>
-          <w:b w:val="0"/>
-          <w:i w:val="0"/>
-          <w:color w:val="000000"/>
-          <w:sz w:val="22"/>
-        </w:rPr>
-        <w:t>Задача состоит в том, чтобы проверить наличие либо отсутствие иных повреждающих событий как одного из исходных факторов экспертного исследования причинной связи. Отсутствие иных событий также является значимым результатом проверки.</w:t>
-      </w:r>
-    </w:p>
-    <w:p>
-      <w:pPr>
-        <w:ind w:firstLine="709"/>
-      </w:pPr>
-      <w:r>
-        <w:rPr>
-          <w:rFonts w:ascii="Times New Roman" w:hAnsi="Times New Roman" w:cs="Times New Roman" w:eastAsia="Times New Roman"/>
-          <w:b w:val="0"/>
-          <w:i w:val="0"/>
-          <w:color w:val="000000"/>
-          <w:sz w:val="22"/>
-        </w:rPr>
-        <w:t>Если после истребования первичных материалов, исследования страховых дел, получения сведений об иных страховых событиях и заслушивания лиц, проводивших осмотр и составлявших заключение 2026 года, технические противоречия не будут устранены, ответчик считает необходимым разрешить их посредством судебной автотехнической и/или автотовароведческой экспертизы.</w:t>
-      </w:r>
-    </w:p>
-    <w:p>
-      <w:pPr>
-        <w:ind w:firstLine="709"/>
-      </w:pPr>
-      <w:r>
-        <w:rPr>
-          <w:rFonts w:ascii="Times New Roman" w:hAnsi="Times New Roman" w:cs="Times New Roman" w:eastAsia="Times New Roman"/>
-          <w:b w:val="0"/>
-          <w:i w:val="0"/>
-          <w:color w:val="000000"/>
-          <w:sz w:val="22"/>
-        </w:rPr>
-        <w:t>Ответчик сначала просит получить первичные доказательства, которые находятся не у ответчика:</w:t>
+        <w:t>невозможность ремонта;</w:t>
       </w:r>
     </w:p>
     <w:p>
@@ -639,7 +1449,7 @@
           <w:color w:val="000000"/>
           <w:sz w:val="22"/>
         </w:rPr>
-        <w:t>у АО ГСК «Югория»;</w:t>
+        <w:t>стоимость крышки;</w:t>
       </w:r>
     </w:p>
     <w:p>
@@ -664,7 +1474,7 @@
           <w:color w:val="000000"/>
           <w:sz w:val="22"/>
         </w:rPr>
-        <w:t>у АО «Зетта Страхование»;</w:t>
+        <w:t>окраска;</w:t>
       </w:r>
     </w:p>
     <w:p>
@@ -689,7 +1499,7 @@
           <w:color w:val="000000"/>
           <w:sz w:val="22"/>
         </w:rPr>
-        <w:t>у оператора электронного европротокола;</w:t>
+        <w:t>плёнка;</w:t>
       </w:r>
     </w:p>
     <w:p>
@@ -714,7 +1524,7 @@
           <w:color w:val="000000"/>
           <w:sz w:val="22"/>
         </w:rPr>
-        <w:t>у государственных и страховых информационных систем;</w:t>
+        <w:t>сопутствующие работы;</w:t>
       </w:r>
     </w:p>
     <w:p>
@@ -739,7 +1549,7 @@
           <w:color w:val="000000"/>
           <w:sz w:val="22"/>
         </w:rPr>
-        <w:t>у истца.</w:t>
+        <w:t>конкретная сумма ущерба по этой позиции.</w:t>
       </w:r>
     </w:p>
     <w:p>
@@ -754,12 +1564,57 @@
           <w:color w:val="000000"/>
           <w:sz w:val="22"/>
         </w:rPr>
-        <w:t>Только после исследования этих материалов можно определить, нужна ли судебная экспертиза вообще и какие вопросы реально требуют специальных знаний. Отсутствие у ответчика денежных средств на экспертизу до получения первичных доказательств не является признанием обоснованности иска.</w:t>
+        <w:t>Оспаривается доказанность того, что весь последующий перечень из десяти позиций акта 30.10.2023, включая скрытые и конструктивные элементы, возник именно в результате данного ДТП, а также доказанность необходимости указанных способов ремонта и замены.</w:t>
       </w:r>
     </w:p>
     <w:p>
       <w:pPr>
-        <w:pStyle w:val="Heading2"/>
+        <w:ind w:firstLine="709"/>
+      </w:pPr>
+      <w:r>
+        <w:rPr>
+          <w:rFonts w:ascii="Times New Roman" w:hAnsi="Times New Roman" w:cs="Times New Roman" w:eastAsia="Times New Roman"/>
+          <w:b w:val="0"/>
+          <w:i w:val="0"/>
+          <w:color w:val="000000"/>
+          <w:sz w:val="22"/>
+        </w:rPr>
+        <w:t>Ответчик не утверждает наличие другого ДТП и поэтому не обязан доказывать иное событие. Истец утверждает, что конкретные десять повреждений причинены ДТП 29.10.2023. Следовательно, доказательственная связь этих повреждений с указанным событием входит в основание его требования.</w:t>
+      </w:r>
+    </w:p>
+    <w:p>
+      <w:pPr>
+        <w:ind w:firstLine="709"/>
+      </w:pPr>
+      <w:r>
+        <w:rPr>
+          <w:rFonts w:ascii="Times New Roman" w:hAnsi="Times New Roman" w:cs="Times New Roman" w:eastAsia="Times New Roman"/>
+          <w:b w:val="0"/>
+          <w:i w:val="0"/>
+          <w:color w:val="000000"/>
+          <w:sz w:val="22"/>
+        </w:rPr>
+        <w:t>У акта осмотра от 30.10.2023 нет самостоятельной презумпции достоверности по признаку составления «по горячим следам».</w:t>
+      </w:r>
+    </w:p>
+    <w:p>
+      <w:pPr>
+        <w:ind w:firstLine="709"/>
+      </w:pPr>
+      <w:r>
+        <w:rPr>
+          <w:rFonts w:ascii="Times New Roman" w:hAnsi="Times New Roman" w:cs="Times New Roman" w:eastAsia="Times New Roman"/>
+          <w:b w:val="0"/>
+          <w:i w:val="0"/>
+          <w:color w:val="000000"/>
+          <w:sz w:val="22"/>
+        </w:rPr>
+        <w:t>В соответствии с ч. 2 ст. 67 ГПК РФ никакие доказательства не имеют для суда заранее установленной силы.</w:t>
+      </w:r>
+    </w:p>
+    <w:p>
+      <w:pPr>
+        <w:pStyle w:val="Heading3"/>
       </w:pPr>
       <w:r>
         <w:rPr>
@@ -767,9 +1622,9 @@
           <w:b/>
           <w:i w:val="0"/>
           <w:color w:val="000000"/>
-          <w:sz w:val="25"/>
-        </w:rPr>
-        <w:t>II. Даже при признании причинной связи по крышке багажника</w:t>
+          <w:sz w:val="23"/>
+        </w:rPr>
+        <w:t>История иных ДТП и страховых событий как исходный материал</w:t>
       </w:r>
     </w:p>
     <w:p>
@@ -784,7 +1639,7 @@
           <w:color w:val="000000"/>
           <w:sz w:val="22"/>
         </w:rPr>
-        <w:t>Даже если суд признает причинную связь непосредственно по крышке багажника, это не означает признания полного расчёта по данной позиции.</w:t>
+        <w:t>Ответчик не утверждает, что спорные повреждения возникли в другом ДТП.</w:t>
       </w:r>
     </w:p>
     <w:p>
@@ -799,7 +1654,7 @@
           <w:color w:val="000000"/>
           <w:sz w:val="22"/>
         </w:rPr>
-        <w:t>Истец должен отдельно доказать:</w:t>
+        <w:t>Сведения об иных ДТП и страховых событиях нужны для:</w:t>
       </w:r>
     </w:p>
     <w:p>
@@ -824,7 +1679,7 @@
           <w:color w:val="000000"/>
           <w:sz w:val="22"/>
         </w:rPr>
-        <w:t>какое конкретное повреждение крышки обозначено как дефект 21К;</w:t>
+        <w:t>исключения повреждений, существовавших до 29.10.2023;</w:t>
       </w:r>
     </w:p>
     <w:p>
@@ -849,7 +1704,7 @@
           <w:color w:val="000000"/>
           <w:sz w:val="22"/>
         </w:rPr>
-        <w:t>что требуется именно замена, а не восстановление крышки;</w:t>
+        <w:t>установления возможных повреждающих событий после 29.10.2023;</w:t>
       </w:r>
     </w:p>
     <w:p>
@@ -874,7 +1729,7 @@
           <w:color w:val="000000"/>
           <w:sz w:val="22"/>
         </w:rPr>
-        <w:t>почему ремонт невозможен либо не является разумным способом восстановления;</w:t>
+        <w:t>оценки состояния спорных элементов между ДТП и заключением от 07.08.2026;</w:t>
       </w:r>
     </w:p>
     <w:p>
@@ -899,7 +1754,97 @@
           <w:color w:val="000000"/>
           <w:sz w:val="22"/>
         </w:rPr>
-        <w:t>необходимость и объём окраски;</w:t>
+        <w:t>предоставления судебному эксперту полной истории повреждений, необходимой для ответа о причинной связи каждой из десяти позиций.</w:t>
+      </w:r>
+    </w:p>
+    <w:p>
+      <w:pPr>
+        <w:ind w:firstLine="709"/>
+      </w:pPr>
+      <w:r>
+        <w:rPr>
+          <w:rFonts w:ascii="Times New Roman" w:hAnsi="Times New Roman" w:cs="Times New Roman" w:eastAsia="Times New Roman"/>
+          <w:b w:val="0"/>
+          <w:i w:val="0"/>
+          <w:color w:val="000000"/>
+          <w:sz w:val="22"/>
+        </w:rPr>
+        <w:t>Проверяемые периоды:</w:t>
+      </w:r>
+    </w:p>
+    <w:p>
+      <w:pPr>
+        <w:ind w:firstLine="709"/>
+      </w:pPr>
+      <w:r>
+        <w:rPr>
+          <w:rFonts w:ascii="Times New Roman" w:hAnsi="Times New Roman" w:cs="Times New Roman" w:eastAsia="Times New Roman"/>
+          <w:b w:val="0"/>
+          <w:i w:val="0"/>
+          <w:color w:val="000000"/>
+          <w:sz w:val="22"/>
+        </w:rPr>
+        <w:t>A. До 29.10.2023 - для установления возможных ранее существовавших повреждений задней части автомобиля.</w:t>
+      </w:r>
+    </w:p>
+    <w:p>
+      <w:pPr>
+        <w:ind w:firstLine="709"/>
+      </w:pPr>
+      <w:r>
+        <w:rPr>
+          <w:rFonts w:ascii="Times New Roman" w:hAnsi="Times New Roman" w:cs="Times New Roman" w:eastAsia="Times New Roman"/>
+          <w:b w:val="0"/>
+          <w:i w:val="0"/>
+          <w:color w:val="000000"/>
+          <w:sz w:val="22"/>
+        </w:rPr>
+        <w:t>B. С 29.10.2023 по 07.08.2026 - для установления последующих ДТП или страховых событий до составления заключения Левинского.</w:t>
+      </w:r>
+    </w:p>
+    <w:p>
+      <w:pPr>
+        <w:ind w:firstLine="709"/>
+      </w:pPr>
+      <w:r>
+        <w:rPr>
+          <w:rFonts w:ascii="Times New Roman" w:hAnsi="Times New Roman" w:cs="Times New Roman" w:eastAsia="Times New Roman"/>
+          <w:b w:val="0"/>
+          <w:i w:val="0"/>
+          <w:color w:val="000000"/>
+          <w:sz w:val="22"/>
+        </w:rPr>
+        <w:t>Задача состоит в том, чтобы проверить наличие либо отсутствие иных повреждающих событий как одного из исходных факторов экспертного исследования причинной связи. Отсутствие иных событий также является значимым результатом проверки.</w:t>
+      </w:r>
+    </w:p>
+    <w:p>
+      <w:pPr>
+        <w:ind w:firstLine="709"/>
+      </w:pPr>
+      <w:r>
+        <w:rPr>
+          <w:rFonts w:ascii="Times New Roman" w:hAnsi="Times New Roman" w:cs="Times New Roman" w:eastAsia="Times New Roman"/>
+          <w:b w:val="0"/>
+          <w:i w:val="0"/>
+          <w:color w:val="000000"/>
+          <w:sz w:val="22"/>
+        </w:rPr>
+        <w:t>Если после истребования первичных материалов, исследования страховых дел, получения сведений об иных страховых событиях и заслушивания лиц, проводивших осмотр и составлявших заключение 2026 года, технические противоречия не будут устранены, ответчик считает необходимым разрешить их посредством судебной автотехнической и/или автотовароведческой экспертизы.</w:t>
+      </w:r>
+    </w:p>
+    <w:p>
+      <w:pPr>
+        <w:ind w:firstLine="709"/>
+      </w:pPr>
+      <w:r>
+        <w:rPr>
+          <w:rFonts w:ascii="Times New Roman" w:hAnsi="Times New Roman" w:cs="Times New Roman" w:eastAsia="Times New Roman"/>
+          <w:b w:val="0"/>
+          <w:i w:val="0"/>
+          <w:color w:val="000000"/>
+          <w:sz w:val="22"/>
+        </w:rPr>
+        <w:t>Ответчик сначала просит получить первичные доказательства, которые находятся не у ответчика:</w:t>
       </w:r>
     </w:p>
     <w:p>
@@ -924,7 +1869,7 @@
           <w:color w:val="000000"/>
           <w:sz w:val="22"/>
         </w:rPr>
-        <w:t>необходимость каждой сопутствующей работы: снятия, установки, подготовки и иных операций;</w:t>
+        <w:t>у АО ГСК «Югория»;</w:t>
       </w:r>
     </w:p>
     <w:p>
@@ -949,7 +1894,7 @@
           <w:color w:val="000000"/>
           <w:sz w:val="22"/>
         </w:rPr>
-        <w:t>необходимость окрасочных материалов;</w:t>
+        <w:t>у АО «Зетта Страхование»;</w:t>
       </w:r>
     </w:p>
     <w:p>
@@ -974,7 +1919,7 @@
           <w:color w:val="000000"/>
           <w:sz w:val="22"/>
         </w:rPr>
-        <w:t>какая именно плёнка указана в акте;</w:t>
+        <w:t>у оператора электронного европротокола;</w:t>
       </w:r>
     </w:p>
     <w:p>
@@ -999,7 +1944,7 @@
           <w:color w:val="000000"/>
           <w:sz w:val="22"/>
         </w:rPr>
-        <w:t>что эта плёнка существовала на крышке на момент ДТП и была повреждена;</w:t>
+        <w:t>у государственных и страховых информационных систем;</w:t>
       </w:r>
     </w:p>
     <w:p>
@@ -1024,7 +1969,7 @@
           <w:color w:val="000000"/>
           <w:sz w:val="22"/>
         </w:rPr>
-        <w:t>стоимость каждой операции и материала отдельно.</w:t>
+        <w:t>у истца.</w:t>
       </w:r>
     </w:p>
     <w:p>
@@ -1039,7 +1984,7 @@
           <w:color w:val="000000"/>
           <w:sz w:val="22"/>
         </w:rPr>
-        <w:t>Резервная позиция не объединяет эти элементы в одну сумму. До построчной проверки расчёта 2026 года каждая позиция остаётся недоказанной.</w:t>
+        <w:t>Только после исследования этих материалов можно определить, нужна ли судебная экспертиза вообще и какие вопросы реально требуют специальных знаний. Отсутствие у ответчика денежных средств на экспертизу до получения первичных доказательств не является признанием обоснованности иска.</w:t>
       </w:r>
     </w:p>
     <w:p>
@@ -1054,7 +1999,7 @@
           <w:color w:val="000000"/>
           <w:sz w:val="25"/>
         </w:rPr>
-        <w:t>III. Обстоятельства, которые ответчик не оспаривает</w:t>
+        <w:t>IV. Даже при признании причинной связи по крышке багажника</w:t>
       </w:r>
     </w:p>
     <w:p>
@@ -1069,7 +2014,22 @@
           <w:color w:val="000000"/>
           <w:sz w:val="22"/>
         </w:rPr>
-        <w:t>Ответчик не оспаривает:</w:t>
+        <w:t>Даже если суд признает причинную связь непосредственно по крышке багажника, это не означает признания полного расчёта по данной позиции.</w:t>
+      </w:r>
+    </w:p>
+    <w:p>
+      <w:pPr>
+        <w:ind w:firstLine="709"/>
+      </w:pPr>
+      <w:r>
+        <w:rPr>
+          <w:rFonts w:ascii="Times New Roman" w:hAnsi="Times New Roman" w:cs="Times New Roman" w:eastAsia="Times New Roman"/>
+          <w:b w:val="0"/>
+          <w:i w:val="0"/>
+          <w:color w:val="000000"/>
+          <w:sz w:val="22"/>
+        </w:rPr>
+        <w:t>Истец должен отдельно доказать:</w:t>
       </w:r>
     </w:p>
     <w:p>
@@ -1094,7 +2054,7 @@
           <w:color w:val="000000"/>
           <w:sz w:val="22"/>
         </w:rPr>
-        <w:t>факт дорожно-транспортного происшествия 29.10.2023;</w:t>
+        <w:t>какое конкретное повреждение крышки обозначено как дефект 21К;</w:t>
       </w:r>
     </w:p>
     <w:p>
@@ -1119,7 +2079,7 @@
           <w:color w:val="000000"/>
           <w:sz w:val="22"/>
         </w:rPr>
-        <w:t>участие автомобилей сторон в этом ДТП;</w:t>
+        <w:t>что требуется именно замена, а не восстановление крышки;</w:t>
       </w:r>
     </w:p>
     <w:p>
@@ -1144,7 +2104,7 @@
           <w:color w:val="000000"/>
           <w:sz w:val="22"/>
         </w:rPr>
-        <w:t>математическую арифметику итогового расчёта 2026 года;</w:t>
+        <w:t>почему ремонт невозможен либо не является разумным способом восстановления;</w:t>
       </w:r>
     </w:p>
     <w:p>
@@ -1169,7 +2129,7 @@
           <w:color w:val="000000"/>
           <w:sz w:val="22"/>
         </w:rPr>
-        <w:t>факт оплаты 25 000 руб. за экспертное исследование;</w:t>
+        <w:t>необходимость и объём окраски;</w:t>
       </w:r>
     </w:p>
     <w:p>
@@ -1194,7 +2154,7 @@
           <w:color w:val="000000"/>
           <w:sz w:val="22"/>
         </w:rPr>
-        <w:t>факт оплаты 50 000 руб. юридических услуг;</w:t>
+        <w:t>необходимость каждой сопутствующей работы: снятия, установки, подготовки и иных операций;</w:t>
       </w:r>
     </w:p>
     <w:p>
@@ -1219,52 +2179,7 @@
           <w:color w:val="000000"/>
           <w:sz w:val="22"/>
         </w:rPr>
-        <w:t>факт оплаты государственной пошлины 8 588 руб.</w:t>
-      </w:r>
-    </w:p>
-    <w:p>
-      <w:pPr>
-        <w:ind w:firstLine="709"/>
-      </w:pPr>
-      <w:r>
-        <w:rPr>
-          <w:rFonts w:ascii="Times New Roman" w:hAnsi="Times New Roman" w:cs="Times New Roman" w:eastAsia="Times New Roman"/>
-          <w:b w:val="0"/>
-          <w:i w:val="0"/>
-          <w:color w:val="000000"/>
-          <w:sz w:val="22"/>
-        </w:rPr>
-        <w:t>Признание этих обстоятельств не означает признания размера причинённого ущерба, причинной связи всех заявленных повреждений с ДТП или обоснованности процентов.</w:t>
-      </w:r>
-    </w:p>
-    <w:p>
-      <w:pPr>
-        <w:pStyle w:val="Heading2"/>
-      </w:pPr>
-      <w:r>
-        <w:rPr>
-          <w:rFonts w:ascii="Times New Roman" w:hAnsi="Times New Roman" w:cs="Times New Roman" w:eastAsia="Times New Roman"/>
-          <w:b/>
-          <w:i w:val="0"/>
-          <w:color w:val="000000"/>
-          <w:sz w:val="25"/>
-        </w:rPr>
-        <w:t>IV. Предмет спора и документальная цепочка</w:t>
-      </w:r>
-    </w:p>
-    <w:p>
-      <w:pPr>
-        <w:ind w:firstLine="709"/>
-      </w:pPr>
-      <w:r>
-        <w:rPr>
-          <w:rFonts w:ascii="Times New Roman" w:hAnsi="Times New Roman" w:cs="Times New Roman" w:eastAsia="Times New Roman"/>
-          <w:b w:val="0"/>
-          <w:i w:val="0"/>
-          <w:color w:val="000000"/>
-          <w:sz w:val="22"/>
-        </w:rPr>
-        <w:t>Ответчик не оспаривает арифметическое сложение стоимости работ и деталей в расчёте 2026 года. Спор касается исходных фактических предпосылок:</w:t>
+        <w:t>необходимость окрасочных материалов;</w:t>
       </w:r>
     </w:p>
     <w:p>
@@ -1289,7 +2204,7 @@
           <w:color w:val="000000"/>
           <w:sz w:val="22"/>
         </w:rPr>
-        <w:t>какие повреждения действительно образовались 29.10.2023;</w:t>
+        <w:t>какая именно плёнка указана в акте;</w:t>
       </w:r>
     </w:p>
     <w:p>
@@ -1314,7 +2229,7 @@
           <w:color w:val="000000"/>
           <w:sz w:val="22"/>
         </w:rPr>
-        <w:t>какие из десяти позиций первоначально фиксировались;</w:t>
+        <w:t>что эта плёнка существовала на крышке на момент ДТП и была повреждена;</w:t>
       </w:r>
     </w:p>
     <w:p>
@@ -1339,7 +2254,52 @@
           <w:color w:val="000000"/>
           <w:sz w:val="22"/>
         </w:rPr>
-        <w:t>каким образом выявлялись скрытые и конструктивные повреждения;</w:t>
+        <w:t>стоимость каждой операции и материала отдельно.</w:t>
+      </w:r>
+    </w:p>
+    <w:p>
+      <w:pPr>
+        <w:ind w:firstLine="709"/>
+      </w:pPr>
+      <w:r>
+        <w:rPr>
+          <w:rFonts w:ascii="Times New Roman" w:hAnsi="Times New Roman" w:cs="Times New Roman" w:eastAsia="Times New Roman"/>
+          <w:b w:val="0"/>
+          <w:i w:val="0"/>
+          <w:color w:val="000000"/>
+          <w:sz w:val="22"/>
+        </w:rPr>
+        <w:t>Резервная позиция не объединяет эти элементы в одну сумму. До построчной проверки расчёта 2026 года каждая позиция остаётся недоказанной.</w:t>
+      </w:r>
+    </w:p>
+    <w:p>
+      <w:pPr>
+        <w:pStyle w:val="Heading2"/>
+      </w:pPr>
+      <w:r>
+        <w:rPr>
+          <w:rFonts w:ascii="Times New Roman" w:hAnsi="Times New Roman" w:cs="Times New Roman" w:eastAsia="Times New Roman"/>
+          <w:b/>
+          <w:i w:val="0"/>
+          <w:color w:val="000000"/>
+          <w:sz w:val="25"/>
+        </w:rPr>
+        <w:t>V. Обстоятельства, которые ответчик не оспаривает</w:t>
+      </w:r>
+    </w:p>
+    <w:p>
+      <w:pPr>
+        <w:ind w:firstLine="709"/>
+      </w:pPr>
+      <w:r>
+        <w:rPr>
+          <w:rFonts w:ascii="Times New Roman" w:hAnsi="Times New Roman" w:cs="Times New Roman" w:eastAsia="Times New Roman"/>
+          <w:b w:val="0"/>
+          <w:i w:val="0"/>
+          <w:color w:val="000000"/>
+          <w:sz w:val="22"/>
+        </w:rPr>
+        <w:t>Ответчик не оспаривает:</w:t>
       </w:r>
     </w:p>
     <w:p>
@@ -1364,7 +2324,7 @@
           <w:color w:val="000000"/>
           <w:sz w:val="22"/>
         </w:rPr>
-        <w:t>какие первичные фотографии и документы дефектовки существуют;</w:t>
+        <w:t>факт дорожно-транспортного происшествия 29.10.2023;</w:t>
       </w:r>
     </w:p>
     <w:p>
@@ -1389,7 +2349,7 @@
           <w:color w:val="000000"/>
           <w:sz w:val="22"/>
         </w:rPr>
-        <w:t>какую фактическую основу использовал автор заключения 2026 года;</w:t>
+        <w:t>участие автомобилей сторон в этом ДТП;</w:t>
       </w:r>
     </w:p>
     <w:p>
@@ -1414,7 +2374,7 @@
           <w:color w:val="000000"/>
           <w:sz w:val="22"/>
         </w:rPr>
-        <w:t>как соотносятся сумма, определённая к выплате по КАСКО, страховое урегулирование ОСАГО и возможная суброгация;</w:t>
+        <w:t>математическую арифметику итогового расчёта 2026 года;</w:t>
       </w:r>
     </w:p>
     <w:p>
@@ -1439,12 +2399,77 @@
           <w:color w:val="000000"/>
           <w:sz w:val="22"/>
         </w:rPr>
-        <w:t>с какого момента и на какую сумму могут начисляться проценты.</w:t>
+        <w:t>факт оплаты 25 000 руб. за экспертное исследование;</w:t>
       </w:r>
     </w:p>
     <w:p>
       <w:pPr>
-        <w:pStyle w:val="Heading3"/>
+        <w:spacing w:after="40"/>
+        <w:ind w:left="510" w:hanging="227"/>
+        <w:jc w:val="both"/>
+      </w:pPr>
+      <w:r>
+        <w:rPr>
+          <w:rFonts w:ascii="Times New Roman" w:hAnsi="Times New Roman" w:cs="Times New Roman" w:eastAsia="Times New Roman"/>
+          <w:color w:val="000000"/>
+          <w:sz w:val="22"/>
+        </w:rPr>
+        <w:t xml:space="preserve">• </w:t>
+      </w:r>
+      <w:r>
+        <w:rPr>
+          <w:rFonts w:ascii="Times New Roman" w:hAnsi="Times New Roman" w:cs="Times New Roman" w:eastAsia="Times New Roman"/>
+          <w:b w:val="0"/>
+          <w:i w:val="0"/>
+          <w:color w:val="000000"/>
+          <w:sz w:val="22"/>
+        </w:rPr>
+        <w:t>факт оплаты 50 000 руб. юридических услуг;</w:t>
+      </w:r>
+    </w:p>
+    <w:p>
+      <w:pPr>
+        <w:spacing w:after="40"/>
+        <w:ind w:left="510" w:hanging="227"/>
+        <w:jc w:val="both"/>
+      </w:pPr>
+      <w:r>
+        <w:rPr>
+          <w:rFonts w:ascii="Times New Roman" w:hAnsi="Times New Roman" w:cs="Times New Roman" w:eastAsia="Times New Roman"/>
+          <w:color w:val="000000"/>
+          <w:sz w:val="22"/>
+        </w:rPr>
+        <w:t xml:space="preserve">• </w:t>
+      </w:r>
+      <w:r>
+        <w:rPr>
+          <w:rFonts w:ascii="Times New Roman" w:hAnsi="Times New Roman" w:cs="Times New Roman" w:eastAsia="Times New Roman"/>
+          <w:b w:val="0"/>
+          <w:i w:val="0"/>
+          <w:color w:val="000000"/>
+          <w:sz w:val="22"/>
+        </w:rPr>
+        <w:t>факт оплаты государственной пошлины 8 588 руб.</w:t>
+      </w:r>
+    </w:p>
+    <w:p>
+      <w:pPr>
+        <w:ind w:firstLine="709"/>
+      </w:pPr>
+      <w:r>
+        <w:rPr>
+          <w:rFonts w:ascii="Times New Roman" w:hAnsi="Times New Roman" w:cs="Times New Roman" w:eastAsia="Times New Roman"/>
+          <w:b w:val="0"/>
+          <w:i w:val="0"/>
+          <w:color w:val="000000"/>
+          <w:sz w:val="22"/>
+        </w:rPr>
+        <w:t>Признание этих обстоятельств не означает признания размера причинённого ущерба, причинной связи всех заявленных повреждений с ДТП или обоснованности процентов.</w:t>
+      </w:r>
+    </w:p>
+    <w:p>
+      <w:pPr>
+        <w:pStyle w:val="Heading2"/>
       </w:pPr>
       <w:r>
         <w:rPr>
@@ -1452,9 +2477,9 @@
           <w:b/>
           <w:i w:val="0"/>
           <w:color w:val="000000"/>
-          <w:sz w:val="23"/>
-        </w:rPr>
-        <w:t>Документальная цепочка</w:t>
+          <w:sz w:val="25"/>
+        </w:rPr>
+        <w:t>VI. Предмет спора и документальная цепочка</w:t>
       </w:r>
     </w:p>
     <w:p>
@@ -1469,13 +2494,23 @@
           <w:color w:val="000000"/>
           <w:sz w:val="22"/>
         </w:rPr>
-        <w:t>29.10.2023</w:t>
+        <w:t>Ответчик не оспаривает арифметическое сложение стоимости работ и деталей в расчёте 2026 года. Спор касается исходных фактических предпосылок:</w:t>
       </w:r>
     </w:p>
     <w:p>
       <w:pPr>
-        <w:ind w:firstLine="709"/>
-      </w:pPr>
+        <w:spacing w:after="40"/>
+        <w:ind w:left="510" w:hanging="227"/>
+        <w:jc w:val="both"/>
+      </w:pPr>
+      <w:r>
+        <w:rPr>
+          <w:rFonts w:ascii="Times New Roman" w:hAnsi="Times New Roman" w:cs="Times New Roman" w:eastAsia="Times New Roman"/>
+          <w:color w:val="000000"/>
+          <w:sz w:val="22"/>
+        </w:rPr>
+        <w:t xml:space="preserve">• </w:t>
+      </w:r>
       <w:r>
         <w:rPr>
           <w:rFonts w:ascii="Times New Roman" w:hAnsi="Times New Roman" w:cs="Times New Roman" w:eastAsia="Times New Roman"/>
@@ -1484,13 +2519,23 @@
           <w:color w:val="000000"/>
           <w:sz w:val="22"/>
         </w:rPr>
-        <w:t>↓</w:t>
+        <w:t>какие повреждения действительно образовались 29.10.2023;</w:t>
       </w:r>
     </w:p>
     <w:p>
       <w:pPr>
-        <w:ind w:firstLine="709"/>
-      </w:pPr>
+        <w:spacing w:after="40"/>
+        <w:ind w:left="510" w:hanging="227"/>
+        <w:jc w:val="both"/>
+      </w:pPr>
+      <w:r>
+        <w:rPr>
+          <w:rFonts w:ascii="Times New Roman" w:hAnsi="Times New Roman" w:cs="Times New Roman" w:eastAsia="Times New Roman"/>
+          <w:color w:val="000000"/>
+          <w:sz w:val="22"/>
+        </w:rPr>
+        <w:t xml:space="preserve">• </w:t>
+      </w:r>
       <w:r>
         <w:rPr>
           <w:rFonts w:ascii="Times New Roman" w:hAnsi="Times New Roman" w:cs="Times New Roman" w:eastAsia="Times New Roman"/>
@@ -1499,13 +2544,23 @@
           <w:color w:val="000000"/>
           <w:sz w:val="22"/>
         </w:rPr>
-        <w:t>электронное извещение о ДТП</w:t>
+        <w:t>какие из десяти позиций первоначально фиксировались;</w:t>
       </w:r>
     </w:p>
     <w:p>
       <w:pPr>
-        <w:ind w:firstLine="709"/>
-      </w:pPr>
+        <w:spacing w:after="40"/>
+        <w:ind w:left="510" w:hanging="227"/>
+        <w:jc w:val="both"/>
+      </w:pPr>
+      <w:r>
+        <w:rPr>
+          <w:rFonts w:ascii="Times New Roman" w:hAnsi="Times New Roman" w:cs="Times New Roman" w:eastAsia="Times New Roman"/>
+          <w:color w:val="000000"/>
+          <w:sz w:val="22"/>
+        </w:rPr>
+        <w:t xml:space="preserve">• </w:t>
+      </w:r>
       <w:r>
         <w:rPr>
           <w:rFonts w:ascii="Times New Roman" w:hAnsi="Times New Roman" w:cs="Times New Roman" w:eastAsia="Times New Roman"/>
@@ -1514,13 +2569,23 @@
           <w:color w:val="000000"/>
           <w:sz w:val="22"/>
         </w:rPr>
-        <w:t>↓</w:t>
+        <w:t>каким образом выявлялись скрытые и конструктивные повреждения;</w:t>
       </w:r>
     </w:p>
     <w:p>
       <w:pPr>
-        <w:ind w:firstLine="709"/>
-      </w:pPr>
+        <w:spacing w:after="40"/>
+        <w:ind w:left="510" w:hanging="227"/>
+        <w:jc w:val="both"/>
+      </w:pPr>
+      <w:r>
+        <w:rPr>
+          <w:rFonts w:ascii="Times New Roman" w:hAnsi="Times New Roman" w:cs="Times New Roman" w:eastAsia="Times New Roman"/>
+          <w:color w:val="000000"/>
+          <w:sz w:val="22"/>
+        </w:rPr>
+        <w:t xml:space="preserve">• </w:t>
+      </w:r>
       <w:r>
         <w:rPr>
           <w:rFonts w:ascii="Times New Roman" w:hAnsi="Times New Roman" w:cs="Times New Roman" w:eastAsia="Times New Roman"/>
@@ -1529,13 +2594,23 @@
           <w:color w:val="000000"/>
           <w:sz w:val="22"/>
         </w:rPr>
-        <w:t>среди первоначально указанных видимых повреждений автомобиля истца указана «Крышка багажника»</w:t>
+        <w:t>какие первичные фотографии и документы дефектовки существуют;</w:t>
       </w:r>
     </w:p>
     <w:p>
       <w:pPr>
-        <w:ind w:firstLine="709"/>
-      </w:pPr>
+        <w:spacing w:after="40"/>
+        <w:ind w:left="510" w:hanging="227"/>
+        <w:jc w:val="both"/>
+      </w:pPr>
+      <w:r>
+        <w:rPr>
+          <w:rFonts w:ascii="Times New Roman" w:hAnsi="Times New Roman" w:cs="Times New Roman" w:eastAsia="Times New Roman"/>
+          <w:color w:val="000000"/>
+          <w:sz w:val="22"/>
+        </w:rPr>
+        <w:t xml:space="preserve">• </w:t>
+      </w:r>
       <w:r>
         <w:rPr>
           <w:rFonts w:ascii="Times New Roman" w:hAnsi="Times New Roman" w:cs="Times New Roman" w:eastAsia="Times New Roman"/>
@@ -1544,13 +2619,23 @@
           <w:color w:val="000000"/>
           <w:sz w:val="22"/>
         </w:rPr>
-        <w:t>↓</w:t>
+        <w:t>какую фактическую основу использовал автор заключения 2026 года;</w:t>
       </w:r>
     </w:p>
     <w:p>
       <w:pPr>
-        <w:ind w:firstLine="709"/>
-      </w:pPr>
+        <w:spacing w:after="40"/>
+        <w:ind w:left="510" w:hanging="227"/>
+        <w:jc w:val="both"/>
+      </w:pPr>
+      <w:r>
+        <w:rPr>
+          <w:rFonts w:ascii="Times New Roman" w:hAnsi="Times New Roman" w:cs="Times New Roman" w:eastAsia="Times New Roman"/>
+          <w:color w:val="000000"/>
+          <w:sz w:val="22"/>
+        </w:rPr>
+        <w:t xml:space="preserve">• </w:t>
+      </w:r>
       <w:r>
         <w:rPr>
           <w:rFonts w:ascii="Times New Roman" w:hAnsi="Times New Roman" w:cs="Times New Roman" w:eastAsia="Times New Roman"/>
@@ -1559,13 +2644,23 @@
           <w:color w:val="000000"/>
           <w:sz w:val="22"/>
         </w:rPr>
-        <w:t>30.10.2023</w:t>
+        <w:t>как соотносятся сумма, определённая к выплате по КАСКО, страховое урегулирование ОСАГО и возможная суброгация;</w:t>
       </w:r>
     </w:p>
     <w:p>
       <w:pPr>
-        <w:ind w:firstLine="709"/>
-      </w:pPr>
+        <w:spacing w:after="40"/>
+        <w:ind w:left="510" w:hanging="227"/>
+        <w:jc w:val="both"/>
+      </w:pPr>
+      <w:r>
+        <w:rPr>
+          <w:rFonts w:ascii="Times New Roman" w:hAnsi="Times New Roman" w:cs="Times New Roman" w:eastAsia="Times New Roman"/>
+          <w:color w:val="000000"/>
+          <w:sz w:val="22"/>
+        </w:rPr>
+        <w:t xml:space="preserve">• </w:t>
+      </w:r>
       <w:r>
         <w:rPr>
           <w:rFonts w:ascii="Times New Roman" w:hAnsi="Times New Roman" w:cs="Times New Roman" w:eastAsia="Times New Roman"/>
@@ -1574,11 +2669,26 @@
           <w:color w:val="000000"/>
           <w:sz w:val="22"/>
         </w:rPr>
-        <w:t>↓</w:t>
+        <w:t>с какого момента и на какую сумму могут начисляться проценты.</w:t>
       </w:r>
     </w:p>
     <w:p>
       <w:pPr>
+        <w:pStyle w:val="Heading3"/>
+      </w:pPr>
+      <w:r>
+        <w:rPr>
+          <w:rFonts w:ascii="Times New Roman" w:hAnsi="Times New Roman" w:cs="Times New Roman" w:eastAsia="Times New Roman"/>
+          <w:b/>
+          <w:i w:val="0"/>
+          <w:color w:val="000000"/>
+          <w:sz w:val="23"/>
+        </w:rPr>
+        <w:t>Документальная цепочка</w:t>
+      </w:r>
+    </w:p>
+    <w:p>
+      <w:pPr>
         <w:ind w:firstLine="709"/>
       </w:pPr>
       <w:r>
@@ -1589,7 +2699,7 @@
           <w:color w:val="000000"/>
           <w:sz w:val="22"/>
         </w:rPr>
-        <w:t>акт осмотра содержит 10 позиций повреждений</w:t>
+        <w:t>29.10.2023</w:t>
       </w:r>
     </w:p>
     <w:p>
@@ -1619,7 +2729,7 @@
           <w:color w:val="000000"/>
           <w:sz w:val="22"/>
         </w:rPr>
-        <w:t>2026 год</w:t>
+        <w:t>электронное извещение о ДТП</w:t>
       </w:r>
     </w:p>
     <w:p>
@@ -1649,7 +2759,7 @@
           <w:color w:val="000000"/>
           <w:sz w:val="22"/>
         </w:rPr>
-        <w:t>заключение определяет стоимость восстановительного ремонта 227 490,87 руб.</w:t>
+        <w:t>среди первоначально указанных видимых повреждений автомобиля истца указана «Крышка багажника»</w:t>
       </w:r>
     </w:p>
     <w:p>
@@ -1679,7 +2789,7 @@
           <w:color w:val="000000"/>
           <w:sz w:val="22"/>
         </w:rPr>
-        <w:t>заключение прямо использует акт осмотра от 30.10.2023 как основу определения стоимости</w:t>
+        <w:t>30.10.2023</w:t>
       </w:r>
     </w:p>
     <w:p>
@@ -1694,11 +2804,131 @@
           <w:color w:val="000000"/>
           <w:sz w:val="22"/>
         </w:rPr>
-        <w:t>Ответчик не утверждает, что девять дополнительных позиций появились после ДТП. В документальной фиксации на следующий день перечень расширился с одной первоначально указанной позиции до десяти. Происхождение дополнительных позиций требует первичного технического подтверждения.</w:t>
+        <w:t>↓</w:t>
       </w:r>
     </w:p>
     <w:p>
       <w:pPr>
+        <w:ind w:firstLine="709"/>
+      </w:pPr>
+      <w:r>
+        <w:rPr>
+          <w:rFonts w:ascii="Times New Roman" w:hAnsi="Times New Roman" w:cs="Times New Roman" w:eastAsia="Times New Roman"/>
+          <w:b w:val="0"/>
+          <w:i w:val="0"/>
+          <w:color w:val="000000"/>
+          <w:sz w:val="22"/>
+        </w:rPr>
+        <w:t>акт осмотра содержит 10 позиций повреждений</w:t>
+      </w:r>
+    </w:p>
+    <w:p>
+      <w:pPr>
+        <w:ind w:firstLine="709"/>
+      </w:pPr>
+      <w:r>
+        <w:rPr>
+          <w:rFonts w:ascii="Times New Roman" w:hAnsi="Times New Roman" w:cs="Times New Roman" w:eastAsia="Times New Roman"/>
+          <w:b w:val="0"/>
+          <w:i w:val="0"/>
+          <w:color w:val="000000"/>
+          <w:sz w:val="22"/>
+        </w:rPr>
+        <w:t>↓</w:t>
+      </w:r>
+    </w:p>
+    <w:p>
+      <w:pPr>
+        <w:ind w:firstLine="709"/>
+      </w:pPr>
+      <w:r>
+        <w:rPr>
+          <w:rFonts w:ascii="Times New Roman" w:hAnsi="Times New Roman" w:cs="Times New Roman" w:eastAsia="Times New Roman"/>
+          <w:b w:val="0"/>
+          <w:i w:val="0"/>
+          <w:color w:val="000000"/>
+          <w:sz w:val="22"/>
+        </w:rPr>
+        <w:t>2026 год</w:t>
+      </w:r>
+    </w:p>
+    <w:p>
+      <w:pPr>
+        <w:ind w:firstLine="709"/>
+      </w:pPr>
+      <w:r>
+        <w:rPr>
+          <w:rFonts w:ascii="Times New Roman" w:hAnsi="Times New Roman" w:cs="Times New Roman" w:eastAsia="Times New Roman"/>
+          <w:b w:val="0"/>
+          <w:i w:val="0"/>
+          <w:color w:val="000000"/>
+          <w:sz w:val="22"/>
+        </w:rPr>
+        <w:t>↓</w:t>
+      </w:r>
+    </w:p>
+    <w:p>
+      <w:pPr>
+        <w:ind w:firstLine="709"/>
+      </w:pPr>
+      <w:r>
+        <w:rPr>
+          <w:rFonts w:ascii="Times New Roman" w:hAnsi="Times New Roman" w:cs="Times New Roman" w:eastAsia="Times New Roman"/>
+          <w:b w:val="0"/>
+          <w:i w:val="0"/>
+          <w:color w:val="000000"/>
+          <w:sz w:val="22"/>
+        </w:rPr>
+        <w:t>заключение определяет стоимость восстановительного ремонта 227 490,87 руб.</w:t>
+      </w:r>
+    </w:p>
+    <w:p>
+      <w:pPr>
+        <w:ind w:firstLine="709"/>
+      </w:pPr>
+      <w:r>
+        <w:rPr>
+          <w:rFonts w:ascii="Times New Roman" w:hAnsi="Times New Roman" w:cs="Times New Roman" w:eastAsia="Times New Roman"/>
+          <w:b w:val="0"/>
+          <w:i w:val="0"/>
+          <w:color w:val="000000"/>
+          <w:sz w:val="22"/>
+        </w:rPr>
+        <w:t>↓</w:t>
+      </w:r>
+    </w:p>
+    <w:p>
+      <w:pPr>
+        <w:ind w:firstLine="709"/>
+      </w:pPr>
+      <w:r>
+        <w:rPr>
+          <w:rFonts w:ascii="Times New Roman" w:hAnsi="Times New Roman" w:cs="Times New Roman" w:eastAsia="Times New Roman"/>
+          <w:b w:val="0"/>
+          <w:i w:val="0"/>
+          <w:color w:val="000000"/>
+          <w:sz w:val="22"/>
+        </w:rPr>
+        <w:t>заключение прямо использует акт осмотра от 30.10.2023 как основу определения стоимости</w:t>
+      </w:r>
+    </w:p>
+    <w:p>
+      <w:pPr>
+        <w:ind w:firstLine="709"/>
+      </w:pPr>
+      <w:r>
+        <w:rPr>
+          <w:rFonts w:ascii="Times New Roman" w:hAnsi="Times New Roman" w:cs="Times New Roman" w:eastAsia="Times New Roman"/>
+          <w:b w:val="0"/>
+          <w:i w:val="0"/>
+          <w:color w:val="000000"/>
+          <w:sz w:val="22"/>
+        </w:rPr>
+        <w:t>Ответчик не утверждает, что девять дополнительных позиций появились после ДТП. В документальной фиксации на следующий день перечень расширился с одной первоначально указанной позиции до десяти. Происхождение дополнительных позиций требует первичного технического подтверждения.</w:t>
+      </w:r>
+    </w:p>
+    <w:p>
+      <w:pPr>
         <w:pStyle w:val="Heading2"/>
       </w:pPr>
       <w:r>
@@ -1709,7 +2939,7 @@
           <w:color w:val="000000"/>
           <w:sz w:val="25"/>
         </w:rPr>
-        <w:t>V. Десять позиций акта осмотра</w:t>
+        <w:t>VII. Десять позиций акта осмотра</w:t>
       </w:r>
     </w:p>
     <w:tbl>
@@ -4058,7 +5288,7 @@
           <w:color w:val="000000"/>
           <w:sz w:val="25"/>
         </w:rPr>
-        <w:t>VI. Первичная фиксация дефектовки</w:t>
+        <w:t>VIII. Первичная фиксация дефектовки</w:t>
       </w:r>
     </w:p>
     <w:p>
@@ -4118,7 +5348,7 @@
           <w:color w:val="000000"/>
           <w:sz w:val="25"/>
         </w:rPr>
-        <w:t>VII. Как были выявлены скрытые повреждения?</w:t>
+        <w:t>IX. Как были выявлены скрытые повреждения?</w:t>
       </w:r>
     </w:p>
     <w:p>
@@ -4453,7 +5683,7 @@
           <w:color w:val="000000"/>
           <w:sz w:val="25"/>
         </w:rPr>
-        <w:t>VIII. Фактическая основа заключения 2026 года</w:t>
+        <w:t>X. Фактическая основа заключения 2026 года</w:t>
       </w:r>
     </w:p>
     <w:p>
@@ -4544,7 +5774,7 @@
           <w:color w:val="000000"/>
           <w:sz w:val="25"/>
         </w:rPr>
-        <w:t>IX. Необходимость замены крышки багажника</w:t>
+        <w:t>XI. Полнота заключения Левинского</w:t>
       </w:r>
     </w:p>
     <w:p>
@@ -4559,7 +5789,7 @@
           <w:color w:val="000000"/>
           <w:sz w:val="22"/>
         </w:rPr>
-        <w:t>В акте осмотра от 30.10.2023 по крышке багажника указано «деф 21К, замена и окраска». Сама запись не раскрывает характер и объём деформации и не объясняет, почему восстановление крышки невозможно или технически нецелесообразно.</w:t>
+        <w:t>Левинскому был поставлен вопрос №1: какие технические повреждения имеются и каков их характер.</w:t>
       </w:r>
     </w:p>
     <w:p>
@@ -4574,7 +5804,22 @@
           <w:color w:val="000000"/>
           <w:sz w:val="22"/>
         </w:rPr>
-        <w:t>Истец должен отдельно доказать:</w:t>
+        <w:t>В разделе «Выводы» заключения отдельно приведены только две итоговые величины стоимости: 227 490,87 руб. и 166 315,17 руб.</w:t>
+      </w:r>
+    </w:p>
+    <w:p>
+      <w:pPr>
+        <w:ind w:firstLine="709"/>
+      </w:pPr>
+      <w:r>
+        <w:rPr>
+          <w:rFonts w:ascii="Times New Roman" w:hAnsi="Times New Roman" w:cs="Times New Roman" w:eastAsia="Times New Roman"/>
+          <w:b w:val="0"/>
+          <w:i w:val="0"/>
+          <w:color w:val="000000"/>
+          <w:sz w:val="22"/>
+        </w:rPr>
+        <w:t>Необходимо установить:</w:t>
       </w:r>
     </w:p>
     <w:p>
@@ -4599,7 +5844,7 @@
           <w:color w:val="000000"/>
           <w:sz w:val="22"/>
         </w:rPr>
-        <w:t>какое именно повреждение крышки обозначено как дефект 21К;</w:t>
+        <w:t>где именно автор самостоятельно ответил на вопрос №1;</w:t>
       </w:r>
     </w:p>
     <w:p>
@@ -4624,7 +5869,7 @@
           <w:color w:val="000000"/>
           <w:sz w:val="22"/>
         </w:rPr>
-        <w:t>что требуется именно замена, а не ремонт;</w:t>
+        <w:t>каким материалом установлен перечень повреждений;</w:t>
       </w:r>
     </w:p>
     <w:p>
@@ -4649,7 +5894,7 @@
           <w:color w:val="000000"/>
           <w:sz w:val="22"/>
         </w:rPr>
-        <w:t>почему ремонт технически невозможен или не является разумным способом восстановления;</w:t>
+        <w:t>каким материалом установлена причинная связь каждой позиции;</w:t>
       </w:r>
     </w:p>
     <w:p>
@@ -4674,7 +5919,67 @@
           <w:color w:val="000000"/>
           <w:sz w:val="22"/>
         </w:rPr>
-        <w:t>какой объём окраски действительно необходим;</w:t>
+        <w:t>не был ли перечень полностью перенесён из акта от 30.10.2023.</w:t>
+      </w:r>
+    </w:p>
+    <w:p>
+      <w:pPr>
+        <w:ind w:firstLine="709"/>
+      </w:pPr>
+      <w:r>
+        <w:rPr>
+          <w:rFonts w:ascii="Times New Roman" w:hAnsi="Times New Roman" w:cs="Times New Roman" w:eastAsia="Times New Roman"/>
+          <w:b w:val="0"/>
+          <w:i w:val="0"/>
+          <w:color w:val="000000"/>
+          <w:sz w:val="22"/>
+        </w:rPr>
+        <w:t>Постановка этих вопросов не означает утверждения о недействительности заключения.</w:t>
+      </w:r>
+    </w:p>
+    <w:p>
+      <w:pPr>
+        <w:pStyle w:val="Heading2"/>
+      </w:pPr>
+      <w:r>
+        <w:rPr>
+          <w:rFonts w:ascii="Times New Roman" w:hAnsi="Times New Roman" w:cs="Times New Roman" w:eastAsia="Times New Roman"/>
+          <w:b/>
+          <w:i w:val="0"/>
+          <w:color w:val="000000"/>
+          <w:sz w:val="25"/>
+        </w:rPr>
+        <w:t>XII. Необходимость замены крышки багажника</w:t>
+      </w:r>
+    </w:p>
+    <w:p>
+      <w:pPr>
+        <w:ind w:firstLine="709"/>
+      </w:pPr>
+      <w:r>
+        <w:rPr>
+          <w:rFonts w:ascii="Times New Roman" w:hAnsi="Times New Roman" w:cs="Times New Roman" w:eastAsia="Times New Roman"/>
+          <w:b w:val="0"/>
+          <w:i w:val="0"/>
+          <w:color w:val="000000"/>
+          <w:sz w:val="22"/>
+        </w:rPr>
+        <w:t>В акте осмотра от 30.10.2023 по крышке багажника указано «деф 21К, замена и окраска». Сама запись не раскрывает характер и объём деформации и не объясняет, почему восстановление крышки невозможно или технически нецелесообразно.</w:t>
+      </w:r>
+    </w:p>
+    <w:p>
+      <w:pPr>
+        <w:ind w:firstLine="709"/>
+      </w:pPr>
+      <w:r>
+        <w:rPr>
+          <w:rFonts w:ascii="Times New Roman" w:hAnsi="Times New Roman" w:cs="Times New Roman" w:eastAsia="Times New Roman"/>
+          <w:b w:val="0"/>
+          <w:i w:val="0"/>
+          <w:color w:val="000000"/>
+          <w:sz w:val="22"/>
+        </w:rPr>
+        <w:t>Истец должен отдельно доказать:</w:t>
       </w:r>
     </w:p>
     <w:p>
@@ -4699,189 +6004,7 @@
           <w:color w:val="000000"/>
           <w:sz w:val="22"/>
         </w:rPr>
-        <w:t>какова стоимость восстановления без замены крышки.</w:t>
-      </w:r>
-    </w:p>
-    <w:p>
-      <w:pPr>
-        <w:ind w:firstLine="709"/>
-      </w:pPr>
-      <w:r>
-        <w:rPr>
-          <w:rFonts w:ascii="Times New Roman" w:hAnsi="Times New Roman" w:cs="Times New Roman" w:eastAsia="Times New Roman"/>
-          <w:b w:val="0"/>
-          <w:i w:val="0"/>
-          <w:color w:val="000000"/>
-          <w:sz w:val="22"/>
-        </w:rPr>
-        <w:t>Пока необходимость замены самой крышки не доказана, расчёт, основанный на её замене, нельзя считать подтверждённым в этой части.</w:t>
-      </w:r>
-    </w:p>
-    <w:p>
-      <w:pPr>
-        <w:pStyle w:val="Heading2"/>
-      </w:pPr>
-      <w:r>
-        <w:rPr>
-          <w:rFonts w:ascii="Times New Roman" w:hAnsi="Times New Roman" w:cs="Times New Roman" w:eastAsia="Times New Roman"/>
-          <w:b/>
-          <w:i w:val="0"/>
-          <w:color w:val="000000"/>
-          <w:sz w:val="25"/>
-        </w:rPr>
-        <w:t>X. Обшивка замка и замена замка</w:t>
-      </w:r>
-    </w:p>
-    <w:p>
-      <w:pPr>
-        <w:ind w:firstLine="709"/>
-      </w:pPr>
-      <w:r>
-        <w:rPr>
-          <w:rFonts w:ascii="Times New Roman" w:hAnsi="Times New Roman" w:cs="Times New Roman" w:eastAsia="Times New Roman"/>
-          <w:b w:val="0"/>
-          <w:i w:val="0"/>
-          <w:color w:val="000000"/>
-          <w:sz w:val="22"/>
-        </w:rPr>
-        <w:t>В акте осмотра указано:</w:t>
-      </w:r>
-    </w:p>
-    <w:p>
-      <w:pPr>
-        <w:spacing w:before="60" w:after="100"/>
-        <w:ind w:left="680" w:right="397" w:firstLine="0"/>
-      </w:pPr>
-      <w:r>
-        <w:rPr>
-          <w:rFonts w:ascii="Times New Roman" w:hAnsi="Times New Roman" w:cs="Times New Roman" w:eastAsia="Times New Roman"/>
-          <w:b w:val="0"/>
-          <w:i/>
-          <w:color w:val="000000"/>
-          <w:sz w:val="22"/>
-        </w:rPr>
-        <w:t>«Обшивка замка крышки багажника - задиры.»</w:t>
-      </w:r>
-    </w:p>
-    <w:p>
-      <w:pPr>
-        <w:ind w:firstLine="709"/>
-      </w:pPr>
-      <w:r>
-        <w:rPr>
-          <w:rFonts w:ascii="Times New Roman" w:hAnsi="Times New Roman" w:cs="Times New Roman" w:eastAsia="Times New Roman"/>
-          <w:b w:val="0"/>
-          <w:i w:val="0"/>
-          <w:color w:val="000000"/>
-          <w:sz w:val="22"/>
-        </w:rPr>
-        <w:t>В расчёте 2026 года включена замена замка крышки багажника 6RU827505C стоимостью 8 760,67 руб.</w:t>
-      </w:r>
-    </w:p>
-    <w:p>
-      <w:pPr>
-        <w:ind w:firstLine="709"/>
-      </w:pPr>
-      <w:r>
-        <w:rPr>
-          <w:rFonts w:ascii="Times New Roman" w:hAnsi="Times New Roman" w:cs="Times New Roman" w:eastAsia="Times New Roman"/>
-          <w:b w:val="0"/>
-          <w:i w:val="0"/>
-          <w:color w:val="000000"/>
-          <w:sz w:val="22"/>
-        </w:rPr>
-        <w:t>Ответчик ставит вопрос:</w:t>
-      </w:r>
-    </w:p>
-    <w:p>
-      <w:pPr>
-        <w:spacing w:before="60" w:after="100"/>
-        <w:ind w:left="680" w:right="397" w:firstLine="0"/>
-      </w:pPr>
-      <w:r>
-        <w:rPr>
-          <w:rFonts w:ascii="Times New Roman" w:hAnsi="Times New Roman" w:cs="Times New Roman" w:eastAsia="Times New Roman"/>
-          <w:b w:val="0"/>
-          <w:i/>
-          <w:color w:val="000000"/>
-          <w:sz w:val="22"/>
-        </w:rPr>
-        <w:t>Каким первичным повреждением самого механизма замка обоснована замена замка крышки багажника?</w:t>
-      </w:r>
-    </w:p>
-    <w:p>
-      <w:pPr>
-        <w:ind w:firstLine="709"/>
-      </w:pPr>
-      <w:r>
-        <w:rPr>
-          <w:rFonts w:ascii="Times New Roman" w:hAnsi="Times New Roman" w:cs="Times New Roman" w:eastAsia="Times New Roman"/>
-          <w:b w:val="0"/>
-          <w:i w:val="0"/>
-          <w:color w:val="000000"/>
-          <w:sz w:val="22"/>
-        </w:rPr>
-        <w:t>Запись о задирах обшивки сама по себе не объясняет необходимость замены механизма замка. Это самостоятельное несоответствие между первичным описанием и расчётной позицией.</w:t>
-      </w:r>
-    </w:p>
-    <w:p>
-      <w:pPr>
-        <w:pStyle w:val="Heading2"/>
-      </w:pPr>
-      <w:r>
-        <w:rPr>
-          <w:rFonts w:ascii="Times New Roman" w:hAnsi="Times New Roman" w:cs="Times New Roman" w:eastAsia="Times New Roman"/>
-          <w:b/>
-          <w:i w:val="0"/>
-          <w:color w:val="000000"/>
-          <w:sz w:val="25"/>
-        </w:rPr>
-        <w:t>XI. Плёнка крышки багажника и плёнка заднего бампера</w:t>
-      </w:r>
-    </w:p>
-    <w:p>
-      <w:pPr>
-        <w:ind w:firstLine="709"/>
-      </w:pPr>
-      <w:r>
-        <w:rPr>
-          <w:rFonts w:ascii="Times New Roman" w:hAnsi="Times New Roman" w:cs="Times New Roman" w:eastAsia="Times New Roman"/>
-          <w:b w:val="0"/>
-          <w:i w:val="0"/>
-          <w:color w:val="000000"/>
-          <w:sz w:val="22"/>
-        </w:rPr>
-        <w:t>На первичных фотографиях от 29.10.2023 рекламная надпись и оклейка визуально присутствуют на заднем бампере, тогда как на повреждённой крышке багажника отдельная наклейка либо иная видимая плёнка не идентифицируется.</w:t>
-      </w:r>
-    </w:p>
-    <w:p>
-      <w:pPr>
-        <w:ind w:firstLine="709"/>
-      </w:pPr>
-      <w:r>
-        <w:rPr>
-          <w:rFonts w:ascii="Times New Roman" w:hAnsi="Times New Roman" w:cs="Times New Roman" w:eastAsia="Times New Roman"/>
-          <w:b w:val="0"/>
-          <w:i w:val="0"/>
-          <w:color w:val="000000"/>
-          <w:sz w:val="22"/>
-        </w:rPr>
-        <w:t>Несмотря на это, в акте осмотра от 30.10.2023 отдельной строкой указана «Плёнка крышки багажника - Р.М.», а в расчёт 2026 года включена «Плёнка крышки багажника» стоимостью 1 500 руб.</w:t>
-      </w:r>
-    </w:p>
-    <w:p>
-      <w:pPr>
-        <w:ind w:firstLine="709"/>
-      </w:pPr>
-      <w:r>
-        <w:rPr>
-          <w:rFonts w:ascii="Times New Roman" w:hAnsi="Times New Roman" w:cs="Times New Roman" w:eastAsia="Times New Roman"/>
-          <w:b w:val="0"/>
-          <w:i w:val="0"/>
-          <w:color w:val="000000"/>
-          <w:sz w:val="22"/>
-        </w:rPr>
-        <w:t>Необходимо установить:</w:t>
+        <w:t>какое именно повреждение крышки обозначено как дефект 21К;</w:t>
       </w:r>
     </w:p>
     <w:p>
@@ -4906,7 +6029,7 @@
           <w:color w:val="000000"/>
           <w:sz w:val="22"/>
         </w:rPr>
-        <w:t>что именно представляла собой указанная плёнка;</w:t>
+        <w:t>что требуется именно замена, а не ремонт;</w:t>
       </w:r>
     </w:p>
     <w:p>
@@ -4931,7 +6054,7 @@
           <w:color w:val="000000"/>
           <w:sz w:val="22"/>
         </w:rPr>
-        <w:t>существовала ли она на крышке багажника на момент ДТП;</w:t>
+        <w:t>почему ремонт технически невозможен или не является разумным способом восстановления;</w:t>
       </w:r>
     </w:p>
     <w:p>
@@ -4956,7 +6079,7 @@
           <w:color w:val="000000"/>
           <w:sz w:val="22"/>
         </w:rPr>
-        <w:t>какое повреждение плёнки было выявлено;</w:t>
+        <w:t>какой объём окраски действительно необходим;</w:t>
       </w:r>
     </w:p>
     <w:p>
@@ -4981,7 +6104,7 @@
           <w:color w:val="000000"/>
           <w:sz w:val="22"/>
         </w:rPr>
-        <w:t>каким первичным материалом подтверждаются её наличие и повреждение.</w:t>
+        <w:t>какова стоимость восстановления без замены крышки.</w:t>
       </w:r>
     </w:p>
     <w:p>
@@ -4996,11 +6119,26 @@
           <w:color w:val="000000"/>
           <w:sz w:val="22"/>
         </w:rPr>
-        <w:t>Вид и назначение плёнки не установлены. До получения первичного источника она не именуется «антигравийной», «прозрачной» или иной.</w:t>
+        <w:t>Пока необходимость замены самой крышки не доказана, расчёт, основанный на её замене, нельзя считать подтверждённым в этой части.</w:t>
       </w:r>
     </w:p>
     <w:p>
       <w:pPr>
+        <w:pStyle w:val="Heading2"/>
+      </w:pPr>
+      <w:r>
+        <w:rPr>
+          <w:rFonts w:ascii="Times New Roman" w:hAnsi="Times New Roman" w:cs="Times New Roman" w:eastAsia="Times New Roman"/>
+          <w:b/>
+          <w:i w:val="0"/>
+          <w:color w:val="000000"/>
+          <w:sz w:val="25"/>
+        </w:rPr>
+        <w:t>XIII. Производные работы</w:t>
+      </w:r>
+    </w:p>
+    <w:p>
+      <w:pPr>
         <w:ind w:firstLine="709"/>
       </w:pPr>
       <w:r>
@@ -5011,7 +6149,7 @@
           <w:color w:val="000000"/>
           <w:sz w:val="22"/>
         </w:rPr>
-        <w:t>Плёнку крышки багажника нельзя смешивать с плёнкой заднего бампера. В расчёте отдельно указаны:</w:t>
+        <w:t>Помимо стоимости деталей расчёт включает производные операции, среди которых указаны:</w:t>
       </w:r>
     </w:p>
     <w:p>
@@ -5036,7 +6174,7 @@
           <w:color w:val="000000"/>
           <w:sz w:val="22"/>
         </w:rPr>
-        <w:t>плёнка заднего бампера - 2 500 руб.;</w:t>
+        <w:t>снятие и установка заднего моста;</w:t>
       </w:r>
     </w:p>
     <w:p>
@@ -5061,7 +6199,7 @@
           <w:color w:val="000000"/>
           <w:sz w:val="22"/>
         </w:rPr>
-        <w:t>плёнка крышки багажника - 1 500 руб.;</w:t>
+        <w:t>снятие колеса;</w:t>
       </w:r>
     </w:p>
     <w:p>
@@ -5086,52 +6224,7 @@
           <w:color w:val="000000"/>
           <w:sz w:val="22"/>
         </w:rPr>
-        <w:t>работа «плёнка - замена» - 400 руб.</w:t>
-      </w:r>
-    </w:p>
-    <w:p>
-      <w:pPr>
-        <w:pStyle w:val="Heading2"/>
-      </w:pPr>
-      <w:r>
-        <w:rPr>
-          <w:rFonts w:ascii="Times New Roman" w:hAnsi="Times New Roman" w:cs="Times New Roman" w:eastAsia="Times New Roman"/>
-          <w:b/>
-          <w:i w:val="0"/>
-          <w:color w:val="000000"/>
-          <w:sz w:val="25"/>
-        </w:rPr>
-        <w:t>XII. Три ДТП-фотографии</w:t>
-      </w:r>
-    </w:p>
-    <w:p>
-      <w:pPr>
-        <w:ind w:firstLine="709"/>
-      </w:pPr>
-      <w:r>
-        <w:rPr>
-          <w:rFonts w:ascii="Times New Roman" w:hAnsi="Times New Roman" w:cs="Times New Roman" w:eastAsia="Times New Roman"/>
-          <w:b w:val="0"/>
-          <w:i w:val="0"/>
-          <w:color w:val="000000"/>
-          <w:sz w:val="22"/>
-        </w:rPr>
-        <w:t>У ответчика имеются три локальные фотографии автомобиля истца сразу после ДТП.</w:t>
-      </w:r>
-    </w:p>
-    <w:p>
-      <w:pPr>
-        <w:ind w:firstLine="709"/>
-      </w:pPr>
-      <w:r>
-        <w:rPr>
-          <w:rFonts w:ascii="Times New Roman" w:hAnsi="Times New Roman" w:cs="Times New Roman" w:eastAsia="Times New Roman"/>
-          <w:b w:val="0"/>
-          <w:i w:val="0"/>
-          <w:color w:val="000000"/>
-          <w:sz w:val="22"/>
-        </w:rPr>
-        <w:t>На них не просматривается крупная очевидная наружная деформация задней части автомобиля. При этом фотографии не позволяют исследовать скрытые элементы. Поэтому они:</w:t>
+        <w:t>прокачка тормозной системы;</w:t>
       </w:r>
     </w:p>
     <w:p>
@@ -5156,7 +6249,7 @@
           <w:color w:val="000000"/>
           <w:sz w:val="22"/>
         </w:rPr>
-        <w:t>не являются доказательством отсутствия скрытых повреждений;</w:t>
+        <w:t>снятие и установка глушителя;</w:t>
       </w:r>
     </w:p>
     <w:p>
@@ -5181,173 +6274,7 @@
           <w:color w:val="000000"/>
           <w:sz w:val="22"/>
         </w:rPr>
-        <w:t>не подтверждают наличие скрытых повреждений.</w:t>
-      </w:r>
-    </w:p>
-    <w:p>
-      <w:pPr>
-        <w:ind w:firstLine="709"/>
-      </w:pPr>
-      <w:r>
-        <w:rPr>
-          <w:rFonts w:ascii="Times New Roman" w:hAnsi="Times New Roman" w:cs="Times New Roman" w:eastAsia="Times New Roman"/>
-          <w:b w:val="0"/>
-          <w:i w:val="0"/>
-          <w:color w:val="000000"/>
-          <w:sz w:val="22"/>
-        </w:rPr>
-        <w:t>Официальные электронные оригиналы, полный комплект и метаданные запрошены.</w:t>
-      </w:r>
-    </w:p>
-    <w:p>
-      <w:pPr>
-        <w:pStyle w:val="Heading2"/>
-      </w:pPr>
-      <w:r>
-        <w:rPr>
-          <w:rFonts w:ascii="Times New Roman" w:hAnsi="Times New Roman" w:cs="Times New Roman" w:eastAsia="Times New Roman"/>
-          <w:b/>
-          <w:i w:val="0"/>
-          <w:color w:val="000000"/>
-          <w:sz w:val="25"/>
-        </w:rPr>
-        <w:t>XIII. Такси и заключение 2026 года</w:t>
-      </w:r>
-    </w:p>
-    <w:p>
-      <w:pPr>
-        <w:ind w:firstLine="709"/>
-      </w:pPr>
-      <w:r>
-        <w:rPr>
-          <w:rFonts w:ascii="Times New Roman" w:hAnsi="Times New Roman" w:cs="Times New Roman" w:eastAsia="Times New Roman"/>
-          <w:b w:val="0"/>
-          <w:i w:val="0"/>
-          <w:color w:val="000000"/>
-          <w:sz w:val="22"/>
-        </w:rPr>
-        <w:t>На ДТП-фотографиях видны оклейка «Яндекс Go Такси» и фонарь такси. В заключении 2026 года указано отсутствие специальных надписей.</w:t>
-      </w:r>
-    </w:p>
-    <w:p>
-      <w:pPr>
-        <w:ind w:firstLine="709"/>
-      </w:pPr>
-      <w:r>
-        <w:rPr>
-          <w:rFonts w:ascii="Times New Roman" w:hAnsi="Times New Roman" w:cs="Times New Roman" w:eastAsia="Times New Roman"/>
-          <w:b w:val="0"/>
-          <w:i w:val="0"/>
-          <w:color w:val="000000"/>
-          <w:sz w:val="22"/>
-        </w:rPr>
-        <w:t>Это не является доказательством отсутствия ущерба. Это вспомогательный вопрос к фактической основе исследования 2026 года: какой комплект фотографий и какое состояние автомобиля исследовались.</w:t>
-      </w:r>
-    </w:p>
-    <w:p>
-      <w:pPr>
-        <w:pStyle w:val="Heading2"/>
-      </w:pPr>
-      <w:r>
-        <w:rPr>
-          <w:rFonts w:ascii="Times New Roman" w:hAnsi="Times New Roman" w:cs="Times New Roman" w:eastAsia="Times New Roman"/>
-          <w:b/>
-          <w:i w:val="0"/>
-          <w:color w:val="000000"/>
-          <w:sz w:val="25"/>
-        </w:rPr>
-        <w:t>XIV. Страховая сумма 57 100 руб. и неполнота страхового дела</w:t>
-      </w:r>
-    </w:p>
-    <w:p>
-      <w:pPr>
-        <w:ind w:firstLine="709"/>
-      </w:pPr>
-      <w:r>
-        <w:rPr>
-          <w:rFonts w:ascii="Times New Roman" w:hAnsi="Times New Roman" w:cs="Times New Roman" w:eastAsia="Times New Roman"/>
-          <w:b w:val="0"/>
-          <w:i w:val="0"/>
-          <w:color w:val="000000"/>
-          <w:sz w:val="22"/>
-        </w:rPr>
-        <w:t>В оригинальном заявлении ООО «Вигоравто» от 08.11.2023 прямо указано:</w:t>
-      </w:r>
-    </w:p>
-    <w:p>
-      <w:pPr>
-        <w:spacing w:before="60" w:after="100"/>
-        <w:ind w:left="680" w:right="397" w:firstLine="0"/>
-      </w:pPr>
-      <w:r>
-        <w:rPr>
-          <w:rFonts w:ascii="Times New Roman" w:hAnsi="Times New Roman" w:cs="Times New Roman" w:eastAsia="Times New Roman"/>
-          <w:b w:val="0"/>
-          <w:i/>
-          <w:color w:val="000000"/>
-          <w:sz w:val="22"/>
-        </w:rPr>
-        <w:t>«Прошу осуществить страховое возмещение по договору КАСКО № 65/22-04(7)-000217».</w:t>
-      </w:r>
-    </w:p>
-    <w:p>
-      <w:pPr>
-        <w:ind w:firstLine="709"/>
-      </w:pPr>
-      <w:r>
-        <w:rPr>
-          <w:rFonts w:ascii="Times New Roman" w:hAnsi="Times New Roman" w:cs="Times New Roman" w:eastAsia="Times New Roman"/>
-          <w:b w:val="0"/>
-          <w:i w:val="0"/>
-          <w:color w:val="000000"/>
-          <w:sz w:val="22"/>
-        </w:rPr>
-        <w:t>Источник: оригинал заявления ООО «Вигоравто» от 08.11.2023.</w:t>
-      </w:r>
-    </w:p>
-    <w:p>
-      <w:pPr>
-        <w:ind w:firstLine="709"/>
-      </w:pPr>
-      <w:r>
-        <w:rPr>
-          <w:rFonts w:ascii="Times New Roman" w:hAnsi="Times New Roman" w:cs="Times New Roman" w:eastAsia="Times New Roman"/>
-          <w:b w:val="0"/>
-          <w:i w:val="0"/>
-          <w:color w:val="000000"/>
-          <w:sz w:val="22"/>
-        </w:rPr>
-        <w:t>Заявление относится к договору КАСКО № 65/22-04(7)-000217. Тот же номер договора указан в распоряжении.</w:t>
-      </w:r>
-    </w:p>
-    <w:p>
-      <w:pPr>
-        <w:ind w:firstLine="709"/>
-      </w:pPr>
-      <w:r>
-        <w:rPr>
-          <w:rFonts w:ascii="Times New Roman" w:hAnsi="Times New Roman" w:cs="Times New Roman" w:eastAsia="Times New Roman"/>
-          <w:b w:val="0"/>
-          <w:i w:val="0"/>
-          <w:color w:val="000000"/>
-          <w:sz w:val="22"/>
-        </w:rPr>
-        <w:t>Выплатное дело № 065/23-04-001505 является номером убытка, а не номером договора страхования.</w:t>
-      </w:r>
-    </w:p>
-    <w:p>
-      <w:pPr>
-        <w:ind w:firstLine="709"/>
-      </w:pPr>
-      <w:r>
-        <w:rPr>
-          <w:rFonts w:ascii="Times New Roman" w:hAnsi="Times New Roman" w:cs="Times New Roman" w:eastAsia="Times New Roman"/>
-          <w:b w:val="0"/>
-          <w:i w:val="0"/>
-          <w:color w:val="000000"/>
-          <w:sz w:val="22"/>
-        </w:rPr>
-        <w:t>Распоряжение № 065/23-04-001505/01/07 содержит:</w:t>
+        <w:t>операции с аккумулятором;</w:t>
       </w:r>
     </w:p>
     <w:p>
@@ -5372,7 +6299,7 @@
           <w:color w:val="000000"/>
           <w:sz w:val="22"/>
         </w:rPr>
-        <w:t>страхователя ООО «ВИГОРАВТО»;</w:t>
+        <w:t>снятие и установка топливного бака;</w:t>
       </w:r>
     </w:p>
     <w:p>
@@ -5397,7 +6324,7 @@
           <w:color w:val="000000"/>
           <w:sz w:val="22"/>
         </w:rPr>
-        <w:t>договор 65/22-04(7)-000217;</w:t>
+        <w:t>работы с лючком заливной горловины;</w:t>
       </w:r>
     </w:p>
     <w:p>
@@ -5422,7 +6349,7 @@
           <w:color w:val="000000"/>
           <w:sz w:val="22"/>
         </w:rPr>
-        <w:t>сумму заявленного ущерба 57 100 руб. по КАСКО;</w:t>
+        <w:t>снятие и установка внутренних обшивок;</w:t>
       </w:r>
     </w:p>
     <w:p>
@@ -5447,7 +6374,189 @@
           <w:color w:val="000000"/>
           <w:sz w:val="22"/>
         </w:rPr>
-        <w:t>ущерб по документу оценки 57 100 руб. по КАСКО;</w:t>
+        <w:t>иные связанные технологические операции.</w:t>
+      </w:r>
+    </w:p>
+    <w:p>
+      <w:pPr>
+        <w:ind w:firstLine="709"/>
+      </w:pPr>
+      <w:r>
+        <w:rPr>
+          <w:rFonts w:ascii="Times New Roman" w:hAnsi="Times New Roman" w:cs="Times New Roman" w:eastAsia="Times New Roman"/>
+          <w:b w:val="0"/>
+          <w:i w:val="0"/>
+          <w:color w:val="000000"/>
+          <w:sz w:val="22"/>
+        </w:rPr>
+        <w:t>Ответчик не утверждает, что эти операции технически невозможны. Их необходимость производна от доказанности соответствующего повреждения и выбранного способа ремонта. Если необходимость замены или ремонта панели задка, усилителя либо иных базовых элементов не доказана, отдельной проверки требует и необходимость связанных операций.</w:t>
+      </w:r>
+    </w:p>
+    <w:p>
+      <w:pPr>
+        <w:pStyle w:val="Heading2"/>
+      </w:pPr>
+      <w:r>
+        <w:rPr>
+          <w:rFonts w:ascii="Times New Roman" w:hAnsi="Times New Roman" w:cs="Times New Roman" w:eastAsia="Times New Roman"/>
+          <w:b/>
+          <w:i w:val="0"/>
+          <w:color w:val="000000"/>
+          <w:sz w:val="25"/>
+        </w:rPr>
+        <w:t>XIV. Обшивка замка и замена замка</w:t>
+      </w:r>
+    </w:p>
+    <w:p>
+      <w:pPr>
+        <w:ind w:firstLine="709"/>
+      </w:pPr>
+      <w:r>
+        <w:rPr>
+          <w:rFonts w:ascii="Times New Roman" w:hAnsi="Times New Roman" w:cs="Times New Roman" w:eastAsia="Times New Roman"/>
+          <w:b w:val="0"/>
+          <w:i w:val="0"/>
+          <w:color w:val="000000"/>
+          <w:sz w:val="22"/>
+        </w:rPr>
+        <w:t>В акте осмотра указано:</w:t>
+      </w:r>
+    </w:p>
+    <w:p>
+      <w:pPr>
+        <w:spacing w:before="60" w:after="100"/>
+        <w:ind w:left="680" w:right="397" w:firstLine="0"/>
+      </w:pPr>
+      <w:r>
+        <w:rPr>
+          <w:rFonts w:ascii="Times New Roman" w:hAnsi="Times New Roman" w:cs="Times New Roman" w:eastAsia="Times New Roman"/>
+          <w:b w:val="0"/>
+          <w:i/>
+          <w:color w:val="000000"/>
+          <w:sz w:val="22"/>
+        </w:rPr>
+        <w:t>«Обшивка замка крышки багажника - задиры.»</w:t>
+      </w:r>
+    </w:p>
+    <w:p>
+      <w:pPr>
+        <w:ind w:firstLine="709"/>
+      </w:pPr>
+      <w:r>
+        <w:rPr>
+          <w:rFonts w:ascii="Times New Roman" w:hAnsi="Times New Roman" w:cs="Times New Roman" w:eastAsia="Times New Roman"/>
+          <w:b w:val="0"/>
+          <w:i w:val="0"/>
+          <w:color w:val="000000"/>
+          <w:sz w:val="22"/>
+        </w:rPr>
+        <w:t>В расчёте 2026 года включена замена замка крышки багажника 6RU827505C стоимостью 8 760,67 руб.</w:t>
+      </w:r>
+    </w:p>
+    <w:p>
+      <w:pPr>
+        <w:ind w:firstLine="709"/>
+      </w:pPr>
+      <w:r>
+        <w:rPr>
+          <w:rFonts w:ascii="Times New Roman" w:hAnsi="Times New Roman" w:cs="Times New Roman" w:eastAsia="Times New Roman"/>
+          <w:b w:val="0"/>
+          <w:i w:val="0"/>
+          <w:color w:val="000000"/>
+          <w:sz w:val="22"/>
+        </w:rPr>
+        <w:t>Ответчик ставит вопрос:</w:t>
+      </w:r>
+    </w:p>
+    <w:p>
+      <w:pPr>
+        <w:spacing w:before="60" w:after="100"/>
+        <w:ind w:left="680" w:right="397" w:firstLine="0"/>
+      </w:pPr>
+      <w:r>
+        <w:rPr>
+          <w:rFonts w:ascii="Times New Roman" w:hAnsi="Times New Roman" w:cs="Times New Roman" w:eastAsia="Times New Roman"/>
+          <w:b w:val="0"/>
+          <w:i/>
+          <w:color w:val="000000"/>
+          <w:sz w:val="22"/>
+        </w:rPr>
+        <w:t>Каким первичным повреждением самого механизма замка обоснована замена замка крышки багажника?</w:t>
+      </w:r>
+    </w:p>
+    <w:p>
+      <w:pPr>
+        <w:ind w:firstLine="709"/>
+      </w:pPr>
+      <w:r>
+        <w:rPr>
+          <w:rFonts w:ascii="Times New Roman" w:hAnsi="Times New Roman" w:cs="Times New Roman" w:eastAsia="Times New Roman"/>
+          <w:b w:val="0"/>
+          <w:i w:val="0"/>
+          <w:color w:val="000000"/>
+          <w:sz w:val="22"/>
+        </w:rPr>
+        <w:t>Запись о задирах обшивки сама по себе не объясняет необходимость замены механизма замка. Это самостоятельное несоответствие между первичным описанием и расчётной позицией.</w:t>
+      </w:r>
+    </w:p>
+    <w:p>
+      <w:pPr>
+        <w:pStyle w:val="Heading2"/>
+      </w:pPr>
+      <w:r>
+        <w:rPr>
+          <w:rFonts w:ascii="Times New Roman" w:hAnsi="Times New Roman" w:cs="Times New Roman" w:eastAsia="Times New Roman"/>
+          <w:b/>
+          <w:i w:val="0"/>
+          <w:color w:val="000000"/>
+          <w:sz w:val="25"/>
+        </w:rPr>
+        <w:t>XV. Плёнка крышки багажника и плёнка заднего бампера</w:t>
+      </w:r>
+    </w:p>
+    <w:p>
+      <w:pPr>
+        <w:ind w:firstLine="709"/>
+      </w:pPr>
+      <w:r>
+        <w:rPr>
+          <w:rFonts w:ascii="Times New Roman" w:hAnsi="Times New Roman" w:cs="Times New Roman" w:eastAsia="Times New Roman"/>
+          <w:b w:val="0"/>
+          <w:i w:val="0"/>
+          <w:color w:val="000000"/>
+          <w:sz w:val="22"/>
+        </w:rPr>
+        <w:t>На первичных фотографиях от 29.10.2023 рекламная надпись и оклейка визуально присутствуют на заднем бампере, тогда как на повреждённой крышке багажника отдельная наклейка либо иная видимая плёнка не идентифицируется.</w:t>
+      </w:r>
+    </w:p>
+    <w:p>
+      <w:pPr>
+        <w:ind w:firstLine="709"/>
+      </w:pPr>
+      <w:r>
+        <w:rPr>
+          <w:rFonts w:ascii="Times New Roman" w:hAnsi="Times New Roman" w:cs="Times New Roman" w:eastAsia="Times New Roman"/>
+          <w:b w:val="0"/>
+          <w:i w:val="0"/>
+          <w:color w:val="000000"/>
+          <w:sz w:val="22"/>
+        </w:rPr>
+        <w:t>Несмотря на это, в акте осмотра от 30.10.2023 отдельной строкой указана «Плёнка крышки багажника - Р.М.», а в расчёт 2026 года включена «Плёнка крышки багажника» стоимостью 1 500 руб.</w:t>
+      </w:r>
+    </w:p>
+    <w:p>
+      <w:pPr>
+        <w:ind w:firstLine="709"/>
+      </w:pPr>
+      <w:r>
+        <w:rPr>
+          <w:rFonts w:ascii="Times New Roman" w:hAnsi="Times New Roman" w:cs="Times New Roman" w:eastAsia="Times New Roman"/>
+          <w:b w:val="0"/>
+          <w:i w:val="0"/>
+          <w:color w:val="000000"/>
+          <w:sz w:val="22"/>
+        </w:rPr>
+        <w:t>Необходимо установить:</w:t>
       </w:r>
     </w:p>
     <w:p>
@@ -5472,7 +6581,7 @@
           <w:color w:val="000000"/>
           <w:sz w:val="22"/>
         </w:rPr>
-        <w:t>сумму к выплате 57 100 руб. по КАСКО;</w:t>
+        <w:t>что именно представляла собой указанная плёнка;</w:t>
       </w:r>
     </w:p>
     <w:p>
@@ -5497,22 +6606,7 @@
           <w:color w:val="000000"/>
           <w:sz w:val="22"/>
         </w:rPr>
-        <w:t>основание - соглашение от 20.11.2023.</w:t>
-      </w:r>
-    </w:p>
-    <w:p>
-      <w:pPr>
-        <w:ind w:firstLine="709"/>
-      </w:pPr>
-      <w:r>
-        <w:rPr>
-          <w:rFonts w:ascii="Times New Roman" w:hAnsi="Times New Roman" w:cs="Times New Roman" w:eastAsia="Times New Roman"/>
-          <w:b w:val="0"/>
-          <w:i w:val="0"/>
-          <w:color w:val="000000"/>
-          <w:sz w:val="22"/>
-        </w:rPr>
-        <w:t>В изученном комплекте отсутствуют:</w:t>
+        <w:t>существовала ли она на крышке багажника на момент ДТП;</w:t>
       </w:r>
     </w:p>
     <w:p>
@@ -5537,7 +6631,7 @@
           <w:color w:val="000000"/>
           <w:sz w:val="22"/>
         </w:rPr>
-        <w:t>полный страховой акт № 065/23-04-001505/01/05 от 11.11.2023;</w:t>
+        <w:t>какое повреждение плёнки было выявлено;</w:t>
       </w:r>
     </w:p>
     <w:p>
@@ -5562,7 +6656,52 @@
           <w:color w:val="000000"/>
           <w:sz w:val="22"/>
         </w:rPr>
-        <w:t>полный текст Соглашения № 065/23-04-001505/01/06 от 20.11.2023, указанного в распоряжении как документ оценки;</w:t>
+        <w:t>каким первичным материалом подтверждаются её наличие и повреждение.</w:t>
+      </w:r>
+    </w:p>
+    <w:p>
+      <w:pPr>
+        <w:ind w:firstLine="709"/>
+      </w:pPr>
+      <w:r>
+        <w:rPr>
+          <w:rFonts w:ascii="Times New Roman" w:hAnsi="Times New Roman" w:cs="Times New Roman" w:eastAsia="Times New Roman"/>
+          <w:b w:val="0"/>
+          <w:i w:val="0"/>
+          <w:color w:val="000000"/>
+          <w:sz w:val="22"/>
+        </w:rPr>
+        <w:t>Вид и назначение плёнки не установлены. До получения первичного источника она не именуется «антигравийной», «прозрачной» или иной.</w:t>
+      </w:r>
+    </w:p>
+    <w:p>
+      <w:pPr>
+        <w:ind w:firstLine="709"/>
+      </w:pPr>
+      <w:r>
+        <w:rPr>
+          <w:rFonts w:ascii="Times New Roman" w:hAnsi="Times New Roman" w:cs="Times New Roman" w:eastAsia="Times New Roman"/>
+          <w:b w:val="0"/>
+          <w:i w:val="0"/>
+          <w:color w:val="000000"/>
+          <w:sz w:val="22"/>
+        </w:rPr>
+        <w:t>Автомобиль сам по себе имеет белый цвет. Наличие белой поверхности на фотографиях не доказывает наличие белой плёнки. Наклейка или телефон на бампере также не подтверждают наличие отдельной плёнки на крышке багажника.</w:t>
+      </w:r>
+    </w:p>
+    <w:p>
+      <w:pPr>
+        <w:ind w:firstLine="709"/>
+      </w:pPr>
+      <w:r>
+        <w:rPr>
+          <w:rFonts w:ascii="Times New Roman" w:hAnsi="Times New Roman" w:cs="Times New Roman" w:eastAsia="Times New Roman"/>
+          <w:b w:val="0"/>
+          <w:i w:val="0"/>
+          <w:color w:val="000000"/>
+          <w:sz w:val="22"/>
+        </w:rPr>
+        <w:t>Плёнку крышки багажника нельзя смешивать с плёнкой заднего бампера. В расчёте отдельно указаны:</w:t>
       </w:r>
     </w:p>
     <w:p>
@@ -5587,7 +6726,7 @@
           <w:color w:val="000000"/>
           <w:sz w:val="22"/>
         </w:rPr>
-        <w:t>самостоятельная калькуляция, объясняющая формирование суммы 57 100 руб.;</w:t>
+        <w:t>плёнка заднего бампера - 2 500 руб.;</w:t>
       </w:r>
     </w:p>
     <w:p>
@@ -5612,67 +6751,7 @@
           <w:color w:val="000000"/>
           <w:sz w:val="22"/>
         </w:rPr>
-        <w:t>платёжный документ или банковская выписка, подтверждающие фактическое перечисление 57 100 руб. ООО «ВИГОРАВТО».</w:t>
-      </w:r>
-    </w:p>
-    <w:p>
-      <w:pPr>
-        <w:ind w:firstLine="709"/>
-      </w:pPr>
-      <w:r>
-        <w:rPr>
-          <w:rFonts w:ascii="Times New Roman" w:hAnsi="Times New Roman" w:cs="Times New Roman" w:eastAsia="Times New Roman"/>
-          <w:b w:val="0"/>
-          <w:i w:val="0"/>
-          <w:color w:val="000000"/>
-          <w:sz w:val="22"/>
-        </w:rPr>
-        <w:t>На данной стадии подтверждено, что страховщиком была определена сумма к выплате 57 100 руб. Способ её определения, объём компенсированных повреждений и факт фактического перечисления требуют установления.</w:t>
-      </w:r>
-    </w:p>
-    <w:p>
-      <w:pPr>
-        <w:pStyle w:val="Heading3"/>
-      </w:pPr>
-      <w:r>
-        <w:rPr>
-          <w:rFonts w:ascii="Times New Roman" w:hAnsi="Times New Roman" w:cs="Times New Roman" w:eastAsia="Times New Roman"/>
-          <w:b/>
-          <w:i w:val="0"/>
-          <w:color w:val="000000"/>
-          <w:sz w:val="23"/>
-        </w:rPr>
-        <w:t>Характеристика 57 100 руб. как суммы с учётом износа</w:t>
-      </w:r>
-    </w:p>
-    <w:p>
-      <w:pPr>
-        <w:ind w:firstLine="709"/>
-      </w:pPr>
-      <w:r>
-        <w:rPr>
-          <w:rFonts w:ascii="Times New Roman" w:hAnsi="Times New Roman" w:cs="Times New Roman" w:eastAsia="Times New Roman"/>
-          <w:b w:val="0"/>
-          <w:i w:val="0"/>
-          <w:color w:val="000000"/>
-          <w:sz w:val="22"/>
-        </w:rPr>
-        <w:t>Истец в иске характеризует 57 100 руб. как страховую выплату с учётом износа.</w:t>
-      </w:r>
-    </w:p>
-    <w:p>
-      <w:pPr>
-        <w:ind w:firstLine="709"/>
-      </w:pPr>
-      <w:r>
-        <w:rPr>
-          <w:rFonts w:ascii="Times New Roman" w:hAnsi="Times New Roman" w:cs="Times New Roman" w:eastAsia="Times New Roman"/>
-          <w:b w:val="0"/>
-          <w:i w:val="0"/>
-          <w:color w:val="000000"/>
-          <w:sz w:val="22"/>
-        </w:rPr>
-        <w:t>Однако распоряжение на выплату не содержит расчёта износа, не раскрывает применённую методику и ссылается как на документ оценки на Соглашение от 20.11.2023. Необходимо истребовать документ, из которого следует:</w:t>
+        <w:t>плёнка крышки багажника - 1 500 руб.;</w:t>
       </w:r>
     </w:p>
     <w:p>
@@ -5697,7 +6776,52 @@
           <w:color w:val="000000"/>
           <w:sz w:val="22"/>
         </w:rPr>
-        <w:t>каким способом определены 57 100 руб.;</w:t>
+        <w:t>работа «плёнка - замена» - 400 руб.</w:t>
+      </w:r>
+    </w:p>
+    <w:p>
+      <w:pPr>
+        <w:pStyle w:val="Heading2"/>
+      </w:pPr>
+      <w:r>
+        <w:rPr>
+          <w:rFonts w:ascii="Times New Roman" w:hAnsi="Times New Roman" w:cs="Times New Roman" w:eastAsia="Times New Roman"/>
+          <w:b/>
+          <w:i w:val="0"/>
+          <w:color w:val="000000"/>
+          <w:sz w:val="25"/>
+        </w:rPr>
+        <w:t>XVI. Три ДТП-фотографии</w:t>
+      </w:r>
+    </w:p>
+    <w:p>
+      <w:pPr>
+        <w:ind w:firstLine="709"/>
+      </w:pPr>
+      <w:r>
+        <w:rPr>
+          <w:rFonts w:ascii="Times New Roman" w:hAnsi="Times New Roman" w:cs="Times New Roman" w:eastAsia="Times New Roman"/>
+          <w:b w:val="0"/>
+          <w:i w:val="0"/>
+          <w:color w:val="000000"/>
+          <w:sz w:val="22"/>
+        </w:rPr>
+        <w:t>У ответчика имеются три локальные фотографии автомобиля истца сразу после ДТП.</w:t>
+      </w:r>
+    </w:p>
+    <w:p>
+      <w:pPr>
+        <w:ind w:firstLine="709"/>
+      </w:pPr>
+      <w:r>
+        <w:rPr>
+          <w:rFonts w:ascii="Times New Roman" w:hAnsi="Times New Roman" w:cs="Times New Roman" w:eastAsia="Times New Roman"/>
+          <w:b w:val="0"/>
+          <w:i w:val="0"/>
+          <w:color w:val="000000"/>
+          <w:sz w:val="22"/>
+        </w:rPr>
+        <w:t>На них не просматривается крупная очевидная наружная деформация задней части автомобиля. При этом фотографии не позволяют исследовать скрытые элементы. Поэтому они:</w:t>
       </w:r>
     </w:p>
     <w:p>
@@ -5722,7 +6846,7 @@
           <w:color w:val="000000"/>
           <w:sz w:val="22"/>
         </w:rPr>
-        <w:t>применялся ли износ;</w:t>
+        <w:t>не являются доказательством отсутствия скрытых повреждений;</w:t>
       </w:r>
     </w:p>
     <w:p>
@@ -5747,7 +6871,97 @@
           <w:color w:val="000000"/>
           <w:sz w:val="22"/>
         </w:rPr>
-        <w:t>по какой методике;</w:t>
+        <w:t>не подтверждают наличие скрытых повреждений.</w:t>
+      </w:r>
+    </w:p>
+    <w:p>
+      <w:pPr>
+        <w:ind w:firstLine="709"/>
+      </w:pPr>
+      <w:r>
+        <w:rPr>
+          <w:rFonts w:ascii="Times New Roman" w:hAnsi="Times New Roman" w:cs="Times New Roman" w:eastAsia="Times New Roman"/>
+          <w:b w:val="0"/>
+          <w:i w:val="0"/>
+          <w:color w:val="000000"/>
+          <w:sz w:val="22"/>
+        </w:rPr>
+        <w:t>В распоряжении ответчика имеются три локальные копии фотографий на устройстве Android. Официальные электронные оригиналы, полный комплект и исходные метаданные ответчиком самостоятельно не получены. Настоящим ходатайством ответчик просит суд истребовать их у держателей информации.</w:t>
+      </w:r>
+    </w:p>
+    <w:p>
+      <w:pPr>
+        <w:pStyle w:val="Heading2"/>
+      </w:pPr>
+      <w:r>
+        <w:rPr>
+          <w:rFonts w:ascii="Times New Roman" w:hAnsi="Times New Roman" w:cs="Times New Roman" w:eastAsia="Times New Roman"/>
+          <w:b/>
+          <w:i w:val="0"/>
+          <w:color w:val="000000"/>
+          <w:sz w:val="25"/>
+        </w:rPr>
+        <w:t>XVII. Такси и заключение 2026 года</w:t>
+      </w:r>
+    </w:p>
+    <w:p>
+      <w:pPr>
+        <w:ind w:firstLine="709"/>
+      </w:pPr>
+      <w:r>
+        <w:rPr>
+          <w:rFonts w:ascii="Times New Roman" w:hAnsi="Times New Roman" w:cs="Times New Roman" w:eastAsia="Times New Roman"/>
+          <w:b w:val="0"/>
+          <w:i w:val="0"/>
+          <w:color w:val="000000"/>
+          <w:sz w:val="22"/>
+        </w:rPr>
+        <w:t>На ДТП-фотографиях видны оклейка «Яндекс Go Такси» и фонарь такси. В заключении 2026 года указано отсутствие специальных надписей.</w:t>
+      </w:r>
+    </w:p>
+    <w:p>
+      <w:pPr>
+        <w:ind w:firstLine="709"/>
+      </w:pPr>
+      <w:r>
+        <w:rPr>
+          <w:rFonts w:ascii="Times New Roman" w:hAnsi="Times New Roman" w:cs="Times New Roman" w:eastAsia="Times New Roman"/>
+          <w:b w:val="0"/>
+          <w:i w:val="0"/>
+          <w:color w:val="000000"/>
+          <w:sz w:val="22"/>
+        </w:rPr>
+        <w:t>Это не является доказательством отсутствия ущерба. Это вспомогательный вопрос к фактической основе исследования 2026 года: какой комплект фотографий и какое состояние автомобиля исследовались.</w:t>
+      </w:r>
+    </w:p>
+    <w:p>
+      <w:pPr>
+        <w:pStyle w:val="Heading2"/>
+      </w:pPr>
+      <w:r>
+        <w:rPr>
+          <w:rFonts w:ascii="Times New Roman" w:hAnsi="Times New Roman" w:cs="Times New Roman" w:eastAsia="Times New Roman"/>
+          <w:b/>
+          <w:i w:val="0"/>
+          <w:color w:val="000000"/>
+          <w:sz w:val="25"/>
+        </w:rPr>
+        <w:t>XVIII. Европротокол</w:t>
+      </w:r>
+    </w:p>
+    <w:p>
+      <w:pPr>
+        <w:ind w:firstLine="709"/>
+      </w:pPr>
+      <w:r>
+        <w:rPr>
+          <w:rFonts w:ascii="Times New Roman" w:hAnsi="Times New Roman" w:cs="Times New Roman" w:eastAsia="Times New Roman"/>
+          <w:b w:val="0"/>
+          <w:i w:val="0"/>
+          <w:color w:val="000000"/>
+          <w:sz w:val="22"/>
+        </w:rPr>
+        <w:t>Необходимо установить:</w:t>
       </w:r>
     </w:p>
     <w:p>
@@ -5772,7 +6986,7 @@
           <w:color w:val="000000"/>
           <w:sz w:val="22"/>
         </w:rPr>
-        <w:t>какие повреждения вошли в эту сумму;</w:t>
+        <w:t>были ли у участников разногласия относительно обстоятельств ДТП, вины, характера и перечня видимых повреждений;</w:t>
       </w:r>
     </w:p>
     <w:p>
@@ -5797,172 +7011,7 @@
           <w:color w:val="000000"/>
           <w:sz w:val="22"/>
         </w:rPr>
-        <w:t>какие детали и работы были учтены.</w:t>
-      </w:r>
-    </w:p>
-    <w:p>
-      <w:pPr>
-        <w:ind w:firstLine="709"/>
-      </w:pPr>
-      <w:r>
-        <w:rPr>
-          <w:rFonts w:ascii="Times New Roman" w:hAnsi="Times New Roman" w:cs="Times New Roman" w:eastAsia="Times New Roman"/>
-          <w:b w:val="0"/>
-          <w:i w:val="0"/>
-          <w:color w:val="000000"/>
-          <w:sz w:val="22"/>
-        </w:rPr>
-        <w:t>Не утверждается, что износ точно не применялся.</w:t>
-      </w:r>
-    </w:p>
-    <w:p>
-      <w:pPr>
-        <w:pStyle w:val="Heading3"/>
-      </w:pPr>
-      <w:r>
-        <w:rPr>
-          <w:rFonts w:ascii="Times New Roman" w:hAnsi="Times New Roman" w:cs="Times New Roman" w:eastAsia="Times New Roman"/>
-          <w:b/>
-          <w:i w:val="0"/>
-          <w:color w:val="000000"/>
-          <w:sz w:val="23"/>
-        </w:rPr>
-        <w:t>Последовательность страхового урегулирования</w:t>
-      </w:r>
-    </w:p>
-    <w:p>
-      <w:pPr>
-        <w:ind w:firstLine="709"/>
-      </w:pPr>
-      <w:r>
-        <w:rPr>
-          <w:rFonts w:ascii="Times New Roman" w:hAnsi="Times New Roman" w:cs="Times New Roman" w:eastAsia="Times New Roman"/>
-          <w:b w:val="0"/>
-          <w:i w:val="0"/>
-          <w:color w:val="000000"/>
-          <w:sz w:val="22"/>
-        </w:rPr>
-        <w:t>Страховой акт № 065/23-04-001505/01/05 датирован 11.11.2023, а указанный в распоряжении документ оценки - Соглашение № 065/23-04-001505/01/06 - датирован 20.11.2023.</w:t>
-      </w:r>
-    </w:p>
-    <w:p>
-      <w:pPr>
-        <w:ind w:firstLine="709"/>
-      </w:pPr>
-      <w:r>
-        <w:rPr>
-          <w:rFonts w:ascii="Times New Roman" w:hAnsi="Times New Roman" w:cs="Times New Roman" w:eastAsia="Times New Roman"/>
-          <w:b w:val="0"/>
-          <w:i w:val="0"/>
-          <w:color w:val="000000"/>
-          <w:sz w:val="22"/>
-        </w:rPr>
-        <w:t>Само различие дат не объявляется нарушением. Для установления последовательности урегулирования необходимо исследовать содержание обоих документов и определить, какие обстоятельства и размер ущерба установлены страховым актом 11.11.2023, а какие - последующим Соглашением 20.11.2023.</w:t>
-      </w:r>
-    </w:p>
-    <w:p>
-      <w:pPr>
-        <w:pStyle w:val="Heading3"/>
-      </w:pPr>
-      <w:r>
-        <w:rPr>
-          <w:rFonts w:ascii="Times New Roman" w:hAnsi="Times New Roman" w:cs="Times New Roman" w:eastAsia="Times New Roman"/>
-          <w:b/>
-          <w:i w:val="0"/>
-          <w:color w:val="000000"/>
-          <w:sz w:val="23"/>
-        </w:rPr>
-        <w:t>Состояние автомобиля до ДТП и предстраховой осмотр</w:t>
-      </w:r>
-    </w:p>
-    <w:p>
-      <w:pPr>
-        <w:ind w:firstLine="709"/>
-      </w:pPr>
-      <w:r>
-        <w:rPr>
-          <w:rFonts w:ascii="Times New Roman" w:hAnsi="Times New Roman" w:cs="Times New Roman" w:eastAsia="Times New Roman"/>
-          <w:b w:val="0"/>
-          <w:i w:val="0"/>
-          <w:color w:val="000000"/>
-          <w:sz w:val="22"/>
-        </w:rPr>
-        <w:t>Ответчику неизвестно, проводился ли при заключении договора КАСКО № 65/22-04(7)-000217 либо при включении Volkswagen Polo VIN XW8ZZZ61ZLG032867 в страховое покрытие предстраховой осмотр.</w:t>
-      </w:r>
-    </w:p>
-    <w:p>
-      <w:pPr>
-        <w:ind w:firstLine="709"/>
-      </w:pPr>
-      <w:r>
-        <w:rPr>
-          <w:rFonts w:ascii="Times New Roman" w:hAnsi="Times New Roman" w:cs="Times New Roman" w:eastAsia="Times New Roman"/>
-          <w:b w:val="0"/>
-          <w:i w:val="0"/>
-          <w:color w:val="000000"/>
-          <w:sz w:val="22"/>
-        </w:rPr>
-        <w:t>Если такой осмотр проводился, его материалы могут содержать фотографии автомобиля до ДТП, пробег, сведения о ранее имевшихся повреждениях, состояние крышки багажника, заднего бампера, фонарей и задней панели, а также сведения о наличии либо отсутствии плёнки и оклейки.</w:t>
-      </w:r>
-    </w:p>
-    <w:p>
-      <w:pPr>
-        <w:ind w:firstLine="709"/>
-      </w:pPr>
-      <w:r>
-        <w:rPr>
-          <w:rFonts w:ascii="Times New Roman" w:hAnsi="Times New Roman" w:cs="Times New Roman" w:eastAsia="Times New Roman"/>
-          <w:b w:val="0"/>
-          <w:i w:val="0"/>
-          <w:color w:val="000000"/>
-          <w:sz w:val="22"/>
-        </w:rPr>
-        <w:t>Ответчик не утверждает, что такие материалы существуют или что в них зафиксированы повреждения. Ответчик просит установить наличие этих материалов и при наличии истребовать их.</w:t>
-      </w:r>
-    </w:p>
-    <w:p>
-      <w:pPr>
-        <w:pStyle w:val="Heading3"/>
-      </w:pPr>
-      <w:r>
-        <w:rPr>
-          <w:rFonts w:ascii="Times New Roman" w:hAnsi="Times New Roman" w:cs="Times New Roman" w:eastAsia="Times New Roman"/>
-          <w:b/>
-          <w:i w:val="0"/>
-          <w:color w:val="000000"/>
-          <w:sz w:val="23"/>
-        </w:rPr>
-        <w:t>Возможная суброгация</w:t>
-      </w:r>
-    </w:p>
-    <w:p>
-      <w:pPr>
-        <w:ind w:firstLine="709"/>
-      </w:pPr>
-      <w:r>
-        <w:rPr>
-          <w:rFonts w:ascii="Times New Roman" w:hAnsi="Times New Roman" w:cs="Times New Roman" w:eastAsia="Times New Roman"/>
-          <w:b w:val="0"/>
-          <w:i w:val="0"/>
-          <w:color w:val="000000"/>
-          <w:sz w:val="22"/>
-        </w:rPr>
-        <w:t>В случае подтверждения фактической выплаты страхового возмещения по КАСКО к страховщику в пределах произведённой выплаты могло перейти право требования в порядке ст. 965 ГК РФ.</w:t>
-      </w:r>
-    </w:p>
-    <w:p>
-      <w:pPr>
-        <w:ind w:firstLine="709"/>
-      </w:pPr>
-      <w:r>
-        <w:rPr>
-          <w:rFonts w:ascii="Times New Roman" w:hAnsi="Times New Roman" w:cs="Times New Roman" w:eastAsia="Times New Roman"/>
-          <w:b w:val="0"/>
-          <w:i w:val="0"/>
-          <w:color w:val="000000"/>
-          <w:sz w:val="22"/>
-        </w:rPr>
-        <w:t>Необходимо установить:</w:t>
+        <w:t>были ли данные электронного извещения надлежащим образом переданы в АИС ОСАГО;</w:t>
       </w:r>
     </w:p>
     <w:p>
@@ -5987,7 +7036,173 @@
           <w:color w:val="000000"/>
           <w:sz w:val="22"/>
         </w:rPr>
-        <w:t>имела ли место фактическая выплата;</w:t>
+        <w:t>какой лимит страховой выплаты применялся к ДТП 29.10.2023: 100 000 или 400 000 руб.</w:t>
+      </w:r>
+    </w:p>
+    <w:p>
+      <w:pPr>
+        <w:ind w:firstLine="709"/>
+      </w:pPr>
+      <w:r>
+        <w:rPr>
+          <w:rFonts w:ascii="Times New Roman" w:hAnsi="Times New Roman" w:cs="Times New Roman" w:eastAsia="Times New Roman"/>
+          <w:b w:val="0"/>
+          <w:i w:val="0"/>
+          <w:color w:val="000000"/>
+          <w:sz w:val="22"/>
+        </w:rPr>
+        <w:t>Конкретный лимит заранее не утверждается. Эти обстоятельства непосредственно влияют на надлежащий размер страхового возмещения и возможную остаточную ответственность ответчика.</w:t>
+      </w:r>
+    </w:p>
+    <w:p>
+      <w:pPr>
+        <w:pStyle w:val="Heading2"/>
+      </w:pPr>
+      <w:r>
+        <w:rPr>
+          <w:rFonts w:ascii="Times New Roman" w:hAnsi="Times New Roman" w:cs="Times New Roman" w:eastAsia="Times New Roman"/>
+          <w:b/>
+          <w:i w:val="0"/>
+          <w:color w:val="000000"/>
+          <w:sz w:val="25"/>
+        </w:rPr>
+        <w:t>XIX. Страховая сумма 57 100 руб. и неполнота страхового дела</w:t>
+      </w:r>
+    </w:p>
+    <w:p>
+      <w:pPr>
+        <w:ind w:firstLine="709"/>
+      </w:pPr>
+      <w:r>
+        <w:rPr>
+          <w:rFonts w:ascii="Times New Roman" w:hAnsi="Times New Roman" w:cs="Times New Roman" w:eastAsia="Times New Roman"/>
+          <w:b w:val="0"/>
+          <w:i w:val="0"/>
+          <w:color w:val="000000"/>
+          <w:sz w:val="22"/>
+        </w:rPr>
+        <w:t>В оригинальном заявлении ООО «Вигоравто» от 08.11.2023 прямо указано:</w:t>
+      </w:r>
+    </w:p>
+    <w:p>
+      <w:pPr>
+        <w:spacing w:before="60" w:after="100"/>
+        <w:ind w:left="680" w:right="397" w:firstLine="0"/>
+      </w:pPr>
+      <w:r>
+        <w:rPr>
+          <w:rFonts w:ascii="Times New Roman" w:hAnsi="Times New Roman" w:cs="Times New Roman" w:eastAsia="Times New Roman"/>
+          <w:b w:val="0"/>
+          <w:i/>
+          <w:color w:val="000000"/>
+          <w:sz w:val="22"/>
+        </w:rPr>
+        <w:t>«Прошу осуществить страховое возмещение по договору КАСКО № 65/22-04(7)-000217».</w:t>
+      </w:r>
+    </w:p>
+    <w:p>
+      <w:pPr>
+        <w:ind w:firstLine="709"/>
+      </w:pPr>
+      <w:r>
+        <w:rPr>
+          <w:rFonts w:ascii="Times New Roman" w:hAnsi="Times New Roman" w:cs="Times New Roman" w:eastAsia="Times New Roman"/>
+          <w:b w:val="0"/>
+          <w:i w:val="0"/>
+          <w:color w:val="000000"/>
+          <w:sz w:val="22"/>
+        </w:rPr>
+        <w:t>Источник: оригинал заявления ООО «Вигоравто» от 08.11.2023.</w:t>
+      </w:r>
+    </w:p>
+    <w:p>
+      <w:pPr>
+        <w:ind w:firstLine="709"/>
+      </w:pPr>
+      <w:r>
+        <w:rPr>
+          <w:rFonts w:ascii="Times New Roman" w:hAnsi="Times New Roman" w:cs="Times New Roman" w:eastAsia="Times New Roman"/>
+          <w:b w:val="0"/>
+          <w:i w:val="0"/>
+          <w:color w:val="000000"/>
+          <w:sz w:val="22"/>
+        </w:rPr>
+        <w:t>Заявление относится к договору КАСКО № 65/22-04(7)-000217. Тот же номер договора указан в распоряжении.</w:t>
+      </w:r>
+    </w:p>
+    <w:p>
+      <w:pPr>
+        <w:ind w:firstLine="709"/>
+      </w:pPr>
+      <w:r>
+        <w:rPr>
+          <w:rFonts w:ascii="Times New Roman" w:hAnsi="Times New Roman" w:cs="Times New Roman" w:eastAsia="Times New Roman"/>
+          <w:b w:val="0"/>
+          <w:i w:val="0"/>
+          <w:color w:val="000000"/>
+          <w:sz w:val="22"/>
+        </w:rPr>
+        <w:t>В заявлении также содержится просьба организовать и оплатить восстановительный ремонт на СТО из перечня страховщика. Имеется подписанная отметка об отказе от доплаты недостающей части стоимости ремонта на СТО. Позднее распоряжение /07 предусматривает 57 100 руб. к выплате и ссылается на Соглашение /06 от 20.11.2023.</w:t>
+      </w:r>
+    </w:p>
+    <w:p>
+      <w:pPr>
+        <w:ind w:firstLine="709"/>
+      </w:pPr>
+      <w:r>
+        <w:rPr>
+          <w:rFonts w:ascii="Times New Roman" w:hAnsi="Times New Roman" w:cs="Times New Roman" w:eastAsia="Times New Roman"/>
+          <w:b w:val="0"/>
+          <w:i w:val="0"/>
+          <w:color w:val="000000"/>
+          <w:sz w:val="22"/>
+        </w:rPr>
+        <w:t>Полный текст /06 необходим, чтобы установить причины изменения формы урегулирования, состав компенсированного ущерба и значение согласованной суммы 57 100 руб. Отказ от доплаты на СТО не трактуется как отказ от требований к причинителю вреда.</w:t>
+      </w:r>
+    </w:p>
+    <w:p>
+      <w:pPr>
+        <w:ind w:firstLine="709"/>
+      </w:pPr>
+      <w:r>
+        <w:rPr>
+          <w:rFonts w:ascii="Times New Roman" w:hAnsi="Times New Roman" w:cs="Times New Roman" w:eastAsia="Times New Roman"/>
+          <w:b w:val="0"/>
+          <w:i w:val="0"/>
+          <w:color w:val="000000"/>
+          <w:sz w:val="22"/>
+        </w:rPr>
+        <w:t>На имеющейся странице заявления КАСКО конкретный перечень повреждений автомобиля самостоятельно не раскрыт. Необходимо проверить полный экземпляр заявления и приложения к нему.</w:t>
+      </w:r>
+    </w:p>
+    <w:p>
+      <w:pPr>
+        <w:ind w:firstLine="709"/>
+      </w:pPr>
+      <w:r>
+        <w:rPr>
+          <w:rFonts w:ascii="Times New Roman" w:hAnsi="Times New Roman" w:cs="Times New Roman" w:eastAsia="Times New Roman"/>
+          <w:b w:val="0"/>
+          <w:i w:val="0"/>
+          <w:color w:val="000000"/>
+          <w:sz w:val="22"/>
+        </w:rPr>
+        <w:t>Выплатное дело № 065/23-04-001505 является номером убытка, а не номером договора страхования.</w:t>
+      </w:r>
+    </w:p>
+    <w:p>
+      <w:pPr>
+        <w:ind w:firstLine="709"/>
+      </w:pPr>
+      <w:r>
+        <w:rPr>
+          <w:rFonts w:ascii="Times New Roman" w:hAnsi="Times New Roman" w:cs="Times New Roman" w:eastAsia="Times New Roman"/>
+          <w:b w:val="0"/>
+          <w:i w:val="0"/>
+          <w:color w:val="000000"/>
+          <w:sz w:val="22"/>
+        </w:rPr>
+        <w:t>Распоряжение № 065/23-04-001505/01/07 содержит:</w:t>
       </w:r>
     </w:p>
     <w:p>
@@ -6012,7 +7227,7 @@
           <w:color w:val="000000"/>
           <w:sz w:val="22"/>
         </w:rPr>
-        <w:t>её точный размер;</w:t>
+        <w:t>страхователя ООО «ВИГОРАВТО»;</w:t>
       </w:r>
     </w:p>
     <w:p>
@@ -6037,7 +7252,7 @@
           <w:color w:val="000000"/>
           <w:sz w:val="22"/>
         </w:rPr>
-        <w:t>какой ущерб ею компенсирован;</w:t>
+        <w:t>договор 65/22-04(7)-000217;</w:t>
       </w:r>
     </w:p>
     <w:p>
@@ -6062,7 +7277,7 @@
           <w:color w:val="000000"/>
           <w:sz w:val="22"/>
         </w:rPr>
-        <w:t>переходило ли право требования;</w:t>
+        <w:t>сумму заявленного ущерба 57 100 руб. по КАСКО;</w:t>
       </w:r>
     </w:p>
     <w:p>
@@ -6087,7 +7302,7 @@
           <w:color w:val="000000"/>
           <w:sz w:val="22"/>
         </w:rPr>
-        <w:t>реализовывалось ли оно страховщиком;</w:t>
+        <w:t>ущерб по документу оценки 57 100 руб. по КАСКО;</w:t>
       </w:r>
     </w:p>
     <w:p>
@@ -6112,13 +7327,23 @@
           <w:color w:val="000000"/>
           <w:sz w:val="22"/>
         </w:rPr>
-        <w:t>какие суммы впоследствии получены.</w:t>
+        <w:t>сумму к выплате 57 100 руб. по КАСКО;</w:t>
       </w:r>
     </w:p>
     <w:p>
       <w:pPr>
-        <w:ind w:firstLine="709"/>
-      </w:pPr>
+        <w:spacing w:after="40"/>
+        <w:ind w:left="510" w:hanging="227"/>
+        <w:jc w:val="both"/>
+      </w:pPr>
+      <w:r>
+        <w:rPr>
+          <w:rFonts w:ascii="Times New Roman" w:hAnsi="Times New Roman" w:cs="Times New Roman" w:eastAsia="Times New Roman"/>
+          <w:color w:val="000000"/>
+          <w:sz w:val="22"/>
+        </w:rPr>
+        <w:t xml:space="preserve">• </w:t>
+      </w:r>
       <w:r>
         <w:rPr>
           <w:rFonts w:ascii="Times New Roman" w:hAnsi="Times New Roman" w:cs="Times New Roman" w:eastAsia="Times New Roman"/>
@@ -6127,12 +7352,142 @@
           <w:color w:val="000000"/>
           <w:sz w:val="22"/>
         </w:rPr>
-        <w:t>Один и тот же имущественный вред не должен повторно компенсироваться потерпевшему в уже возмещённой части. Вывод о переходе права требования формулируется условно до подтверждения фактической выплаты.</w:t>
+        <w:t>основание - соглашение от 20.11.2023.</w:t>
       </w:r>
     </w:p>
     <w:p>
       <w:pPr>
-        <w:pStyle w:val="Heading2"/>
+        <w:ind w:firstLine="709"/>
+      </w:pPr>
+      <w:r>
+        <w:rPr>
+          <w:rFonts w:ascii="Times New Roman" w:hAnsi="Times New Roman" w:cs="Times New Roman" w:eastAsia="Times New Roman"/>
+          <w:b w:val="0"/>
+          <w:i w:val="0"/>
+          <w:color w:val="000000"/>
+          <w:sz w:val="22"/>
+        </w:rPr>
+        <w:t>В изученном комплекте отсутствуют:</w:t>
+      </w:r>
+    </w:p>
+    <w:p>
+      <w:pPr>
+        <w:spacing w:after="40"/>
+        <w:ind w:left="510" w:hanging="227"/>
+        <w:jc w:val="both"/>
+      </w:pPr>
+      <w:r>
+        <w:rPr>
+          <w:rFonts w:ascii="Times New Roman" w:hAnsi="Times New Roman" w:cs="Times New Roman" w:eastAsia="Times New Roman"/>
+          <w:color w:val="000000"/>
+          <w:sz w:val="22"/>
+        </w:rPr>
+        <w:t xml:space="preserve">• </w:t>
+      </w:r>
+      <w:r>
+        <w:rPr>
+          <w:rFonts w:ascii="Times New Roman" w:hAnsi="Times New Roman" w:cs="Times New Roman" w:eastAsia="Times New Roman"/>
+          <w:b w:val="0"/>
+          <w:i w:val="0"/>
+          <w:color w:val="000000"/>
+          <w:sz w:val="22"/>
+        </w:rPr>
+        <w:t>полный страховой акт № 065/23-04-001505/01/05 от 11.11.2023;</w:t>
+      </w:r>
+    </w:p>
+    <w:p>
+      <w:pPr>
+        <w:spacing w:after="40"/>
+        <w:ind w:left="510" w:hanging="227"/>
+        <w:jc w:val="both"/>
+      </w:pPr>
+      <w:r>
+        <w:rPr>
+          <w:rFonts w:ascii="Times New Roman" w:hAnsi="Times New Roman" w:cs="Times New Roman" w:eastAsia="Times New Roman"/>
+          <w:color w:val="000000"/>
+          <w:sz w:val="22"/>
+        </w:rPr>
+        <w:t xml:space="preserve">• </w:t>
+      </w:r>
+      <w:r>
+        <w:rPr>
+          <w:rFonts w:ascii="Times New Roman" w:hAnsi="Times New Roman" w:cs="Times New Roman" w:eastAsia="Times New Roman"/>
+          <w:b w:val="0"/>
+          <w:i w:val="0"/>
+          <w:color w:val="000000"/>
+          <w:sz w:val="22"/>
+        </w:rPr>
+        <w:t>полный текст Соглашения № 065/23-04-001505/01/06 от 20.11.2023, указанного в распоряжении как документ оценки;</w:t>
+      </w:r>
+    </w:p>
+    <w:p>
+      <w:pPr>
+        <w:spacing w:after="40"/>
+        <w:ind w:left="510" w:hanging="227"/>
+        <w:jc w:val="both"/>
+      </w:pPr>
+      <w:r>
+        <w:rPr>
+          <w:rFonts w:ascii="Times New Roman" w:hAnsi="Times New Roman" w:cs="Times New Roman" w:eastAsia="Times New Roman"/>
+          <w:color w:val="000000"/>
+          <w:sz w:val="22"/>
+        </w:rPr>
+        <w:t xml:space="preserve">• </w:t>
+      </w:r>
+      <w:r>
+        <w:rPr>
+          <w:rFonts w:ascii="Times New Roman" w:hAnsi="Times New Roman" w:cs="Times New Roman" w:eastAsia="Times New Roman"/>
+          <w:b w:val="0"/>
+          <w:i w:val="0"/>
+          <w:color w:val="000000"/>
+          <w:sz w:val="22"/>
+        </w:rPr>
+        <w:t>самостоятельная калькуляция, объясняющая формирование суммы 57 100 руб.;</w:t>
+      </w:r>
+    </w:p>
+    <w:p>
+      <w:pPr>
+        <w:spacing w:after="40"/>
+        <w:ind w:left="510" w:hanging="227"/>
+        <w:jc w:val="both"/>
+      </w:pPr>
+      <w:r>
+        <w:rPr>
+          <w:rFonts w:ascii="Times New Roman" w:hAnsi="Times New Roman" w:cs="Times New Roman" w:eastAsia="Times New Roman"/>
+          <w:color w:val="000000"/>
+          <w:sz w:val="22"/>
+        </w:rPr>
+        <w:t xml:space="preserve">• </w:t>
+      </w:r>
+      <w:r>
+        <w:rPr>
+          <w:rFonts w:ascii="Times New Roman" w:hAnsi="Times New Roman" w:cs="Times New Roman" w:eastAsia="Times New Roman"/>
+          <w:b w:val="0"/>
+          <w:i w:val="0"/>
+          <w:color w:val="000000"/>
+          <w:sz w:val="22"/>
+        </w:rPr>
+        <w:t>платёжный документ или банковская выписка, подтверждающие фактическое перечисление 57 100 руб. ООО «ВИГОРАВТО».</w:t>
+      </w:r>
+    </w:p>
+    <w:p>
+      <w:pPr>
+        <w:ind w:firstLine="709"/>
+      </w:pPr>
+      <w:r>
+        <w:rPr>
+          <w:rFonts w:ascii="Times New Roman" w:hAnsi="Times New Roman" w:cs="Times New Roman" w:eastAsia="Times New Roman"/>
+          <w:b w:val="0"/>
+          <w:i w:val="0"/>
+          <w:color w:val="000000"/>
+          <w:sz w:val="22"/>
+        </w:rPr>
+        <w:t>На данной стадии подтверждено, что страховщиком была определена сумма к выплате 57 100 руб. Способ её определения, объём компенсированных повреждений и факт фактического перечисления требуют установления.</w:t>
+      </w:r>
+    </w:p>
+    <w:p>
+      <w:pPr>
+        <w:pStyle w:val="Heading3"/>
       </w:pPr>
       <w:r>
         <w:rPr>
@@ -6140,9 +7495,569 @@
           <w:b/>
           <w:i w:val="0"/>
           <w:color w:val="000000"/>
+          <w:sz w:val="23"/>
+        </w:rPr>
+        <w:t>Характеристика 57 100 руб. как суммы с учётом износа</w:t>
+      </w:r>
+    </w:p>
+    <w:p>
+      <w:pPr>
+        <w:ind w:firstLine="709"/>
+      </w:pPr>
+      <w:r>
+        <w:rPr>
+          <w:rFonts w:ascii="Times New Roman" w:hAnsi="Times New Roman" w:cs="Times New Roman" w:eastAsia="Times New Roman"/>
+          <w:b w:val="0"/>
+          <w:i w:val="0"/>
+          <w:color w:val="000000"/>
+          <w:sz w:val="22"/>
+        </w:rPr>
+        <w:t>Истец в иске характеризует 57 100 руб. как страховую выплату с учётом износа.</w:t>
+      </w:r>
+    </w:p>
+    <w:p>
+      <w:pPr>
+        <w:ind w:firstLine="709"/>
+      </w:pPr>
+      <w:r>
+        <w:rPr>
+          <w:rFonts w:ascii="Times New Roman" w:hAnsi="Times New Roman" w:cs="Times New Roman" w:eastAsia="Times New Roman"/>
+          <w:b w:val="0"/>
+          <w:i w:val="0"/>
+          <w:color w:val="000000"/>
+          <w:sz w:val="22"/>
+        </w:rPr>
+        <w:t>Однако распоряжение на выплату не содержит расчёта износа, не раскрывает применённую методику и ссылается как на документ оценки на Соглашение от 20.11.2023. Необходимо истребовать документ, из которого следует:</w:t>
+      </w:r>
+    </w:p>
+    <w:p>
+      <w:pPr>
+        <w:spacing w:after="40"/>
+        <w:ind w:left="510" w:hanging="227"/>
+        <w:jc w:val="both"/>
+      </w:pPr>
+      <w:r>
+        <w:rPr>
+          <w:rFonts w:ascii="Times New Roman" w:hAnsi="Times New Roman" w:cs="Times New Roman" w:eastAsia="Times New Roman"/>
+          <w:color w:val="000000"/>
+          <w:sz w:val="22"/>
+        </w:rPr>
+        <w:t xml:space="preserve">• </w:t>
+      </w:r>
+      <w:r>
+        <w:rPr>
+          <w:rFonts w:ascii="Times New Roman" w:hAnsi="Times New Roman" w:cs="Times New Roman" w:eastAsia="Times New Roman"/>
+          <w:b w:val="0"/>
+          <w:i w:val="0"/>
+          <w:color w:val="000000"/>
+          <w:sz w:val="22"/>
+        </w:rPr>
+        <w:t>каким способом определены 57 100 руб.;</w:t>
+      </w:r>
+    </w:p>
+    <w:p>
+      <w:pPr>
+        <w:spacing w:after="40"/>
+        <w:ind w:left="510" w:hanging="227"/>
+        <w:jc w:val="both"/>
+      </w:pPr>
+      <w:r>
+        <w:rPr>
+          <w:rFonts w:ascii="Times New Roman" w:hAnsi="Times New Roman" w:cs="Times New Roman" w:eastAsia="Times New Roman"/>
+          <w:color w:val="000000"/>
+          <w:sz w:val="22"/>
+        </w:rPr>
+        <w:t xml:space="preserve">• </w:t>
+      </w:r>
+      <w:r>
+        <w:rPr>
+          <w:rFonts w:ascii="Times New Roman" w:hAnsi="Times New Roman" w:cs="Times New Roman" w:eastAsia="Times New Roman"/>
+          <w:b w:val="0"/>
+          <w:i w:val="0"/>
+          <w:color w:val="000000"/>
+          <w:sz w:val="22"/>
+        </w:rPr>
+        <w:t>применялся ли износ;</w:t>
+      </w:r>
+    </w:p>
+    <w:p>
+      <w:pPr>
+        <w:spacing w:after="40"/>
+        <w:ind w:left="510" w:hanging="227"/>
+        <w:jc w:val="both"/>
+      </w:pPr>
+      <w:r>
+        <w:rPr>
+          <w:rFonts w:ascii="Times New Roman" w:hAnsi="Times New Roman" w:cs="Times New Roman" w:eastAsia="Times New Roman"/>
+          <w:color w:val="000000"/>
+          <w:sz w:val="22"/>
+        </w:rPr>
+        <w:t xml:space="preserve">• </w:t>
+      </w:r>
+      <w:r>
+        <w:rPr>
+          <w:rFonts w:ascii="Times New Roman" w:hAnsi="Times New Roman" w:cs="Times New Roman" w:eastAsia="Times New Roman"/>
+          <w:b w:val="0"/>
+          <w:i w:val="0"/>
+          <w:color w:val="000000"/>
+          <w:sz w:val="22"/>
+        </w:rPr>
+        <w:t>по какой методике;</w:t>
+      </w:r>
+    </w:p>
+    <w:p>
+      <w:pPr>
+        <w:spacing w:after="40"/>
+        <w:ind w:left="510" w:hanging="227"/>
+        <w:jc w:val="both"/>
+      </w:pPr>
+      <w:r>
+        <w:rPr>
+          <w:rFonts w:ascii="Times New Roman" w:hAnsi="Times New Roman" w:cs="Times New Roman" w:eastAsia="Times New Roman"/>
+          <w:color w:val="000000"/>
+          <w:sz w:val="22"/>
+        </w:rPr>
+        <w:t xml:space="preserve">• </w:t>
+      </w:r>
+      <w:r>
+        <w:rPr>
+          <w:rFonts w:ascii="Times New Roman" w:hAnsi="Times New Roman" w:cs="Times New Roman" w:eastAsia="Times New Roman"/>
+          <w:b w:val="0"/>
+          <w:i w:val="0"/>
+          <w:color w:val="000000"/>
+          <w:sz w:val="22"/>
+        </w:rPr>
+        <w:t>какие повреждения вошли в эту сумму;</w:t>
+      </w:r>
+    </w:p>
+    <w:p>
+      <w:pPr>
+        <w:spacing w:after="40"/>
+        <w:ind w:left="510" w:hanging="227"/>
+        <w:jc w:val="both"/>
+      </w:pPr>
+      <w:r>
+        <w:rPr>
+          <w:rFonts w:ascii="Times New Roman" w:hAnsi="Times New Roman" w:cs="Times New Roman" w:eastAsia="Times New Roman"/>
+          <w:color w:val="000000"/>
+          <w:sz w:val="22"/>
+        </w:rPr>
+        <w:t xml:space="preserve">• </w:t>
+      </w:r>
+      <w:r>
+        <w:rPr>
+          <w:rFonts w:ascii="Times New Roman" w:hAnsi="Times New Roman" w:cs="Times New Roman" w:eastAsia="Times New Roman"/>
+          <w:b w:val="0"/>
+          <w:i w:val="0"/>
+          <w:color w:val="000000"/>
+          <w:sz w:val="22"/>
+        </w:rPr>
+        <w:t>какие детали и работы были учтены.</w:t>
+      </w:r>
+    </w:p>
+    <w:p>
+      <w:pPr>
+        <w:ind w:firstLine="709"/>
+      </w:pPr>
+      <w:r>
+        <w:rPr>
+          <w:rFonts w:ascii="Times New Roman" w:hAnsi="Times New Roman" w:cs="Times New Roman" w:eastAsia="Times New Roman"/>
+          <w:b w:val="0"/>
+          <w:i w:val="0"/>
+          <w:color w:val="000000"/>
+          <w:sz w:val="22"/>
+        </w:rPr>
+        <w:t>Не утверждается, что износ точно не применялся.</w:t>
+      </w:r>
+    </w:p>
+    <w:p>
+      <w:pPr>
+        <w:pStyle w:val="Heading3"/>
+      </w:pPr>
+      <w:r>
+        <w:rPr>
+          <w:rFonts w:ascii="Times New Roman" w:hAnsi="Times New Roman" w:cs="Times New Roman" w:eastAsia="Times New Roman"/>
+          <w:b/>
+          <w:i w:val="0"/>
+          <w:color w:val="000000"/>
+          <w:sz w:val="23"/>
+        </w:rPr>
+        <w:t>Последовательность страхового урегулирования</w:t>
+      </w:r>
+    </w:p>
+    <w:p>
+      <w:pPr>
+        <w:ind w:firstLine="709"/>
+      </w:pPr>
+      <w:r>
+        <w:rPr>
+          <w:rFonts w:ascii="Times New Roman" w:hAnsi="Times New Roman" w:cs="Times New Roman" w:eastAsia="Times New Roman"/>
+          <w:b w:val="0"/>
+          <w:i w:val="0"/>
+          <w:color w:val="000000"/>
+          <w:sz w:val="22"/>
+        </w:rPr>
+        <w:t>Страховой акт № 065/23-04-001505/01/05 датирован 11.11.2023, а указанный в распоряжении документ оценки - Соглашение № 065/23-04-001505/01/06 - датирован 20.11.2023.</w:t>
+      </w:r>
+    </w:p>
+    <w:p>
+      <w:pPr>
+        <w:ind w:firstLine="709"/>
+      </w:pPr>
+      <w:r>
+        <w:rPr>
+          <w:rFonts w:ascii="Times New Roman" w:hAnsi="Times New Roman" w:cs="Times New Roman" w:eastAsia="Times New Roman"/>
+          <w:b w:val="0"/>
+          <w:i w:val="0"/>
+          <w:color w:val="000000"/>
+          <w:sz w:val="22"/>
+        </w:rPr>
+        <w:t>Само различие дат не объявляется нарушением. Для установления последовательности урегулирования необходимо исследовать содержание обоих документов и определить, какие обстоятельства и размер ущерба установлены страховым актом 11.11.2023, а какие - последующим Соглашением 20.11.2023.</w:t>
+      </w:r>
+    </w:p>
+    <w:p>
+      <w:pPr>
+        <w:pStyle w:val="Heading3"/>
+      </w:pPr>
+      <w:r>
+        <w:rPr>
+          <w:rFonts w:ascii="Times New Roman" w:hAnsi="Times New Roman" w:cs="Times New Roman" w:eastAsia="Times New Roman"/>
+          <w:b/>
+          <w:i w:val="0"/>
+          <w:color w:val="000000"/>
+          <w:sz w:val="23"/>
+        </w:rPr>
+        <w:t>Состояние автомобиля до ДТП и предстраховой осмотр</w:t>
+      </w:r>
+    </w:p>
+    <w:p>
+      <w:pPr>
+        <w:ind w:firstLine="709"/>
+      </w:pPr>
+      <w:r>
+        <w:rPr>
+          <w:rFonts w:ascii="Times New Roman" w:hAnsi="Times New Roman" w:cs="Times New Roman" w:eastAsia="Times New Roman"/>
+          <w:b w:val="0"/>
+          <w:i w:val="0"/>
+          <w:color w:val="000000"/>
+          <w:sz w:val="22"/>
+        </w:rPr>
+        <w:t>Ответчику неизвестно, проводился ли при заключении договора КАСКО № 65/22-04(7)-000217 либо при включении Volkswagen Polo VIN XW8ZZZ61ZLG032867 в страховое покрытие предстраховой осмотр.</w:t>
+      </w:r>
+    </w:p>
+    <w:p>
+      <w:pPr>
+        <w:ind w:firstLine="709"/>
+      </w:pPr>
+      <w:r>
+        <w:rPr>
+          <w:rFonts w:ascii="Times New Roman" w:hAnsi="Times New Roman" w:cs="Times New Roman" w:eastAsia="Times New Roman"/>
+          <w:b w:val="0"/>
+          <w:i w:val="0"/>
+          <w:color w:val="000000"/>
+          <w:sz w:val="22"/>
+        </w:rPr>
+        <w:t>Если такой осмотр проводился, его материалы могут содержать фотографии автомобиля до ДТП, пробег, сведения о ранее имевшихся повреждениях, состояние крышки багажника, заднего бампера, фонарей и задней панели, а также сведения о наличии либо отсутствии плёнки и оклейки.</w:t>
+      </w:r>
+    </w:p>
+    <w:p>
+      <w:pPr>
+        <w:ind w:firstLine="709"/>
+      </w:pPr>
+      <w:r>
+        <w:rPr>
+          <w:rFonts w:ascii="Times New Roman" w:hAnsi="Times New Roman" w:cs="Times New Roman" w:eastAsia="Times New Roman"/>
+          <w:b w:val="0"/>
+          <w:i w:val="0"/>
+          <w:color w:val="000000"/>
+          <w:sz w:val="22"/>
+        </w:rPr>
+        <w:t>Ответчик не утверждает, что такие материалы существуют или что в них зафиксированы повреждения. Ответчик просит установить наличие этих материалов и при наличии истребовать их.</w:t>
+      </w:r>
+    </w:p>
+    <w:p>
+      <w:pPr>
+        <w:pStyle w:val="Heading3"/>
+      </w:pPr>
+      <w:r>
+        <w:rPr>
+          <w:rFonts w:ascii="Times New Roman" w:hAnsi="Times New Roman" w:cs="Times New Roman" w:eastAsia="Times New Roman"/>
+          <w:b/>
+          <w:i w:val="0"/>
+          <w:color w:val="000000"/>
+          <w:sz w:val="23"/>
+        </w:rPr>
+        <w:t>Сведения о фактическом ремонте автомобиля</w:t>
+      </w:r>
+    </w:p>
+    <w:p>
+      <w:pPr>
+        <w:ind w:firstLine="709"/>
+      </w:pPr>
+      <w:r>
+        <w:rPr>
+          <w:rFonts w:ascii="Times New Roman" w:hAnsi="Times New Roman" w:cs="Times New Roman" w:eastAsia="Times New Roman"/>
+          <w:b w:val="0"/>
+          <w:i w:val="0"/>
+          <w:color w:val="000000"/>
+          <w:sz w:val="22"/>
+        </w:rPr>
+        <w:t>Отсутствие доказательств фактического ремонта само по себе не исключает наличие ущерба. Сведения о ремонте необходимы для проверки состояния спорных элементов, возможных последующих повреждений, возможности натурной экспертизы и фактически заменённых деталей.</w:t>
+      </w:r>
+    </w:p>
+    <w:p>
+      <w:pPr>
+        <w:ind w:firstLine="709"/>
+      </w:pPr>
+      <w:r>
+        <w:rPr>
+          <w:rFonts w:ascii="Times New Roman" w:hAnsi="Times New Roman" w:cs="Times New Roman" w:eastAsia="Times New Roman"/>
+          <w:b w:val="0"/>
+          <w:i w:val="0"/>
+          <w:color w:val="000000"/>
+          <w:sz w:val="22"/>
+        </w:rPr>
+        <w:t>Ответчик просит истца представить заказ-наряды, счета, акты, даты ремонта, перечень заменённых деталей и сведения о пробеге.</w:t>
+      </w:r>
+    </w:p>
+    <w:p>
+      <w:pPr>
+        <w:pStyle w:val="Heading3"/>
+      </w:pPr>
+      <w:r>
+        <w:rPr>
+          <w:rFonts w:ascii="Times New Roman" w:hAnsi="Times New Roman" w:cs="Times New Roman" w:eastAsia="Times New Roman"/>
+          <w:b/>
+          <w:i w:val="0"/>
+          <w:color w:val="000000"/>
+          <w:sz w:val="23"/>
+        </w:rPr>
+        <w:t>Возможная суброгация</w:t>
+      </w:r>
+    </w:p>
+    <w:p>
+      <w:pPr>
+        <w:ind w:firstLine="709"/>
+      </w:pPr>
+      <w:r>
+        <w:rPr>
+          <w:rFonts w:ascii="Times New Roman" w:hAnsi="Times New Roman" w:cs="Times New Roman" w:eastAsia="Times New Roman"/>
+          <w:b w:val="0"/>
+          <w:i w:val="0"/>
+          <w:color w:val="000000"/>
+          <w:sz w:val="22"/>
+        </w:rPr>
+        <w:t>В случае подтверждения фактической выплаты страхового возмещения по КАСКО к страховщику в пределах произведённой выплаты могло перейти право требования в порядке ст. 965 ГК РФ.</w:t>
+      </w:r>
+    </w:p>
+    <w:p>
+      <w:pPr>
+        <w:ind w:firstLine="709"/>
+      </w:pPr>
+      <w:r>
+        <w:rPr>
+          <w:rFonts w:ascii="Times New Roman" w:hAnsi="Times New Roman" w:cs="Times New Roman" w:eastAsia="Times New Roman"/>
+          <w:b w:val="0"/>
+          <w:i w:val="0"/>
+          <w:color w:val="000000"/>
+          <w:sz w:val="22"/>
+        </w:rPr>
+        <w:t>Необходимо установить:</w:t>
+      </w:r>
+    </w:p>
+    <w:p>
+      <w:pPr>
+        <w:spacing w:after="40"/>
+        <w:ind w:left="510" w:hanging="227"/>
+        <w:jc w:val="both"/>
+      </w:pPr>
+      <w:r>
+        <w:rPr>
+          <w:rFonts w:ascii="Times New Roman" w:hAnsi="Times New Roman" w:cs="Times New Roman" w:eastAsia="Times New Roman"/>
+          <w:color w:val="000000"/>
+          <w:sz w:val="22"/>
+        </w:rPr>
+        <w:t xml:space="preserve">• </w:t>
+      </w:r>
+      <w:r>
+        <w:rPr>
+          <w:rFonts w:ascii="Times New Roman" w:hAnsi="Times New Roman" w:cs="Times New Roman" w:eastAsia="Times New Roman"/>
+          <w:b w:val="0"/>
+          <w:i w:val="0"/>
+          <w:color w:val="000000"/>
+          <w:sz w:val="22"/>
+        </w:rPr>
+        <w:t>имела ли место фактическая выплата;</w:t>
+      </w:r>
+    </w:p>
+    <w:p>
+      <w:pPr>
+        <w:spacing w:after="40"/>
+        <w:ind w:left="510" w:hanging="227"/>
+        <w:jc w:val="both"/>
+      </w:pPr>
+      <w:r>
+        <w:rPr>
+          <w:rFonts w:ascii="Times New Roman" w:hAnsi="Times New Roman" w:cs="Times New Roman" w:eastAsia="Times New Roman"/>
+          <w:color w:val="000000"/>
+          <w:sz w:val="22"/>
+        </w:rPr>
+        <w:t xml:space="preserve">• </w:t>
+      </w:r>
+      <w:r>
+        <w:rPr>
+          <w:rFonts w:ascii="Times New Roman" w:hAnsi="Times New Roman" w:cs="Times New Roman" w:eastAsia="Times New Roman"/>
+          <w:b w:val="0"/>
+          <w:i w:val="0"/>
+          <w:color w:val="000000"/>
+          <w:sz w:val="22"/>
+        </w:rPr>
+        <w:t>её точный размер;</w:t>
+      </w:r>
+    </w:p>
+    <w:p>
+      <w:pPr>
+        <w:spacing w:after="40"/>
+        <w:ind w:left="510" w:hanging="227"/>
+        <w:jc w:val="both"/>
+      </w:pPr>
+      <w:r>
+        <w:rPr>
+          <w:rFonts w:ascii="Times New Roman" w:hAnsi="Times New Roman" w:cs="Times New Roman" w:eastAsia="Times New Roman"/>
+          <w:color w:val="000000"/>
+          <w:sz w:val="22"/>
+        </w:rPr>
+        <w:t xml:space="preserve">• </w:t>
+      </w:r>
+      <w:r>
+        <w:rPr>
+          <w:rFonts w:ascii="Times New Roman" w:hAnsi="Times New Roman" w:cs="Times New Roman" w:eastAsia="Times New Roman"/>
+          <w:b w:val="0"/>
+          <w:i w:val="0"/>
+          <w:color w:val="000000"/>
+          <w:sz w:val="22"/>
+        </w:rPr>
+        <w:t>какой ущерб ею компенсирован;</w:t>
+      </w:r>
+    </w:p>
+    <w:p>
+      <w:pPr>
+        <w:spacing w:after="40"/>
+        <w:ind w:left="510" w:hanging="227"/>
+        <w:jc w:val="both"/>
+      </w:pPr>
+      <w:r>
+        <w:rPr>
+          <w:rFonts w:ascii="Times New Roman" w:hAnsi="Times New Roman" w:cs="Times New Roman" w:eastAsia="Times New Roman"/>
+          <w:color w:val="000000"/>
+          <w:sz w:val="22"/>
+        </w:rPr>
+        <w:t xml:space="preserve">• </w:t>
+      </w:r>
+      <w:r>
+        <w:rPr>
+          <w:rFonts w:ascii="Times New Roman" w:hAnsi="Times New Roman" w:cs="Times New Roman" w:eastAsia="Times New Roman"/>
+          <w:b w:val="0"/>
+          <w:i w:val="0"/>
+          <w:color w:val="000000"/>
+          <w:sz w:val="22"/>
+        </w:rPr>
+        <w:t>переходило ли право требования;</w:t>
+      </w:r>
+    </w:p>
+    <w:p>
+      <w:pPr>
+        <w:spacing w:after="40"/>
+        <w:ind w:left="510" w:hanging="227"/>
+        <w:jc w:val="both"/>
+      </w:pPr>
+      <w:r>
+        <w:rPr>
+          <w:rFonts w:ascii="Times New Roman" w:hAnsi="Times New Roman" w:cs="Times New Roman" w:eastAsia="Times New Roman"/>
+          <w:color w:val="000000"/>
+          <w:sz w:val="22"/>
+        </w:rPr>
+        <w:t xml:space="preserve">• </w:t>
+      </w:r>
+      <w:r>
+        <w:rPr>
+          <w:rFonts w:ascii="Times New Roman" w:hAnsi="Times New Roman" w:cs="Times New Roman" w:eastAsia="Times New Roman"/>
+          <w:b w:val="0"/>
+          <w:i w:val="0"/>
+          <w:color w:val="000000"/>
+          <w:sz w:val="22"/>
+        </w:rPr>
+        <w:t>реализовывалось ли оно страховщиком;</w:t>
+      </w:r>
+    </w:p>
+    <w:p>
+      <w:pPr>
+        <w:spacing w:after="40"/>
+        <w:ind w:left="510" w:hanging="227"/>
+        <w:jc w:val="both"/>
+      </w:pPr>
+      <w:r>
+        <w:rPr>
+          <w:rFonts w:ascii="Times New Roman" w:hAnsi="Times New Roman" w:cs="Times New Roman" w:eastAsia="Times New Roman"/>
+          <w:color w:val="000000"/>
+          <w:sz w:val="22"/>
+        </w:rPr>
+        <w:t xml:space="preserve">• </w:t>
+      </w:r>
+      <w:r>
+        <w:rPr>
+          <w:rFonts w:ascii="Times New Roman" w:hAnsi="Times New Roman" w:cs="Times New Roman" w:eastAsia="Times New Roman"/>
+          <w:b w:val="0"/>
+          <w:i w:val="0"/>
+          <w:color w:val="000000"/>
+          <w:sz w:val="22"/>
+        </w:rPr>
+        <w:t>какие суммы впоследствии получены.</w:t>
+      </w:r>
+    </w:p>
+    <w:p>
+      <w:pPr>
+        <w:ind w:firstLine="709"/>
+      </w:pPr>
+      <w:r>
+        <w:rPr>
+          <w:rFonts w:ascii="Times New Roman" w:hAnsi="Times New Roman" w:cs="Times New Roman" w:eastAsia="Times New Roman"/>
+          <w:b w:val="0"/>
+          <w:i w:val="0"/>
+          <w:color w:val="000000"/>
+          <w:sz w:val="22"/>
+        </w:rPr>
+        <w:t>Один и тот же имущественный вред не должен повторно компенсироваться потерпевшему в уже возмещённой части. Вывод о переходе права требования формулируется условно до подтверждения фактической выплаты.</w:t>
+      </w:r>
+    </w:p>
+    <w:p>
+      <w:pPr>
+        <w:ind w:firstLine="709"/>
+      </w:pPr>
+      <w:r>
+        <w:rPr>
+          <w:rFonts w:ascii="Times New Roman" w:hAnsi="Times New Roman" w:cs="Times New Roman" w:eastAsia="Times New Roman"/>
+          <w:b w:val="0"/>
+          <w:i w:val="0"/>
+          <w:color w:val="000000"/>
+          <w:sz w:val="22"/>
+        </w:rPr>
+        <w:t>На этот раз повторное взыскание именно 57 100 руб. отдельным требованием не заявлено: истец вычитает эту сумму из своего расчёта. Поэтому проверка суброгации нужна для установления страховой цепочки, состава компенсированного ущерба, наличия ОСАГО/ПВУ и исключения неправильного определения остаточной личной ответственности.</w:t>
+      </w:r>
+    </w:p>
+    <w:p>
+      <w:pPr>
+        <w:pStyle w:val="Heading2"/>
+      </w:pPr>
+      <w:r>
+        <w:rPr>
+          <w:rFonts w:ascii="Times New Roman" w:hAnsi="Times New Roman" w:cs="Times New Roman" w:eastAsia="Times New Roman"/>
+          <w:b/>
+          <w:i w:val="0"/>
+          <w:color w:val="000000"/>
           <w:sz w:val="25"/>
         </w:rPr>
-        <w:t>XV. Противоречие в ответе «Югории» от 20.10.2026</w:t>
+        <w:t>XX. Противоречие в ответе «Югории» от 20.10.2026</w:t>
       </w:r>
     </w:p>
     <w:p>
@@ -6357,7 +8272,7 @@
           <w:color w:val="000000"/>
           <w:sz w:val="25"/>
         </w:rPr>
-        <w:t>XVI. ОСАГО, участие страховщиков и суброгация</w:t>
+        <w:t>XXI. ОСАГО и процессуальная развилка по п. 114 Пленума №31</w:t>
       </w:r>
     </w:p>
     <w:p>
@@ -6372,7 +8287,7 @@
           <w:color w:val="000000"/>
           <w:sz w:val="22"/>
         </w:rPr>
-        <w:t>В иске имеется полис ОСАГО ответчика в АО «Зетта Страхование» (полис ТТТ 7043868396).</w:t>
+        <w:t>В иске указан полис ОСАГО ответчика ТТТ 7043868396 в АО «Зетта Страхование». Запрос ответчика зарегистрирован 08.10.2026 № 613966; ответ по существу пока не получен.</w:t>
       </w:r>
     </w:p>
     <w:p>
@@ -6387,7 +8302,7 @@
           <w:color w:val="000000"/>
           <w:sz w:val="22"/>
         </w:rPr>
-        <w:t>Запрос М.В. Димитриевой зарегистрирован 08.10.2026 № 613966. Ответ пока ожидается.</w:t>
+        <w:t>В иске также указан полис ХХХ 0284409797. Его вид страхования, страховщик, страхователь, застрахованное ТС, срок действия и связь с договором КАСКО № 65/22-04(7)-000217 и выплатным делом № 065/23-04-001505 требуют установления. До получения полиса или официального ответа его вид не квалифицируется.</w:t>
       </w:r>
     </w:p>
     <w:p>
@@ -6402,7 +8317,7 @@
           <w:color w:val="000000"/>
           <w:sz w:val="22"/>
         </w:rPr>
-        <w:t>В иске также указан полис ХХХ 0284409797. Его вид страхования, страховщик, страхователь, застрахованное ТС, срок действия и связь с договором КАСКО № 65/22-04(7)-000217 и выплатным делом № 065/23-04-001505 требуют установления. До получения полиса или официального ответа его вид не квалифицируется.</w:t>
+        <w:t>В соответствии со ст. 1072 ГК РФ и пп. 63–65 Постановления Пленума Верховного Суда РФ от 08.11.2022 №31 причинитель вреда возмещает разницу между фактическим размером ущерба и надлежащим размером страхового возмещения только в случае, когда надлежащего страхового возмещения недостаточно для полного возмещения вреда.</w:t>
       </w:r>
     </w:p>
     <w:p>
@@ -6417,7 +8332,142 @@
           <w:color w:val="000000"/>
           <w:sz w:val="22"/>
         </w:rPr>
-        <w:t>Необходимо установить:</w:t>
+        <w:t>Процессуальные последствия зависят от того, обращалось ли ООО «ВИГОРАВТО» по ОСАГО или ПВУ.</w:t>
+      </w:r>
+    </w:p>
+    <w:p>
+      <w:pPr>
+        <w:pStyle w:val="Heading3"/>
+      </w:pPr>
+      <w:r>
+        <w:rPr>
+          <w:rFonts w:ascii="Times New Roman" w:hAnsi="Times New Roman" w:cs="Times New Roman" w:eastAsia="Times New Roman"/>
+          <w:b/>
+          <w:i w:val="0"/>
+          <w:color w:val="000000"/>
+          <w:sz w:val="23"/>
+        </w:rPr>
+        <w:t>Вариант A. Обращения по ОСАГО/ПВУ не было</w:t>
+      </w:r>
+    </w:p>
+    <w:p>
+      <w:pPr>
+        <w:ind w:firstLine="709"/>
+      </w:pPr>
+      <w:r>
+        <w:rPr>
+          <w:rFonts w:ascii="Times New Roman" w:hAnsi="Times New Roman" w:cs="Times New Roman" w:eastAsia="Times New Roman"/>
+          <w:b w:val="0"/>
+          <w:i w:val="0"/>
+          <w:color w:val="000000"/>
+          <w:sz w:val="22"/>
+        </w:rPr>
+        <w:t>Если ООО «ВИГОРАВТО» не обращалось с заявлением по ОСАГО либо ПВУ, подлежит применению п. 114 Постановления Пленума №31: необходимо установить надлежащего страховщика, привлечь его в качестве ответчика и разрешить последствия несоблюдения обязательного досудебного порядка, включая вопрос об оставлении требований без рассмотрения.</w:t>
+      </w:r>
+    </w:p>
+    <w:p>
+      <w:pPr>
+        <w:pStyle w:val="Heading3"/>
+      </w:pPr>
+      <w:r>
+        <w:rPr>
+          <w:rFonts w:ascii="Times New Roman" w:hAnsi="Times New Roman" w:cs="Times New Roman" w:eastAsia="Times New Roman"/>
+          <w:b/>
+          <w:i w:val="0"/>
+          <w:color w:val="000000"/>
+          <w:sz w:val="23"/>
+        </w:rPr>
+        <w:t>Вариант B. Обращение по ОСАГО/ПВУ было</w:t>
+      </w:r>
+    </w:p>
+    <w:p>
+      <w:pPr>
+        <w:ind w:firstLine="709"/>
+      </w:pPr>
+      <w:r>
+        <w:rPr>
+          <w:rFonts w:ascii="Times New Roman" w:hAnsi="Times New Roman" w:cs="Times New Roman" w:eastAsia="Times New Roman"/>
+          <w:b w:val="0"/>
+          <w:i w:val="0"/>
+          <w:color w:val="000000"/>
+          <w:sz w:val="22"/>
+        </w:rPr>
+        <w:t>Если ООО «ВИГОРАВТО» обращалось по ОСАГО/ПВУ и обязательный порядок был соблюдён, соответствующего страховщика следует привлечь третьим лицом и определить разницу между фактическим ущербом и надлежащим страховым возмещением.</w:t>
+      </w:r>
+    </w:p>
+    <w:p>
+      <w:pPr>
+        <w:pStyle w:val="Heading3"/>
+      </w:pPr>
+      <w:r>
+        <w:rPr>
+          <w:rFonts w:ascii="Times New Roman" w:hAnsi="Times New Roman" w:cs="Times New Roman" w:eastAsia="Times New Roman"/>
+          <w:b/>
+          <w:i w:val="0"/>
+          <w:color w:val="000000"/>
+          <w:sz w:val="23"/>
+        </w:rPr>
+        <w:t>Прямое возмещение убытков</w:t>
+      </w:r>
+    </w:p>
+    <w:p>
+      <w:pPr>
+        <w:ind w:firstLine="709"/>
+      </w:pPr>
+      <w:r>
+        <w:rPr>
+          <w:rFonts w:ascii="Times New Roman" w:hAnsi="Times New Roman" w:cs="Times New Roman" w:eastAsia="Times New Roman"/>
+          <w:b w:val="0"/>
+          <w:i w:val="0"/>
+          <w:color w:val="000000"/>
+          <w:sz w:val="22"/>
+        </w:rPr>
+        <w:t>Если полис ХХХ 0284409797 является полисом ОСАГО автомобиля истца и выполнены условия ст. 14.1 Закона об ОСАГО, необходимо установить, обращалось ли ООО «ВИГОРАВТО» за прямым возмещением убытков к своему страховщику.</w:t>
+      </w:r>
+    </w:p>
+    <w:p>
+      <w:pPr>
+        <w:ind w:firstLine="709"/>
+      </w:pPr>
+      <w:r>
+        <w:rPr>
+          <w:rFonts w:ascii="Times New Roman" w:hAnsi="Times New Roman" w:cs="Times New Roman" w:eastAsia="Times New Roman"/>
+          <w:b w:val="0"/>
+          <w:i w:val="0"/>
+          <w:color w:val="000000"/>
+          <w:sz w:val="22"/>
+        </w:rPr>
+        <w:t>Этот вопрос связан с ответом АО ГСК «Югория», содержащим ссылку на п. 11 ст. 12 Закона об ОСАГО, и с необходимостью установить всю страховую цепочку. Вид полиса ХХХ 0284409797 заранее не утверждается.</w:t>
+      </w:r>
+    </w:p>
+    <w:p>
+      <w:pPr>
+        <w:pStyle w:val="Heading2"/>
+      </w:pPr>
+      <w:r>
+        <w:rPr>
+          <w:rFonts w:ascii="Times New Roman" w:hAnsi="Times New Roman" w:cs="Times New Roman" w:eastAsia="Times New Roman"/>
+          <w:b/>
+          <w:i w:val="0"/>
+          <w:color w:val="000000"/>
+          <w:sz w:val="25"/>
+        </w:rPr>
+        <w:t>XXII. Проценты - второй самостоятельный блок</w:t>
+      </w:r>
+    </w:p>
+    <w:p>
+      <w:pPr>
+        <w:ind w:firstLine="709"/>
+      </w:pPr>
+      <w:r>
+        <w:rPr>
+          <w:rFonts w:ascii="Times New Roman" w:hAnsi="Times New Roman" w:cs="Times New Roman" w:eastAsia="Times New Roman"/>
+          <w:b w:val="0"/>
+          <w:i w:val="0"/>
+          <w:color w:val="000000"/>
+          <w:sz w:val="22"/>
+        </w:rPr>
+        <w:t>Истец заявляет:</w:t>
       </w:r>
     </w:p>
     <w:p>
@@ -6442,7 +8492,7 @@
           <w:color w:val="000000"/>
           <w:sz w:val="22"/>
         </w:rPr>
-        <w:t>обращался ли потерпевший либо страховщик КАСКО по ОСАГО;</w:t>
+        <w:t>82 547,39 руб. процентов;</w:t>
       </w:r>
     </w:p>
     <w:p>
@@ -6467,7 +8517,7 @@
           <w:color w:val="000000"/>
           <w:sz w:val="22"/>
         </w:rPr>
-        <w:t>какой страховщик и в каком объёме урегулировал ОСАГО;</w:t>
+        <w:t>период с 29.10.2023 по 10.08.2026;</w:t>
       </w:r>
     </w:p>
     <w:p>
@@ -6492,7 +8542,7 @@
           <w:color w:val="000000"/>
           <w:sz w:val="22"/>
         </w:rPr>
-        <w:t>была ли суброгация КАСКО → ОСАГО;</w:t>
+        <w:t>проценты с 11.08.2026;</w:t>
       </w:r>
     </w:p>
     <w:p>
@@ -6517,7 +8567,7 @@
           <w:color w:val="000000"/>
           <w:sz w:val="22"/>
         </w:rPr>
-        <w:t>какие суммы рассчитывались и выплачивались.</w:t>
+        <w:t>проценты после вынесения решения.</w:t>
       </w:r>
     </w:p>
     <w:p>
@@ -6532,11 +8582,26 @@
           <w:color w:val="000000"/>
           <w:sz w:val="22"/>
         </w:rPr>
-        <w:t>В соответствии со ст. 1072 ГК РФ и пп. 63–65 Постановления Пленума Верховного Суда РФ от 08.11.2022 №31 причинитель вреда возмещает разницу между фактическим размером ущерба и надлежащим размером страхового возмещения только в случае, когда надлежащего страхового возмещения недостаточно для полного возмещения вреда.</w:t>
+        <w:t>Ответчик возражает против взыскания 82 547,39 руб. процентов и против начисления процентов до вступления решения суда в законную силу.</w:t>
       </w:r>
     </w:p>
     <w:p>
       <w:pPr>
+        <w:ind w:firstLine="709"/>
+      </w:pPr>
+      <w:r>
+        <w:rPr>
+          <w:rFonts w:ascii="Times New Roman" w:hAnsi="Times New Roman" w:cs="Times New Roman" w:eastAsia="Times New Roman"/>
+          <w:b w:val="0"/>
+          <w:i w:val="0"/>
+          <w:color w:val="000000"/>
+          <w:sz w:val="22"/>
+        </w:rPr>
+        <w:t>Размер основного обязательства в настоящее время не подтверждён в заявленном объёме. Согласно п. 57 Постановления Пленума Верховного Суда РФ от 24.03.2016 №7 обязанность причинителя вреда по уплате процентов, предусмотренных ст. 395 ГК РФ, возникает со дня вступления в законную силу решения суда, которым удовлетворено требование потерпевшего о возмещении причинённых убытков, если иной момент не установлен законом, при просрочке их уплаты.</w:t>
+      </w:r>
+    </w:p>
+    <w:p>
+      <w:pPr>
         <w:pStyle w:val="Heading2"/>
       </w:pPr>
       <w:r>
@@ -6547,7 +8612,7 @@
           <w:color w:val="000000"/>
           <w:sz w:val="25"/>
         </w:rPr>
-        <w:t>XVII. Проценты - второй самостоятельный блок</w:t>
+        <w:t>XXIII. Судебные расходы</w:t>
       </w:r>
     </w:p>
     <w:p>
@@ -6562,23 +8627,13 @@
           <w:color w:val="000000"/>
           <w:sz w:val="22"/>
         </w:rPr>
-        <w:t>Истец заявляет:</w:t>
+        <w:t>Ответчик не оспаривает факт оплаты, однако оспаривает необходимость, относимость, разумность и размер расходов в части их взыскания с ответчика.</w:t>
       </w:r>
     </w:p>
     <w:p>
       <w:pPr>
-        <w:spacing w:after="40"/>
-        <w:ind w:left="510" w:hanging="227"/>
-        <w:jc w:val="both"/>
-      </w:pPr>
-      <w:r>
-        <w:rPr>
-          <w:rFonts w:ascii="Times New Roman" w:hAnsi="Times New Roman" w:cs="Times New Roman" w:eastAsia="Times New Roman"/>
-          <w:color w:val="000000"/>
-          <w:sz w:val="22"/>
-        </w:rPr>
-        <w:t xml:space="preserve">• </w:t>
-      </w:r>
+        <w:ind w:firstLine="709"/>
+      </w:pPr>
       <w:r>
         <w:rPr>
           <w:rFonts w:ascii="Times New Roman" w:hAnsi="Times New Roman" w:cs="Times New Roman" w:eastAsia="Times New Roman"/>
@@ -6587,23 +8642,13 @@
           <w:color w:val="000000"/>
           <w:sz w:val="22"/>
         </w:rPr>
-        <w:t>82 547,39 руб. процентов;</w:t>
+        <w:t>25 000 руб. за экспертное исследование, 50 000 руб. за юридические услуги и 8 588 руб. государственной пошлины документально подтверждены как факты оплаты.</w:t>
       </w:r>
     </w:p>
     <w:p>
       <w:pPr>
-        <w:spacing w:after="40"/>
-        <w:ind w:left="510" w:hanging="227"/>
-        <w:jc w:val="both"/>
-      </w:pPr>
-      <w:r>
-        <w:rPr>
-          <w:rFonts w:ascii="Times New Roman" w:hAnsi="Times New Roman" w:cs="Times New Roman" w:eastAsia="Times New Roman"/>
-          <w:color w:val="000000"/>
-          <w:sz w:val="22"/>
-        </w:rPr>
-        <w:t xml:space="preserve">• </w:t>
-      </w:r>
+        <w:ind w:firstLine="709"/>
+      </w:pPr>
       <w:r>
         <w:rPr>
           <w:rFonts w:ascii="Times New Roman" w:hAnsi="Times New Roman" w:cs="Times New Roman" w:eastAsia="Times New Roman"/>
@@ -6612,23 +8657,13 @@
           <w:color w:val="000000"/>
           <w:sz w:val="22"/>
         </w:rPr>
-        <w:t>период с 29.10.2023 по 10.08.2026;</w:t>
+        <w:t>Подтверждение почтовых расходов 520 руб. в материалах пока не найдено.</w:t>
       </w:r>
     </w:p>
     <w:p>
       <w:pPr>
-        <w:spacing w:after="40"/>
-        <w:ind w:left="510" w:hanging="227"/>
-        <w:jc w:val="both"/>
-      </w:pPr>
-      <w:r>
-        <w:rPr>
-          <w:rFonts w:ascii="Times New Roman" w:hAnsi="Times New Roman" w:cs="Times New Roman" w:eastAsia="Times New Roman"/>
-          <w:color w:val="000000"/>
-          <w:sz w:val="22"/>
-        </w:rPr>
-        <w:t xml:space="preserve">• </w:t>
-      </w:r>
+        <w:ind w:firstLine="709"/>
+      </w:pPr>
       <w:r>
         <w:rPr>
           <w:rFonts w:ascii="Times New Roman" w:hAnsi="Times New Roman" w:cs="Times New Roman" w:eastAsia="Times New Roman"/>
@@ -6637,23 +8672,13 @@
           <w:color w:val="000000"/>
           <w:sz w:val="22"/>
         </w:rPr>
-        <w:t>проценты с 11.08.2026;</w:t>
+        <w:t>Согласно п. 2 Постановления Пленума Верховного Суда РФ от 21.01.2016 №1 расходы на досудебное исследование могут быть признаны судебными издержками, если исследование было необходимо для обращения в суд. В отношении 25 000 руб. необходимо проверить необходимость расходов, относимость результата исследования и связь с рассматриваемым делом.</w:t>
       </w:r>
     </w:p>
     <w:p>
       <w:pPr>
-        <w:spacing w:after="40"/>
-        <w:ind w:left="510" w:hanging="227"/>
-        <w:jc w:val="both"/>
-      </w:pPr>
-      <w:r>
-        <w:rPr>
-          <w:rFonts w:ascii="Times New Roman" w:hAnsi="Times New Roman" w:cs="Times New Roman" w:eastAsia="Times New Roman"/>
-          <w:color w:val="000000"/>
-          <w:sz w:val="22"/>
-        </w:rPr>
-        <w:t xml:space="preserve">• </w:t>
-      </w:r>
+        <w:ind w:firstLine="709"/>
+      </w:pPr>
       <w:r>
         <w:rPr>
           <w:rFonts w:ascii="Times New Roman" w:hAnsi="Times New Roman" w:cs="Times New Roman" w:eastAsia="Times New Roman"/>
@@ -6662,7 +8687,7 @@
           <w:color w:val="000000"/>
           <w:sz w:val="22"/>
         </w:rPr>
-        <w:t>проценты после вынесения решения.</w:t>
+        <w:t>Для этой проверки существенно, что заключение опирается на акт от 30.10.2023, самостоятельное установление причинной связи не показано, а отдельный ответ на вопрос №1 в выводах не раскрыт. Автоматический отказ во взыскании всей суммы не заявляется.</w:t>
       </w:r>
     </w:p>
     <w:p>
@@ -6677,7 +8702,7 @@
           <w:color w:val="000000"/>
           <w:sz w:val="22"/>
         </w:rPr>
-        <w:t>Ответчик возражает против взыскания 82 547,39 руб. процентов и против начисления процентов до вступления решения суда в законную силу.</w:t>
+        <w:t>В отношении 50 000 руб. необходимо проверить полный договор и приложения, акт оказанных услуг, перечень фактически выполненных работ, относимость расходов именно к настоящему делу, разумность и пропорциональность итоговому результату спора.</w:t>
       </w:r>
     </w:p>
     <w:p>
@@ -6692,7 +8717,7 @@
           <w:color w:val="000000"/>
           <w:sz w:val="22"/>
         </w:rPr>
-        <w:t>Размер основного обязательства в настоящее время не подтверждён в заявленном объёме. Согласно п. 57 Постановления Пленума Верховного Суда РФ от 24.03.2016 №7 обязанность причинителя вреда по уплате процентов, предусмотренных ст. 395 ГК РФ, возникает со дня вступления в законную силу решения суда, которым удовлетворено требование потерпевшего о возмещении причинённых убытков, если иной момент не установлен законом, при просрочке их уплаты.</w:t>
+        <w:t>В силу ст. 98, 100 ГПК РФ судебные расходы распределяются с учётом результата дела, а представительские расходы подлежат взысканию только в разумных пределах.</w:t>
       </w:r>
     </w:p>
     <w:p>
@@ -6707,82 +8732,7 @@
           <w:color w:val="000000"/>
           <w:sz w:val="25"/>
         </w:rPr>
-        <w:t>XVIII. Судебные расходы</w:t>
-      </w:r>
-    </w:p>
-    <w:p>
-      <w:pPr>
-        <w:ind w:firstLine="709"/>
-      </w:pPr>
-      <w:r>
-        <w:rPr>
-          <w:rFonts w:ascii="Times New Roman" w:hAnsi="Times New Roman" w:cs="Times New Roman" w:eastAsia="Times New Roman"/>
-          <w:b w:val="0"/>
-          <w:i w:val="0"/>
-          <w:color w:val="000000"/>
-          <w:sz w:val="22"/>
-        </w:rPr>
-        <w:t>Ответчик не оспаривает факт оплаты, однако оспаривает необходимость, относимость, разумность и размер расходов в части их взыскания с ответчика.</w:t>
-      </w:r>
-    </w:p>
-    <w:p>
-      <w:pPr>
-        <w:ind w:firstLine="709"/>
-      </w:pPr>
-      <w:r>
-        <w:rPr>
-          <w:rFonts w:ascii="Times New Roman" w:hAnsi="Times New Roman" w:cs="Times New Roman" w:eastAsia="Times New Roman"/>
-          <w:b w:val="0"/>
-          <w:i w:val="0"/>
-          <w:color w:val="000000"/>
-          <w:sz w:val="22"/>
-        </w:rPr>
-        <w:t>25 000 руб. за экспертное исследование, 50 000 руб. за юридические услуги и 8 588 руб. государственной пошлины документально подтверждены как факты оплаты.</w:t>
-      </w:r>
-    </w:p>
-    <w:p>
-      <w:pPr>
-        <w:ind w:firstLine="709"/>
-      </w:pPr>
-      <w:r>
-        <w:rPr>
-          <w:rFonts w:ascii="Times New Roman" w:hAnsi="Times New Roman" w:cs="Times New Roman" w:eastAsia="Times New Roman"/>
-          <w:b w:val="0"/>
-          <w:i w:val="0"/>
-          <w:color w:val="000000"/>
-          <w:sz w:val="22"/>
-        </w:rPr>
-        <w:t>Подтверждение почтовых расходов 520 руб. в материалах пока не найдено.</w:t>
-      </w:r>
-    </w:p>
-    <w:p>
-      <w:pPr>
-        <w:ind w:firstLine="709"/>
-      </w:pPr>
-      <w:r>
-        <w:rPr>
-          <w:rFonts w:ascii="Times New Roman" w:hAnsi="Times New Roman" w:cs="Times New Roman" w:eastAsia="Times New Roman"/>
-          <w:b w:val="0"/>
-          <w:i w:val="0"/>
-          <w:color w:val="000000"/>
-          <w:sz w:val="22"/>
-        </w:rPr>
-        <w:t>В силу ст. 98, 100 ГПК РФ судебные расходы распределяются с учётом результата дела, а представительские расходы подлежат взысканию только в разумных пределах.</w:t>
-      </w:r>
-    </w:p>
-    <w:p>
-      <w:pPr>
-        <w:pStyle w:val="Heading2"/>
-      </w:pPr>
-      <w:r>
-        <w:rPr>
-          <w:rFonts w:ascii="Times New Roman" w:hAnsi="Times New Roman" w:cs="Times New Roman" w:eastAsia="Times New Roman"/>
-          <w:b/>
-          <w:i w:val="0"/>
-          <w:color w:val="000000"/>
-          <w:sz w:val="25"/>
-        </w:rPr>
-        <w:t>XIX. Обстоятельства, которые необходимо установить</w:t>
+        <w:t>XXIV. Обстоятельства, которые необходимо установить</w:t>
       </w:r>
     </w:p>
     <w:p>
@@ -7062,7 +9012,22 @@
           <w:color w:val="000000"/>
           <w:sz w:val="25"/>
         </w:rPr>
-        <w:t>XX. Просительная часть</w:t>
+        <w:t>XXV. Просительная часть</w:t>
+      </w:r>
+    </w:p>
+    <w:p>
+      <w:pPr>
+        <w:ind w:firstLine="709"/>
+      </w:pPr>
+      <w:r>
+        <w:rPr>
+          <w:rFonts w:ascii="Times New Roman" w:hAnsi="Times New Roman" w:cs="Times New Roman" w:eastAsia="Times New Roman"/>
+          <w:b w:val="0"/>
+          <w:i w:val="0"/>
+          <w:color w:val="000000"/>
+          <w:sz w:val="22"/>
+        </w:rPr>
+        <w:t>Сначала просим разрешить процессуальный вопрос по ОСАГО.</w:t>
       </w:r>
     </w:p>
     <w:p>
@@ -7087,7 +9052,7 @@
           <w:color w:val="000000"/>
           <w:sz w:val="22"/>
         </w:rPr>
-        <w:t>Отказать во взыскании 82 547,39 руб. процентов и процентов за период до вступления решения суда в законную силу.</w:t>
+        <w:t>Установить, обращалось ли ООО «ВИГОРАВТО» по ОСАГО либо ПВУ и был ли соблюдён обязательный досудебный порядок.</w:t>
       </w:r>
     </w:p>
     <w:p>
@@ -7112,7 +9077,7 @@
           <w:color w:val="000000"/>
           <w:sz w:val="22"/>
         </w:rPr>
-        <w:t>В случае удовлетворения требования о взыскании основного долга определить проценты после вступления решения в законную силу только на фактически присуждённую сумму.</w:t>
+        <w:t>Если обращение отсутствовало, установить надлежащего страховщика, привлечь его в качестве ответчика и применить последствия, предусмотренные п. 114 Постановления Пленума №31, включая вопрос об оставлении требований без рассмотрения.</w:t>
       </w:r>
     </w:p>
     <w:p>
@@ -7137,7 +9102,22 @@
           <w:color w:val="000000"/>
           <w:sz w:val="22"/>
         </w:rPr>
-        <w:t>Отказать в удовлетворении требований в той части, в которой причинная связь, объём повреждений, необходимость замены, окраски, плёнки и сопутствующих работ не подтверждены.</w:t>
+        <w:t>Если обращение было и обязательный порядок соблюдён, привлечь соответствующего страховщика третьим лицом и определить надлежащий размер ОСАГО-возмещения.</w:t>
+      </w:r>
+    </w:p>
+    <w:p>
+      <w:pPr>
+        <w:ind w:firstLine="709"/>
+      </w:pPr>
+      <w:r>
+        <w:rPr>
+          <w:rFonts w:ascii="Times New Roman" w:hAnsi="Times New Roman" w:cs="Times New Roman" w:eastAsia="Times New Roman"/>
+          <w:b w:val="0"/>
+          <w:i w:val="0"/>
+          <w:color w:val="000000"/>
+          <w:sz w:val="22"/>
+        </w:rPr>
+        <w:t>Если спор рассматривается по существу, просим:</w:t>
       </w:r>
     </w:p>
     <w:p>
@@ -7162,7 +9142,7 @@
           <w:color w:val="000000"/>
           <w:sz w:val="22"/>
         </w:rPr>
-        <w:t>Истребовать полный договор КАСКО, документы включения автомобиля в покрытие, предстраховой осмотр, страховой акт /05, Соглашение /06, расчёт 57 100 руб., платёжное подтверждение, материалы ОСАГО/ПВУ, сведения о суброгации и полис ХХХ 0284409797.</w:t>
+        <w:t>Отказать во взыскании недоказанной части основного ущерба.</w:t>
       </w:r>
     </w:p>
     <w:p>
@@ -7187,7 +9167,7 @@
           <w:color w:val="000000"/>
           <w:sz w:val="22"/>
         </w:rPr>
-        <w:t>Привлечь АО «Зетта Страхование» к участию в деле в качестве третьего лица, не заявляющего самостоятельных требований относительно предмета спора, на стороне ответчика.</w:t>
+        <w:t>Определять возможную личную ответственность ответчика только после установления надлежащего размера ОСАГО-возмещения.</w:t>
       </w:r>
     </w:p>
     <w:p>
@@ -7212,7 +9192,7 @@
           <w:color w:val="000000"/>
           <w:sz w:val="22"/>
         </w:rPr>
-        <w:t>Разрешить вопрос о процессуальном статусе АО ГСК «Югория» после получения сведений о суброгации.</w:t>
+        <w:t>Отказать во взыскании 82 547,39 руб. процентов и процентов за период до вступления решения в законную силу.</w:t>
       </w:r>
     </w:p>
     <w:p>
@@ -7228,6 +9208,106 @@
           <w:sz w:val="22"/>
         </w:rPr>
         <w:t xml:space="preserve">7. </w:t>
+      </w:r>
+      <w:r>
+        <w:rPr>
+          <w:rFonts w:ascii="Times New Roman" w:hAnsi="Times New Roman" w:cs="Times New Roman" w:eastAsia="Times New Roman"/>
+          <w:b w:val="0"/>
+          <w:i w:val="0"/>
+          <w:color w:val="000000"/>
+          <w:sz w:val="22"/>
+        </w:rPr>
+        <w:t>В случае удовлетворения основного требования определить проценты после вступления решения в законную силу только на фактически присуждённую сумму.</w:t>
+      </w:r>
+    </w:p>
+    <w:p>
+      <w:pPr>
+        <w:spacing w:after="40"/>
+        <w:ind w:left="567" w:hanging="283"/>
+        <w:jc w:val="both"/>
+      </w:pPr>
+      <w:r>
+        <w:rPr>
+          <w:rFonts w:ascii="Times New Roman" w:hAnsi="Times New Roman" w:cs="Times New Roman" w:eastAsia="Times New Roman"/>
+          <w:color w:val="000000"/>
+          <w:sz w:val="22"/>
+        </w:rPr>
+        <w:t xml:space="preserve">8. </w:t>
+      </w:r>
+      <w:r>
+        <w:rPr>
+          <w:rFonts w:ascii="Times New Roman" w:hAnsi="Times New Roman" w:cs="Times New Roman" w:eastAsia="Times New Roman"/>
+          <w:b w:val="0"/>
+          <w:i w:val="0"/>
+          <w:color w:val="000000"/>
+          <w:sz w:val="22"/>
+        </w:rPr>
+        <w:t>Истребовать полный договор КАСКО, документы включения автомобиля в покрытие, предстраховой осмотр, страховой акт /05, Соглашение /06, расчёт 57 100 руб., платёжное подтверждение, материалы ОСАГО/ПВУ, сведения о суброгации, полис ХХХ 0284409797, полный комплект заключения 2026 года и материалы фактического ремонта.</w:t>
+      </w:r>
+    </w:p>
+    <w:p>
+      <w:pPr>
+        <w:spacing w:after="40"/>
+        <w:ind w:left="567" w:hanging="283"/>
+        <w:jc w:val="both"/>
+      </w:pPr>
+      <w:r>
+        <w:rPr>
+          <w:rFonts w:ascii="Times New Roman" w:hAnsi="Times New Roman" w:cs="Times New Roman" w:eastAsia="Times New Roman"/>
+          <w:color w:val="000000"/>
+          <w:sz w:val="22"/>
+        </w:rPr>
+        <w:t xml:space="preserve">9. </w:t>
+      </w:r>
+      <w:r>
+        <w:rPr>
+          <w:rFonts w:ascii="Times New Roman" w:hAnsi="Times New Roman" w:cs="Times New Roman" w:eastAsia="Times New Roman"/>
+          <w:b w:val="0"/>
+          <w:i w:val="0"/>
+          <w:color w:val="000000"/>
+          <w:sz w:val="22"/>
+        </w:rPr>
+        <w:t>Вызвать лицо, проводившее осмотр 30.10.2023, и Левинского Н.К.</w:t>
+      </w:r>
+    </w:p>
+    <w:p>
+      <w:pPr>
+        <w:spacing w:after="40"/>
+        <w:ind w:left="567" w:hanging="283"/>
+        <w:jc w:val="both"/>
+      </w:pPr>
+      <w:r>
+        <w:rPr>
+          <w:rFonts w:ascii="Times New Roman" w:hAnsi="Times New Roman" w:cs="Times New Roman" w:eastAsia="Times New Roman"/>
+          <w:color w:val="000000"/>
+          <w:sz w:val="22"/>
+        </w:rPr>
+        <w:t xml:space="preserve">10. </w:t>
+      </w:r>
+      <w:r>
+        <w:rPr>
+          <w:rFonts w:ascii="Times New Roman" w:hAnsi="Times New Roman" w:cs="Times New Roman" w:eastAsia="Times New Roman"/>
+          <w:b w:val="0"/>
+          <w:i w:val="0"/>
+          <w:color w:val="000000"/>
+          <w:sz w:val="22"/>
+        </w:rPr>
+        <w:t>При сохранении технических противоречий назначить судебную экспертизу.</w:t>
+      </w:r>
+    </w:p>
+    <w:p>
+      <w:pPr>
+        <w:spacing w:after="40"/>
+        <w:ind w:left="567" w:hanging="283"/>
+        <w:jc w:val="both"/>
+      </w:pPr>
+      <w:r>
+        <w:rPr>
+          <w:rFonts w:ascii="Times New Roman" w:hAnsi="Times New Roman" w:cs="Times New Roman" w:eastAsia="Times New Roman"/>
+          <w:color w:val="000000"/>
+          <w:sz w:val="22"/>
+        </w:rPr>
+        <w:t xml:space="preserve">11. </w:t>
       </w:r>
       <w:r>
         <w:rPr>
